--- a/template/template_parcelado_rj.docx
+++ b/template/template_parcelado_rj.docx
@@ -158,11 +158,19 @@
         </w:rPr>
         <w:t xml:space="preserve">, com endereço na Rua </w:t>
       </w:r>
-      <w:r>
-        <w:rPr>
-          <w:rFonts w:ascii="Arial" w:hAnsi="Arial" w:cs="Arial"/>
-        </w:rPr>
-        <w:t xml:space="preserve">Braulina Baptista Lopes, </w:t>
+      <w:proofErr w:type="spellStart"/>
+      <w:r>
+        <w:rPr>
+          <w:rFonts w:ascii="Arial" w:hAnsi="Arial" w:cs="Arial"/>
+        </w:rPr>
+        <w:t>Braulina</w:t>
+      </w:r>
+      <w:proofErr w:type="spellEnd"/>
+      <w:r>
+        <w:rPr>
+          <w:rFonts w:ascii="Arial" w:hAnsi="Arial" w:cs="Arial"/>
+        </w:rPr>
+        <w:t xml:space="preserve"> Baptista Lopes, </w:t>
       </w:r>
       <w:r>
         <w:rPr>
@@ -2057,7 +2065,23 @@
           <w:rFonts w:ascii="Arial" w:hAnsi="Arial" w:cs="Arial"/>
           <w:b/>
         </w:rPr>
-        <w:t>05 de Agosto de 2026</w:t>
+        <w:t xml:space="preserve">05 de </w:t>
+      </w:r>
+      <w:proofErr w:type="gramStart"/>
+      <w:r>
+        <w:rPr>
+          <w:rFonts w:ascii="Arial" w:hAnsi="Arial" w:cs="Arial"/>
+          <w:b/>
+        </w:rPr>
+        <w:t>Agosto</w:t>
+      </w:r>
+      <w:proofErr w:type="gramEnd"/>
+      <w:r>
+        <w:rPr>
+          <w:rFonts w:ascii="Arial" w:hAnsi="Arial" w:cs="Arial"/>
+          <w:b/>
+        </w:rPr>
+        <w:t xml:space="preserve"> de 2026</w:t>
       </w:r>
       <w:r>
         <w:rPr>
@@ -2178,7 +2202,23 @@
           <w:rFonts w:ascii="Arial" w:hAnsi="Arial" w:cs="Arial"/>
           <w:b/>
         </w:rPr>
-        <w:t xml:space="preserve"> de Agosto de 2026. </w:t>
+        <w:t xml:space="preserve"> de </w:t>
+      </w:r>
+      <w:proofErr w:type="gramStart"/>
+      <w:r>
+        <w:rPr>
+          <w:rFonts w:ascii="Arial" w:hAnsi="Arial" w:cs="Arial"/>
+          <w:b/>
+        </w:rPr>
+        <w:t>Agosto</w:t>
+      </w:r>
+      <w:proofErr w:type="gramEnd"/>
+      <w:r>
+        <w:rPr>
+          <w:rFonts w:ascii="Arial" w:hAnsi="Arial" w:cs="Arial"/>
+          <w:b/>
+        </w:rPr>
+        <w:t xml:space="preserve"> de 2026. </w:t>
       </w:r>
       <w:r>
         <w:rPr>
@@ -3270,12 +3310,14 @@
         </w:rPr>
         <w:t xml:space="preserve"> </w:t>
       </w:r>
+      <w:proofErr w:type="spellStart"/>
       <w:r>
         <w:rPr>
           <w:rFonts w:ascii="Arial" w:hAnsi="Arial" w:cs="Arial"/>
         </w:rPr>
         <w:t>Code</w:t>
       </w:r>
+      <w:proofErr w:type="spellEnd"/>
       <w:r>
         <w:rPr>
           <w:rFonts w:ascii="Arial" w:hAnsi="Arial" w:cs="Arial"/>
@@ -4429,7 +4471,16 @@
           <w:bCs/>
           <w:color w:val="000000" w:themeColor="text1"/>
         </w:rPr>
-        <w:t xml:space="preserve"> O descumprimento do</w:t>
+        <w:t xml:space="preserve"> O descumprimento </w:t>
+      </w:r>
+      <w:proofErr w:type="gramStart"/>
+      <w:r>
+        <w:rPr>
+          <w:rFonts w:ascii="Arial" w:hAnsi="Arial" w:cs="Arial"/>
+          <w:bCs/>
+          <w:color w:val="000000" w:themeColor="text1"/>
+        </w:rPr>
+        <w:t>do</w:t>
       </w:r>
       <w:r>
         <w:rPr>
@@ -4455,6 +4506,7 @@
         </w:rPr>
         <w:t>item</w:t>
       </w:r>
+      <w:proofErr w:type="gramEnd"/>
       <w:r>
         <w:rPr>
           <w:rFonts w:ascii="Arial" w:hAnsi="Arial" w:cs="Arial"/>
@@ -5394,6 +5446,14 @@
           <w:b/>
           <w:bCs/>
         </w:rPr>
+        <w:t>2</w:t>
+      </w:r>
+      <w:r>
+        <w:rPr>
+          <w:rFonts w:ascii="Arial" w:hAnsi="Arial" w:cs="Arial"/>
+          <w:b/>
+          <w:bCs/>
+        </w:rPr>
         <w:t>}}</w:t>
       </w:r>
       <w:r>
@@ -5484,7 +5544,23 @@
           <w:b/>
           <w:bCs/>
         </w:rPr>
+        <w:t>2</w:t>
+      </w:r>
+      <w:r>
+        <w:rPr>
+          <w:rFonts w:ascii="Arial" w:hAnsi="Arial" w:cs="Arial"/>
+          <w:b/>
+          <w:bCs/>
+        </w:rPr>
         <w:t>}}</w:t>
+      </w:r>
+      <w:r>
+        <w:rPr>
+          <w:rFonts w:ascii="Arial" w:hAnsi="Arial" w:cs="Arial"/>
+          <w:b/>
+          <w:bCs/>
+        </w:rPr>
+        <w:t xml:space="preserve"> </w:t>
       </w:r>
       <w:r>
         <w:rPr>
@@ -6867,7 +6943,21 @@
         <w:rPr>
           <w:rFonts w:ascii="Arial" w:hAnsi="Arial" w:cs="Arial"/>
         </w:rPr>
-        <w:t xml:space="preserve">{{ENTRADAVALOR }} </w:t>
+        <w:t>{{</w:t>
+      </w:r>
+      <w:proofErr w:type="gramStart"/>
+      <w:r>
+        <w:rPr>
+          <w:rFonts w:ascii="Arial" w:hAnsi="Arial" w:cs="Arial"/>
+        </w:rPr>
+        <w:t>ENTRADAVALOR }</w:t>
+      </w:r>
+      <w:proofErr w:type="gramEnd"/>
+      <w:r>
+        <w:rPr>
+          <w:rFonts w:ascii="Arial" w:hAnsi="Arial" w:cs="Arial"/>
+        </w:rPr>
+        <w:t xml:space="preserve">} </w:t>
       </w:r>
       <w:r>
         <w:rPr>
@@ -8380,7 +8470,35 @@
         <w:rPr>
           <w:rFonts w:ascii="Arial" w:hAnsi="Arial" w:cs="Arial"/>
         </w:rPr>
-        <w:t>", todas e quaisquer informações e/ou dados de natureza confidencial (incluindo, sem limitação, os termos e condições deste instrumento e todos os segredos e/ou informações operacionais, patenteada ou não, de natureza técnica, operacional, econômica, de mercado, comercial, jurídica, contábil, societária, tributária, planos de negócios, invenções, processos e fórmulas, know how, designs, algoritmos, projetos, protocolos de procedimento, esboços, fotografias, plantas, desenhos, conceitos de produtos, especificações, amostras, relatórios, ideias, nomes de clientes, vendedores e/ou distribuidoras, informações de preços, dentre outras, as informações orais e escritas, reveladas, colocadas à disposição, cujo acesso tenha sido permitido, transmitidas e/ou divulgadas a</w:t>
+        <w:t xml:space="preserve">", todas e quaisquer informações e/ou dados de natureza confidencial (incluindo, sem limitação, os termos e condições deste instrumento e todos os segredos e/ou informações operacionais, patenteada ou não, de natureza técnica, operacional, econômica, de mercado, comercial, jurídica, contábil, societária, tributária, planos de negócios, invenções, processos e fórmulas, </w:t>
+      </w:r>
+      <w:proofErr w:type="spellStart"/>
+      <w:r>
+        <w:rPr>
+          <w:rFonts w:ascii="Arial" w:hAnsi="Arial" w:cs="Arial"/>
+        </w:rPr>
+        <w:t>know</w:t>
+      </w:r>
+      <w:proofErr w:type="spellEnd"/>
+      <w:r>
+        <w:rPr>
+          <w:rFonts w:ascii="Arial" w:hAnsi="Arial" w:cs="Arial"/>
+        </w:rPr>
+        <w:t xml:space="preserve"> </w:t>
+      </w:r>
+      <w:proofErr w:type="spellStart"/>
+      <w:r>
+        <w:rPr>
+          <w:rFonts w:ascii="Arial" w:hAnsi="Arial" w:cs="Arial"/>
+        </w:rPr>
+        <w:t>how</w:t>
+      </w:r>
+      <w:proofErr w:type="spellEnd"/>
+      <w:r>
+        <w:rPr>
+          <w:rFonts w:ascii="Arial" w:hAnsi="Arial" w:cs="Arial"/>
+        </w:rPr>
+        <w:t>, designs, algoritmos, projetos, protocolos de procedimento, esboços, fotografias, plantas, desenhos, conceitos de produtos, especificações, amostras, relatórios, ideias, nomes de clientes, vendedores e/ou distribuidoras, informações de preços, dentre outras, as informações orais e escritas, reveladas, colocadas à disposição, cujo acesso tenha sido permitido, transmitidas e/ou divulgadas a</w:t>
       </w:r>
       <w:r>
         <w:rPr>
@@ -8454,6 +8572,7 @@
         </w:rPr>
         <w:t>úblico, ou (ii) se tornaram conhecidas do público, em caráter geral, ap</w:t>
       </w:r>
+      <w:proofErr w:type="spellStart"/>
       <w:r>
         <w:rPr>
           <w:rFonts w:ascii="Arial" w:hAnsi="Arial" w:cs="Arial"/>
@@ -8461,6 +8580,7 @@
         </w:rPr>
         <w:t>ó</w:t>
       </w:r>
+      <w:proofErr w:type="spellEnd"/>
       <w:r>
         <w:rPr>
           <w:rFonts w:ascii="Arial" w:hAnsi="Arial" w:cs="Arial"/>
@@ -8475,6 +8595,7 @@
         </w:rPr>
         <w:t>blico ap</w:t>
       </w:r>
+      <w:proofErr w:type="spellStart"/>
       <w:r>
         <w:rPr>
           <w:rFonts w:ascii="Arial" w:hAnsi="Arial" w:cs="Arial"/>
@@ -8482,6 +8603,7 @@
         </w:rPr>
         <w:t>ó</w:t>
       </w:r>
+      <w:proofErr w:type="spellEnd"/>
       <w:r>
         <w:rPr>
           <w:rFonts w:ascii="Arial" w:hAnsi="Arial" w:cs="Arial"/>
@@ -11237,15 +11359,6 @@
 </file>
 
 <file path=customXml/item1.xml><?xml version="1.0" encoding="utf-8"?>
-<?mso-contentType ?>
-<FormTemplates xmlns="http://schemas.microsoft.com/sharepoint/v3/contenttype/forms">
-  <Display>DocumentLibraryForm</Display>
-  <Edit>DocumentLibraryForm</Edit>
-  <New>DocumentLibraryForm</New>
-</FormTemplates>
-</file>
-
-<file path=customXml/item2.xml><?xml version="1.0" encoding="utf-8"?>
 <p:properties xmlns:p="http://schemas.microsoft.com/office/2006/metadata/properties" xmlns:xsi="http://www.w3.org/2001/XMLSchema-instance" xmlns:pc="http://schemas.microsoft.com/office/infopath/2007/PartnerControls">
   <documentManagement>
     <lcf76f155ced4ddcb4097134ff3c332f xmlns="33654ad5-d282-4981-a8c8-a8822fbc35b9">
@@ -11260,11 +11373,16 @@
 </p:properties>
 </file>
 
-<file path=customXml/item3.xml><?xml version="1.0" encoding="utf-8"?>
-<b:Sources xmlns:b="http://schemas.openxmlformats.org/officeDocument/2006/bibliography" xmlns="http://schemas.openxmlformats.org/officeDocument/2006/bibliography" SelectedStyle="\APA.XSL" StyleName="APA"/>
+<file path=customXml/item2.xml><?xml version="1.0" encoding="utf-8"?>
+<?mso-contentType ?>
+<FormTemplates xmlns="http://schemas.microsoft.com/sharepoint/v3/contenttype/forms">
+  <Display>DocumentLibraryForm</Display>
+  <Edit>DocumentLibraryForm</Edit>
+  <New>DocumentLibraryForm</New>
+</FormTemplates>
 </file>
 
-<file path=customXml/item4.xml><?xml version="1.0" encoding="utf-8"?>
+<file path=customXml/item3.xml><?xml version="1.0" encoding="utf-8"?>
 <ct:contentTypeSchema xmlns:ct="http://schemas.microsoft.com/office/2006/metadata/contentType" xmlns:ma="http://schemas.microsoft.com/office/2006/metadata/properties/metaAttributes" ct:_="" ma:_="" ma:contentTypeName="Documento" ma:contentTypeID="0x010100D2300DB358EE5B46946C6B3EC032F97B" ma:contentTypeVersion="22" ma:contentTypeDescription="Crie um novo documento." ma:contentTypeScope="" ma:versionID="aa9ddffd00aed254b6aeb2f31970f58b">
   <xsd:schema xmlns:xsd="http://www.w3.org/2001/XMLSchema" xmlns:xs="http://www.w3.org/2001/XMLSchema" xmlns:p="http://schemas.microsoft.com/office/2006/metadata/properties" xmlns:ns2="33654ad5-d282-4981-a8c8-a8822fbc35b9" xmlns:ns3="b9048903-d8ec-4afd-ab52-583bd4eb6592" targetNamespace="http://schemas.microsoft.com/office/2006/metadata/properties" ma:root="true" ma:fieldsID="56313613a3112835b877611161f1947a" ns2:_="" ns3:_="">
     <xsd:import namespace="33654ad5-d282-4981-a8c8-a8822fbc35b9"/>
@@ -11543,15 +11661,11 @@
 </ct:contentTypeSchema>
 </file>
 
-<file path=customXml/itemProps1.xml><?xml version="1.0" encoding="utf-8"?>
-<ds:datastoreItem xmlns:ds="http://schemas.openxmlformats.org/officeDocument/2006/customXml" ds:itemID="{A8FDF9CD-DFE0-42B0-AA86-9CEEF4645DEB}">
-  <ds:schemaRefs>
-    <ds:schemaRef ds:uri="http://schemas.microsoft.com/sharepoint/v3/contenttype/forms"/>
-  </ds:schemaRefs>
-</ds:datastoreItem>
+<file path=customXml/item4.xml><?xml version="1.0" encoding="utf-8"?>
+<b:Sources xmlns:b="http://schemas.openxmlformats.org/officeDocument/2006/bibliography" xmlns="http://schemas.openxmlformats.org/officeDocument/2006/bibliography" SelectedStyle="\APA.XSL" StyleName="APA"/>
 </file>
 
-<file path=customXml/itemProps2.xml><?xml version="1.0" encoding="utf-8"?>
+<file path=customXml/itemProps1.xml><?xml version="1.0" encoding="utf-8"?>
 <ds:datastoreItem xmlns:ds="http://schemas.openxmlformats.org/officeDocument/2006/customXml" ds:itemID="{9D374E39-0C21-4940-9679-7C1E21D9F5E5}">
   <ds:schemaRefs>
     <ds:schemaRef ds:uri="http://schemas.microsoft.com/office/2006/metadata/properties"/>
@@ -11562,15 +11676,15 @@
 </ds:datastoreItem>
 </file>
 
-<file path=customXml/itemProps3.xml><?xml version="1.0" encoding="utf-8"?>
-<ds:datastoreItem xmlns:ds="http://schemas.openxmlformats.org/officeDocument/2006/customXml" ds:itemID="{2D9CA2EF-2A0F-4377-AA02-0725358BDBD9}">
+<file path=customXml/itemProps2.xml><?xml version="1.0" encoding="utf-8"?>
+<ds:datastoreItem xmlns:ds="http://schemas.openxmlformats.org/officeDocument/2006/customXml" ds:itemID="{A8FDF9CD-DFE0-42B0-AA86-9CEEF4645DEB}">
   <ds:schemaRefs>
-    <ds:schemaRef ds:uri="http://schemas.openxmlformats.org/officeDocument/2006/bibliography"/>
+    <ds:schemaRef ds:uri="http://schemas.microsoft.com/sharepoint/v3/contenttype/forms"/>
   </ds:schemaRefs>
 </ds:datastoreItem>
 </file>
 
-<file path=customXml/itemProps4.xml><?xml version="1.0" encoding="utf-8"?>
+<file path=customXml/itemProps3.xml><?xml version="1.0" encoding="utf-8"?>
 <ds:datastoreItem xmlns:ds="http://schemas.openxmlformats.org/officeDocument/2006/customXml" ds:itemID="{E6FF012C-7C4F-4460-A219-EB3BCDF974AC}">
   <ds:schemaRefs>
     <ds:schemaRef ds:uri="http://schemas.microsoft.com/office/2006/metadata/contentType"/>
@@ -11587,4 +11701,12 @@
     <ds:schemaRef ds:uri="http://schemas.microsoft.com/internal/obd"/>
   </ds:schemaRefs>
 </ds:datastoreItem>
+</file>
+
+<file path=customXml/itemProps4.xml><?xml version="1.0" encoding="utf-8"?>
+<ds:datastoreItem xmlns:ds="http://schemas.openxmlformats.org/officeDocument/2006/customXml" ds:itemID="{2D9CA2EF-2A0F-4377-AA02-0725358BDBD9}">
+  <ds:schemaRefs>
+    <ds:schemaRef ds:uri="http://schemas.openxmlformats.org/officeDocument/2006/bibliography"/>
+  </ds:schemaRefs>
+</ds:datastoreItem>
 </file>
--- a/template/template_parcelado_rj.docx
+++ b/template/template_parcelado_rj.docx
@@ -133,14 +133,12 @@
         <w:rPr>
           <w:rFonts w:ascii="Arial" w:hAnsi="Arial" w:cs="Arial"/>
           <w:b/>
-          <w:highlight w:val="green"/>
         </w:rPr>
         <w:t>MEU EXAGERADO NEGOCIOS DE VAREJO LTDA</w:t>
       </w:r>
       <w:r>
         <w:rPr>
           <w:rFonts w:ascii="Arial" w:hAnsi="Arial" w:cs="Arial"/>
-          <w:highlight w:val="green"/>
         </w:rPr>
         <w:t xml:space="preserve">, inscrita no CNPJ sob nº </w:t>
       </w:r>
@@ -148,7 +146,6 @@
         <w:rPr>
           <w:rFonts w:ascii="Arial" w:hAnsi="Arial" w:cs="Arial"/>
           <w:bCs/>
-          <w:highlight w:val="green"/>
         </w:rPr>
         <w:t>31.132.191/0001-79</w:t>
       </w:r>
@@ -156,7 +153,13 @@
         <w:rPr>
           <w:rFonts w:ascii="Arial" w:hAnsi="Arial" w:cs="Arial"/>
         </w:rPr>
-        <w:t xml:space="preserve">, com endereço na Rua </w:t>
+        <w:t>,</w:t>
+      </w:r>
+      <w:r>
+        <w:rPr>
+          <w:rFonts w:ascii="Arial" w:hAnsi="Arial" w:cs="Arial"/>
+        </w:rPr>
+        <w:t xml:space="preserve"> com endereço na Rua </w:t>
       </w:r>
       <w:proofErr w:type="spellStart"/>
       <w:r>
@@ -757,16 +760,14 @@
           <w:b/>
           <w:bCs/>
           <w:color w:val="000000" w:themeColor="text1"/>
-          <w:highlight w:val="yellow"/>
-        </w:rPr>
-      </w:pPr>
-      <w:r>
-        <w:rPr>
-          <w:rFonts w:ascii="Arial" w:hAnsi="Arial" w:cs="Arial"/>
-          <w:b/>
-          <w:bCs/>
-          <w:color w:val="000000" w:themeColor="text1"/>
-          <w:highlight w:val="yellow"/>
+        </w:rPr>
+      </w:pPr>
+      <w:r>
+        <w:rPr>
+          <w:rFonts w:ascii="Arial" w:hAnsi="Arial" w:cs="Arial"/>
+          <w:b/>
+          <w:bCs/>
+          <w:color w:val="000000" w:themeColor="text1"/>
         </w:rPr>
         <w:t>Horário de funcionamento:</w:t>
       </w:r>
@@ -780,16 +781,14 @@
           <w:b/>
           <w:bCs/>
           <w:color w:val="000000" w:themeColor="text1"/>
-          <w:highlight w:val="yellow"/>
-        </w:rPr>
-      </w:pPr>
-      <w:r>
-        <w:rPr>
-          <w:rFonts w:ascii="Arial" w:hAnsi="Arial" w:cs="Arial"/>
-          <w:b/>
-          <w:bCs/>
-          <w:color w:val="000000" w:themeColor="text1"/>
-          <w:highlight w:val="yellow"/>
+        </w:rPr>
+      </w:pPr>
+      <w:r>
+        <w:rPr>
+          <w:rFonts w:ascii="Arial" w:hAnsi="Arial" w:cs="Arial"/>
+          <w:b/>
+          <w:bCs/>
+          <w:color w:val="000000" w:themeColor="text1"/>
         </w:rPr>
         <w:t xml:space="preserve">DAS </w:t>
       </w:r>
@@ -799,7 +798,6 @@
           <w:b/>
           <w:bCs/>
           <w:color w:val="000000" w:themeColor="text1"/>
-          <w:highlight w:val="yellow"/>
         </w:rPr>
         <w:t>09:00</w:t>
       </w:r>
@@ -809,7 +807,6 @@
           <w:b/>
           <w:bCs/>
           <w:color w:val="000000" w:themeColor="text1"/>
-          <w:highlight w:val="yellow"/>
         </w:rPr>
         <w:t xml:space="preserve"> ÀS 22:00 – </w:t>
       </w:r>
@@ -818,7 +815,6 @@
           <w:rFonts w:ascii="Arial" w:hAnsi="Arial" w:cs="Arial"/>
           <w:b/>
           <w:bCs/>
-          <w:highlight w:val="yellow"/>
         </w:rPr>
         <w:t xml:space="preserve">Dia 05 </w:t>
       </w:r>
@@ -828,7 +824,6 @@
           <w:b/>
           <w:bCs/>
           <w:color w:val="000000" w:themeColor="text1"/>
-          <w:highlight w:val="yellow"/>
         </w:rPr>
         <w:t xml:space="preserve">– </w:t>
       </w:r>
@@ -837,7 +832,6 @@
           <w:rFonts w:ascii="Arial" w:hAnsi="Arial" w:cs="Arial"/>
           <w:b/>
           <w:bCs/>
-          <w:highlight w:val="yellow"/>
         </w:rPr>
         <w:t>Quarta Feira</w:t>
       </w:r>
@@ -851,16 +845,14 @@
           <w:b/>
           <w:bCs/>
           <w:color w:val="000000" w:themeColor="text1"/>
-          <w:highlight w:val="yellow"/>
-        </w:rPr>
-      </w:pPr>
-      <w:r>
-        <w:rPr>
-          <w:rFonts w:ascii="Arial" w:hAnsi="Arial" w:cs="Arial"/>
-          <w:b/>
-          <w:bCs/>
-          <w:color w:val="000000" w:themeColor="text1"/>
-          <w:highlight w:val="yellow"/>
+        </w:rPr>
+      </w:pPr>
+      <w:r>
+        <w:rPr>
+          <w:rFonts w:ascii="Arial" w:hAnsi="Arial" w:cs="Arial"/>
+          <w:b/>
+          <w:bCs/>
+          <w:color w:val="000000" w:themeColor="text1"/>
         </w:rPr>
         <w:t>DAS 10:00 ÀS 22:00 –</w:t>
       </w:r>
@@ -870,7 +862,6 @@
           <w:b/>
           <w:bCs/>
           <w:color w:val="000000" w:themeColor="text1"/>
-          <w:highlight w:val="yellow"/>
         </w:rPr>
         <w:t xml:space="preserve"> Dia 06 </w:t>
       </w:r>
@@ -880,7 +871,6 @@
           <w:b/>
           <w:bCs/>
           <w:color w:val="000000" w:themeColor="text1"/>
-          <w:highlight w:val="yellow"/>
         </w:rPr>
         <w:t>–</w:t>
       </w:r>
@@ -890,7 +880,6 @@
           <w:b/>
           <w:bCs/>
           <w:color w:val="000000" w:themeColor="text1"/>
-          <w:highlight w:val="yellow"/>
         </w:rPr>
         <w:t xml:space="preserve"> </w:t>
       </w:r>
@@ -899,7 +888,6 @@
           <w:rFonts w:ascii="Arial" w:hAnsi="Arial" w:cs="Arial"/>
           <w:b/>
           <w:bCs/>
-          <w:highlight w:val="yellow"/>
         </w:rPr>
         <w:t>Quinta Feira</w:t>
       </w:r>
@@ -913,16 +901,14 @@
           <w:b/>
           <w:bCs/>
           <w:color w:val="000000" w:themeColor="text1"/>
-          <w:highlight w:val="yellow"/>
-        </w:rPr>
-      </w:pPr>
-      <w:r>
-        <w:rPr>
-          <w:rFonts w:ascii="Arial" w:hAnsi="Arial" w:cs="Arial"/>
-          <w:b/>
-          <w:bCs/>
-          <w:color w:val="000000" w:themeColor="text1"/>
-          <w:highlight w:val="yellow"/>
+        </w:rPr>
+      </w:pPr>
+      <w:r>
+        <w:rPr>
+          <w:rFonts w:ascii="Arial" w:hAnsi="Arial" w:cs="Arial"/>
+          <w:b/>
+          <w:bCs/>
+          <w:color w:val="000000" w:themeColor="text1"/>
         </w:rPr>
         <w:t>DAS 10:00 ÀS 22:00 –</w:t>
       </w:r>
@@ -932,7 +918,6 @@
           <w:b/>
           <w:bCs/>
           <w:color w:val="000000" w:themeColor="text1"/>
-          <w:highlight w:val="yellow"/>
         </w:rPr>
         <w:t xml:space="preserve"> Dia 07</w:t>
       </w:r>
@@ -941,7 +926,6 @@
           <w:rFonts w:ascii="Arial" w:hAnsi="Arial" w:cs="Arial"/>
           <w:b/>
           <w:bCs/>
-          <w:highlight w:val="yellow"/>
         </w:rPr>
         <w:t xml:space="preserve"> </w:t>
       </w:r>
@@ -951,7 +935,6 @@
           <w:b/>
           <w:bCs/>
           <w:color w:val="000000" w:themeColor="text1"/>
-          <w:highlight w:val="yellow"/>
         </w:rPr>
         <w:t xml:space="preserve">– </w:t>
       </w:r>
@@ -960,7 +943,6 @@
           <w:rFonts w:ascii="Arial" w:hAnsi="Arial" w:cs="Arial"/>
           <w:b/>
           <w:bCs/>
-          <w:highlight w:val="yellow"/>
         </w:rPr>
         <w:t>Sexta Feira</w:t>
       </w:r>
@@ -974,16 +956,14 @@
           <w:b/>
           <w:bCs/>
           <w:color w:val="000000" w:themeColor="text1"/>
-          <w:highlight w:val="yellow"/>
-        </w:rPr>
-      </w:pPr>
-      <w:r>
-        <w:rPr>
-          <w:rFonts w:ascii="Arial" w:hAnsi="Arial" w:cs="Arial"/>
-          <w:b/>
-          <w:bCs/>
-          <w:color w:val="000000" w:themeColor="text1"/>
-          <w:highlight w:val="yellow"/>
+        </w:rPr>
+      </w:pPr>
+      <w:r>
+        <w:rPr>
+          <w:rFonts w:ascii="Arial" w:hAnsi="Arial" w:cs="Arial"/>
+          <w:b/>
+          <w:bCs/>
+          <w:color w:val="000000" w:themeColor="text1"/>
         </w:rPr>
         <w:t>DAS 10:00 ÀS 2</w:t>
       </w:r>
@@ -993,7 +973,6 @@
           <w:b/>
           <w:bCs/>
           <w:color w:val="000000" w:themeColor="text1"/>
-          <w:highlight w:val="yellow"/>
         </w:rPr>
         <w:t>2</w:t>
       </w:r>
@@ -1003,7 +982,6 @@
           <w:b/>
           <w:bCs/>
           <w:color w:val="000000" w:themeColor="text1"/>
-          <w:highlight w:val="yellow"/>
         </w:rPr>
         <w:t>:00</w:t>
       </w:r>
@@ -1013,37 +991,15 @@
           <w:b/>
           <w:bCs/>
           <w:color w:val="000000" w:themeColor="text1"/>
-          <w:highlight w:val="yellow"/>
-        </w:rPr>
-        <w:t xml:space="preserve"> </w:t>
-      </w:r>
-      <w:r>
-        <w:rPr>
-          <w:rFonts w:ascii="Arial" w:hAnsi="Arial" w:cs="Arial"/>
-          <w:b/>
-          <w:bCs/>
-          <w:color w:val="000000" w:themeColor="text1"/>
-          <w:highlight w:val="yellow"/>
-        </w:rPr>
-        <w:t>–</w:t>
-      </w:r>
-      <w:r>
-        <w:rPr>
-          <w:rFonts w:ascii="Arial" w:hAnsi="Arial" w:cs="Arial"/>
-          <w:b/>
-          <w:bCs/>
-          <w:color w:val="000000" w:themeColor="text1"/>
-          <w:highlight w:val="yellow"/>
-        </w:rPr>
-        <w:t xml:space="preserve"> Dia 08 </w:t>
-      </w:r>
-      <w:r>
-        <w:rPr>
-          <w:rFonts w:ascii="Arial" w:hAnsi="Arial" w:cs="Arial"/>
-          <w:b/>
-          <w:bCs/>
-          <w:color w:val="000000" w:themeColor="text1"/>
-          <w:highlight w:val="yellow"/>
+        </w:rPr>
+        <w:t xml:space="preserve"> – Dia 08 </w:t>
+      </w:r>
+      <w:r>
+        <w:rPr>
+          <w:rFonts w:ascii="Arial" w:hAnsi="Arial" w:cs="Arial"/>
+          <w:b/>
+          <w:bCs/>
+          <w:color w:val="000000" w:themeColor="text1"/>
         </w:rPr>
         <w:t xml:space="preserve">– </w:t>
       </w:r>
@@ -1052,7 +1008,6 @@
           <w:rFonts w:ascii="Arial" w:hAnsi="Arial" w:cs="Arial"/>
           <w:b/>
           <w:bCs/>
-          <w:highlight w:val="yellow"/>
         </w:rPr>
         <w:t>Sábado</w:t>
       </w:r>
@@ -1066,16 +1021,14 @@
           <w:b/>
           <w:bCs/>
           <w:color w:val="000000" w:themeColor="text1"/>
-          <w:highlight w:val="yellow"/>
-        </w:rPr>
-      </w:pPr>
-      <w:r>
-        <w:rPr>
-          <w:rFonts w:ascii="Arial" w:hAnsi="Arial" w:cs="Arial"/>
-          <w:b/>
-          <w:bCs/>
-          <w:color w:val="000000" w:themeColor="text1"/>
-          <w:highlight w:val="yellow"/>
+        </w:rPr>
+      </w:pPr>
+      <w:r>
+        <w:rPr>
+          <w:rFonts w:ascii="Arial" w:hAnsi="Arial" w:cs="Arial"/>
+          <w:b/>
+          <w:bCs/>
+          <w:color w:val="000000" w:themeColor="text1"/>
         </w:rPr>
         <w:t>DAS 10:00 ÀS 2</w:t>
       </w:r>
@@ -1085,7 +1038,6 @@
           <w:b/>
           <w:bCs/>
           <w:color w:val="000000" w:themeColor="text1"/>
-          <w:highlight w:val="yellow"/>
         </w:rPr>
         <w:t>1</w:t>
       </w:r>
@@ -1095,7 +1047,6 @@
           <w:b/>
           <w:bCs/>
           <w:color w:val="000000" w:themeColor="text1"/>
-          <w:highlight w:val="yellow"/>
         </w:rPr>
         <w:t xml:space="preserve">:00 – </w:t>
       </w:r>
@@ -1104,7 +1055,6 @@
           <w:rFonts w:ascii="Arial" w:hAnsi="Arial" w:cs="Arial"/>
           <w:b/>
           <w:bCs/>
-          <w:highlight w:val="yellow"/>
         </w:rPr>
         <w:t xml:space="preserve">Dia 09 </w:t>
       </w:r>
@@ -1114,7 +1064,6 @@
           <w:b/>
           <w:bCs/>
           <w:color w:val="000000" w:themeColor="text1"/>
-          <w:highlight w:val="yellow"/>
         </w:rPr>
         <w:t xml:space="preserve">– </w:t>
       </w:r>
@@ -1123,7 +1072,6 @@
           <w:rFonts w:ascii="Arial" w:hAnsi="Arial" w:cs="Arial"/>
           <w:b/>
           <w:bCs/>
-          <w:highlight w:val="yellow"/>
         </w:rPr>
         <w:t>Domingo</w:t>
       </w:r>
@@ -2179,7 +2127,6 @@
       <w:r>
         <w:rPr>
           <w:rFonts w:ascii="Arial" w:hAnsi="Arial" w:cs="Arial"/>
-          <w:highlight w:val="yellow"/>
         </w:rPr>
         <w:t xml:space="preserve">dia </w:t>
       </w:r>
@@ -4819,14 +4766,14 @@
         <w:rPr>
           <w:rFonts w:ascii="Arial" w:hAnsi="Arial" w:cs="Arial"/>
           <w:b/>
-          <w:color w:val="FF0000"/>
-        </w:rPr>
-      </w:pPr>
-      <w:r>
-        <w:rPr>
-          <w:rFonts w:ascii="Arial" w:hAnsi="Arial" w:cs="Arial"/>
-          <w:b/>
-          <w:color w:val="FF0000"/>
+          <w:color w:val="000000" w:themeColor="text1"/>
+        </w:rPr>
+      </w:pPr>
+      <w:r>
+        <w:rPr>
+          <w:rFonts w:ascii="Arial" w:hAnsi="Arial" w:cs="Arial"/>
+          <w:b/>
+          <w:color w:val="000000" w:themeColor="text1"/>
         </w:rPr>
         <w:t xml:space="preserve">DAS REGRAS DO LOCAL DO EVENTO </w:t>
       </w:r>
@@ -4838,7 +4785,7 @@
         <w:rPr>
           <w:rFonts w:ascii="Arial" w:hAnsi="Arial" w:cs="Arial"/>
           <w:b/>
-          <w:color w:val="FF0000"/>
+          <w:color w:val="000000" w:themeColor="text1"/>
         </w:rPr>
       </w:pPr>
     </w:p>
@@ -4849,20 +4796,79 @@
         <w:outlineLvl w:val="0"/>
         <w:rPr>
           <w:rFonts w:ascii="Arial" w:hAnsi="Arial" w:cs="Arial"/>
-          <w:color w:val="FF0000"/>
-        </w:rPr>
-      </w:pPr>
-      <w:r>
-        <w:rPr>
-          <w:rFonts w:ascii="Arial" w:hAnsi="Arial" w:cs="Arial"/>
-          <w:color w:val="FF0000"/>
-        </w:rPr>
-        <w:t xml:space="preserve">4.26. </w:t>
-      </w:r>
-      <w:r>
-        <w:rPr>
-          <w:rFonts w:ascii="Arial" w:hAnsi="Arial" w:cs="Arial"/>
-          <w:color w:val="FF0000"/>
+          <w:color w:val="000000" w:themeColor="text1"/>
+        </w:rPr>
+      </w:pPr>
+      <w:r>
+        <w:rPr>
+          <w:rFonts w:ascii="Arial" w:hAnsi="Arial" w:cs="Arial"/>
+          <w:color w:val="000000" w:themeColor="text1"/>
+        </w:rPr>
+        <w:t xml:space="preserve">4.26. O </w:t>
+      </w:r>
+      <w:r>
+        <w:rPr>
+          <w:rFonts w:ascii="Arial" w:hAnsi="Arial" w:cs="Arial"/>
+          <w:b/>
+          <w:color w:val="000000" w:themeColor="text1"/>
+        </w:rPr>
+        <w:t>EXPOSITOR</w:t>
+      </w:r>
+      <w:r>
+        <w:rPr>
+          <w:rFonts w:ascii="Arial" w:hAnsi="Arial" w:cs="Arial"/>
+          <w:color w:val="000000" w:themeColor="text1"/>
+        </w:rPr>
+        <w:t xml:space="preserve"> declara ciência de que o evento é realizado em espaço administrado por terceiro e que sua participação está condicionada ao integral cumprimento das normas do local do evento e de sua administração, bem como do Manual do Expositor e demais diretrizes operacionais e técnicas expedidas pela </w:t>
+      </w:r>
+      <w:r>
+        <w:rPr>
+          <w:rFonts w:ascii="Arial" w:hAnsi="Arial" w:cs="Arial"/>
+          <w:b/>
+          <w:color w:val="000000" w:themeColor="text1"/>
+        </w:rPr>
+        <w:t>ORGANIZADORA</w:t>
+      </w:r>
+      <w:r>
+        <w:rPr>
+          <w:rFonts w:ascii="Arial" w:hAnsi="Arial" w:cs="Arial"/>
+          <w:color w:val="000000" w:themeColor="text1"/>
+        </w:rPr>
+        <w:t>.</w:t>
+      </w:r>
+    </w:p>
+    <w:p>
+      <w:pPr>
+        <w:spacing w:after="0" w:line="240" w:lineRule="auto"/>
+        <w:jc w:val="both"/>
+        <w:outlineLvl w:val="0"/>
+        <w:rPr>
+          <w:rFonts w:ascii="Arial" w:hAnsi="Arial" w:cs="Arial"/>
+          <w:color w:val="000000" w:themeColor="text1"/>
+        </w:rPr>
+      </w:pPr>
+    </w:p>
+    <w:p>
+      <w:pPr>
+        <w:spacing w:after="0" w:line="240" w:lineRule="auto"/>
+        <w:jc w:val="both"/>
+        <w:outlineLvl w:val="0"/>
+        <w:rPr>
+          <w:rFonts w:ascii="Arial" w:hAnsi="Arial" w:cs="Arial"/>
+          <w:color w:val="000000" w:themeColor="text1"/>
+        </w:rPr>
+      </w:pPr>
+      <w:r>
+        <w:rPr>
+          <w:rFonts w:ascii="Arial" w:hAnsi="Arial" w:cs="Arial"/>
+          <w:color w:val="000000" w:themeColor="text1"/>
+        </w:rPr>
+        <w:t xml:space="preserve">4.27. </w:t>
+      </w:r>
+      <w:r>
+        <w:rPr>
+          <w:rFonts w:ascii="Arial" w:hAnsi="Arial" w:cs="Arial"/>
+          <w:color w:val="000000" w:themeColor="text1"/>
         </w:rPr>
         <w:t xml:space="preserve">O </w:t>
       </w:r>
@@ -4870,29 +4876,102 @@
         <w:rPr>
           <w:rFonts w:ascii="Arial" w:hAnsi="Arial" w:cs="Arial"/>
           <w:b/>
-          <w:color w:val="FF0000"/>
+          <w:color w:val="000000" w:themeColor="text1"/>
         </w:rPr>
         <w:t>EXPOSITOR</w:t>
       </w:r>
       <w:r>
         <w:rPr>
           <w:rFonts w:ascii="Arial" w:hAnsi="Arial" w:cs="Arial"/>
-          <w:color w:val="FF0000"/>
-        </w:rPr>
-        <w:t xml:space="preserve"> declara ciência de que o evento é realizado em espaço administrado por terceiro e que sua participação está condicionada ao integral cumprimento das normas do local do evento e de sua administração, bem como do Manual do Expositor e demais diretrizes operacionais e técnicas expedidas pela </w:t>
-      </w:r>
-      <w:r>
-        <w:rPr>
-          <w:rFonts w:ascii="Arial" w:hAnsi="Arial" w:cs="Arial"/>
-          <w:b/>
-          <w:color w:val="FF0000"/>
+          <w:color w:val="000000" w:themeColor="text1"/>
+        </w:rPr>
+        <w:t xml:space="preserve"> obriga-se a respeitar as regras de uso do espaço, segurança, carga elétrica, montagem, desmontagem, circulação, níveis sonoros, acesso, descarte de resíduos e demais exigências técnicas aplicáveis ao local, responsabilizando-se integralmente por sua atuação e pela conduta de seus prepostos, fornecedores, montadores e contratados.</w:t>
+      </w:r>
+    </w:p>
+    <w:p>
+      <w:pPr>
+        <w:spacing w:after="0" w:line="240" w:lineRule="auto"/>
+        <w:jc w:val="both"/>
+        <w:outlineLvl w:val="0"/>
+        <w:rPr>
+          <w:rFonts w:ascii="Arial" w:hAnsi="Arial" w:cs="Arial"/>
+          <w:color w:val="000000" w:themeColor="text1"/>
+        </w:rPr>
+      </w:pPr>
+    </w:p>
+    <w:p>
+      <w:pPr>
+        <w:spacing w:after="0" w:line="240" w:lineRule="auto"/>
+        <w:jc w:val="both"/>
+        <w:outlineLvl w:val="0"/>
+        <w:rPr>
+          <w:rFonts w:ascii="Arial" w:hAnsi="Arial" w:cs="Arial"/>
+          <w:color w:val="000000" w:themeColor="text1"/>
+        </w:rPr>
+      </w:pPr>
+      <w:r>
+        <w:rPr>
+          <w:rFonts w:ascii="Arial" w:hAnsi="Arial" w:cs="Arial"/>
+          <w:color w:val="000000" w:themeColor="text1"/>
+        </w:rPr>
+        <w:t xml:space="preserve">4.28. </w:t>
+      </w:r>
+      <w:r>
+        <w:rPr>
+          <w:rFonts w:ascii="Arial" w:hAnsi="Arial" w:cs="Arial"/>
+          <w:color w:val="000000" w:themeColor="text1"/>
+        </w:rPr>
+        <w:t xml:space="preserve">O </w:t>
+      </w:r>
+      <w:r>
+        <w:rPr>
+          <w:rFonts w:ascii="Arial" w:hAnsi="Arial" w:cs="Arial"/>
+          <w:b/>
+          <w:color w:val="000000" w:themeColor="text1"/>
+        </w:rPr>
+        <w:t>EXPOSITOR</w:t>
+      </w:r>
+      <w:r>
+        <w:rPr>
+          <w:rFonts w:ascii="Arial" w:hAnsi="Arial" w:cs="Arial"/>
+          <w:color w:val="000000" w:themeColor="text1"/>
+        </w:rPr>
+        <w:t xml:space="preserve"> responde por todos os danos materiais e operacionais causados ao espaço do evento, à </w:t>
+      </w:r>
+      <w:r>
+        <w:rPr>
+          <w:rFonts w:ascii="Arial" w:hAnsi="Arial" w:cs="Arial"/>
+          <w:b/>
+          <w:color w:val="000000" w:themeColor="text1"/>
         </w:rPr>
         <w:t>ORGANIZADORA</w:t>
       </w:r>
       <w:r>
         <w:rPr>
           <w:rFonts w:ascii="Arial" w:hAnsi="Arial" w:cs="Arial"/>
-          <w:color w:val="FF0000"/>
+          <w:color w:val="000000" w:themeColor="text1"/>
+        </w:rPr>
+        <w:t xml:space="preserve">, a outros expositores ou a terceiros, bem como por multas e cobranças impostas pela administração do local quando decorrentes de sua conduta, de seu estande, de seus </w:t>
+      </w:r>
+      <w:r>
+        <w:rPr>
+          <w:rFonts w:ascii="Arial" w:hAnsi="Arial" w:cs="Arial"/>
+          <w:color w:val="000000" w:themeColor="text1"/>
+        </w:rPr>
+        <w:t xml:space="preserve">produtos ou de seus prestadores, ainda que aplicadas diretamente à </w:t>
+      </w:r>
+      <w:r>
+        <w:rPr>
+          <w:rFonts w:ascii="Arial" w:hAnsi="Arial" w:cs="Arial"/>
+          <w:b/>
+          <w:color w:val="000000" w:themeColor="text1"/>
+        </w:rPr>
+        <w:t>ORGANIZADORA</w:t>
+      </w:r>
+      <w:r>
+        <w:rPr>
+          <w:rFonts w:ascii="Arial" w:hAnsi="Arial" w:cs="Arial"/>
+          <w:color w:val="000000" w:themeColor="text1"/>
         </w:rPr>
         <w:t>.</w:t>
       </w:r>
@@ -4904,153 +4983,8 @@
         <w:outlineLvl w:val="0"/>
         <w:rPr>
           <w:rFonts w:ascii="Arial" w:hAnsi="Arial" w:cs="Arial"/>
-          <w:color w:val="FF0000"/>
-        </w:rPr>
-      </w:pPr>
-    </w:p>
-    <w:p>
-      <w:pPr>
-        <w:spacing w:after="0" w:line="240" w:lineRule="auto"/>
-        <w:jc w:val="both"/>
-        <w:outlineLvl w:val="0"/>
-        <w:rPr>
-          <w:rFonts w:ascii="Arial" w:hAnsi="Arial" w:cs="Arial"/>
-          <w:color w:val="FF0000"/>
-        </w:rPr>
-      </w:pPr>
-      <w:r>
-        <w:rPr>
-          <w:rFonts w:ascii="Arial" w:hAnsi="Arial" w:cs="Arial"/>
-          <w:color w:val="FF0000"/>
-        </w:rPr>
-        <w:t xml:space="preserve">4.27. </w:t>
-      </w:r>
-      <w:r>
-        <w:rPr>
-          <w:rFonts w:ascii="Arial" w:hAnsi="Arial" w:cs="Arial"/>
-          <w:color w:val="FF0000"/>
-        </w:rPr>
-        <w:t xml:space="preserve">O </w:t>
-      </w:r>
-      <w:r>
-        <w:rPr>
-          <w:rFonts w:ascii="Arial" w:hAnsi="Arial" w:cs="Arial"/>
-          <w:b/>
-          <w:color w:val="FF0000"/>
-        </w:rPr>
-        <w:t>EXPOSITOR</w:t>
-      </w:r>
-      <w:r>
-        <w:rPr>
-          <w:rFonts w:ascii="Arial" w:hAnsi="Arial" w:cs="Arial"/>
-          <w:color w:val="FF0000"/>
-        </w:rPr>
-        <w:t xml:space="preserve"> obriga-se a respeitar as regras de uso do espaço, segurança, carga elétrica, montagem, desmontagem, circulação, níveis sonoros, acesso, descarte de resíduos e demais exigências técnicas aplicáveis ao local, responsabilizando-se integralmente por sua atuação e pela conduta de seus prepostos, fornecedores, montadores e contratados.</w:t>
-      </w:r>
-    </w:p>
-    <w:p>
-      <w:pPr>
-        <w:spacing w:after="0" w:line="240" w:lineRule="auto"/>
-        <w:jc w:val="both"/>
-        <w:outlineLvl w:val="0"/>
-        <w:rPr>
-          <w:rFonts w:ascii="Arial" w:hAnsi="Arial" w:cs="Arial"/>
-          <w:color w:val="FF0000"/>
-        </w:rPr>
-      </w:pPr>
-    </w:p>
-    <w:p>
-      <w:pPr>
-        <w:spacing w:after="0" w:line="240" w:lineRule="auto"/>
-        <w:jc w:val="both"/>
-        <w:outlineLvl w:val="0"/>
-        <w:rPr>
-          <w:rFonts w:ascii="Arial" w:hAnsi="Arial" w:cs="Arial"/>
-          <w:color w:val="FF0000"/>
-        </w:rPr>
-      </w:pPr>
-      <w:r>
-        <w:rPr>
-          <w:rFonts w:ascii="Arial" w:hAnsi="Arial" w:cs="Arial"/>
-          <w:color w:val="FF0000"/>
-        </w:rPr>
-        <w:t xml:space="preserve">4.28. </w:t>
-      </w:r>
-      <w:r>
-        <w:rPr>
-          <w:rFonts w:ascii="Arial" w:hAnsi="Arial" w:cs="Arial"/>
-          <w:color w:val="FF0000"/>
-        </w:rPr>
-        <w:t xml:space="preserve">O </w:t>
-      </w:r>
-      <w:r>
-        <w:rPr>
-          <w:rFonts w:ascii="Arial" w:hAnsi="Arial" w:cs="Arial"/>
-          <w:b/>
-          <w:color w:val="FF0000"/>
-        </w:rPr>
-        <w:t>EXPOSITOR</w:t>
-      </w:r>
-      <w:r>
-        <w:rPr>
-          <w:rFonts w:ascii="Arial" w:hAnsi="Arial" w:cs="Arial"/>
-          <w:color w:val="FF0000"/>
-        </w:rPr>
-        <w:t xml:space="preserve"> responde por todos os danos materiais e operacionais causados ao espaço do evento, à </w:t>
-      </w:r>
-      <w:r>
-        <w:rPr>
-          <w:rFonts w:ascii="Arial" w:hAnsi="Arial" w:cs="Arial"/>
-          <w:b/>
-          <w:color w:val="FF0000"/>
-        </w:rPr>
-        <w:t>ORGANIZADORA</w:t>
-      </w:r>
-      <w:r>
-        <w:rPr>
-          <w:rFonts w:ascii="Arial" w:hAnsi="Arial" w:cs="Arial"/>
-          <w:color w:val="FF0000"/>
-        </w:rPr>
-        <w:t xml:space="preserve">, a outros expositores ou a terceiros, bem como por multas e cobranças impostas pela administração do local quando decorrentes de sua conduta, de seu estande, de seus </w:t>
-      </w:r>
-      <w:r>
-        <w:rPr>
-          <w:rFonts w:ascii="Arial" w:hAnsi="Arial" w:cs="Arial"/>
-          <w:color w:val="FF0000"/>
-        </w:rPr>
-        <w:t xml:space="preserve">produtos ou de seus prestadores, </w:t>
-      </w:r>
-      <w:r>
-        <w:rPr>
-          <w:rFonts w:ascii="Arial" w:hAnsi="Arial" w:cs="Arial"/>
-          <w:color w:val="FF0000"/>
-        </w:rPr>
-        <w:t xml:space="preserve">ainda que aplicadas diretamente à </w:t>
-      </w:r>
-      <w:r>
-        <w:rPr>
-          <w:rFonts w:ascii="Arial" w:hAnsi="Arial" w:cs="Arial"/>
-          <w:b/>
-          <w:color w:val="FF0000"/>
-        </w:rPr>
-        <w:t>ORGANIZADORA</w:t>
-      </w:r>
-      <w:r>
-        <w:rPr>
-          <w:rFonts w:ascii="Arial" w:hAnsi="Arial" w:cs="Arial"/>
-          <w:color w:val="FF0000"/>
-        </w:rPr>
-        <w:t>.</w:t>
-      </w:r>
-    </w:p>
-    <w:p>
-      <w:pPr>
-        <w:spacing w:after="0" w:line="240" w:lineRule="auto"/>
-        <w:jc w:val="both"/>
-        <w:outlineLvl w:val="0"/>
-        <w:rPr>
-          <w:rFonts w:ascii="Arial" w:hAnsi="Arial" w:cs="Arial"/>
-          <w:b/>
+          <w:b/>
+          <w:color w:val="000000" w:themeColor="text1"/>
         </w:rPr>
       </w:pPr>
     </w:p>
@@ -7118,7 +7052,6 @@
           <w:rFonts w:ascii="Arial" w:hAnsi="Arial" w:cs="Arial"/>
           <w:b/>
           <w:bCs/>
-          <w:highlight w:val="green"/>
         </w:rPr>
         <w:t xml:space="preserve">CHAVE PIX: </w:t>
       </w:r>
@@ -7127,7 +7060,6 @@
           <w:rFonts w:ascii="Arial" w:hAnsi="Arial" w:cs="Arial"/>
           <w:b/>
           <w:bCs/>
-          <w:highlight w:val="green"/>
         </w:rPr>
         <w:t>31.132.191/0001-79 - MEU EXAGERADO NEGOCIOS DE VAREJO LTDA</w:t>
       </w:r>
@@ -7929,15 +7861,13 @@
         <w:rPr>
           <w:rFonts w:ascii="Arial" w:hAnsi="Arial" w:cs="Arial"/>
           <w:color w:val="000000" w:themeColor="text1"/>
-          <w:highlight w:val="green"/>
-        </w:rPr>
-      </w:pPr>
-      <w:r>
-        <w:rPr>
-          <w:rFonts w:ascii="Arial" w:hAnsi="Arial" w:cs="Arial"/>
-          <w:b/>
-          <w:bCs/>
-          <w:highlight w:val="green"/>
+        </w:rPr>
+      </w:pPr>
+      <w:r>
+        <w:rPr>
+          <w:rFonts w:ascii="Arial" w:hAnsi="Arial" w:cs="Arial"/>
+          <w:b/>
+          <w:bCs/>
         </w:rPr>
         <w:t>C</w:t>
       </w:r>
@@ -7946,7 +7876,6 @@
           <w:rFonts w:ascii="Arial" w:hAnsi="Arial" w:cs="Arial"/>
           <w:b/>
           <w:bCs/>
-          <w:highlight w:val="green"/>
         </w:rPr>
         <w:t>LÁUSULA 8</w:t>
       </w:r>
@@ -7955,7 +7884,6 @@
           <w:rFonts w:ascii="Arial" w:hAnsi="Arial" w:cs="Arial"/>
           <w:b/>
           <w:bCs/>
-          <w:highlight w:val="green"/>
         </w:rPr>
         <w:t>ª GARANTIA</w:t>
       </w:r>
@@ -7966,27 +7894,23 @@
         <w:jc w:val="both"/>
         <w:rPr>
           <w:rFonts w:ascii="Arial" w:hAnsi="Arial" w:cs="Arial"/>
-          <w:highlight w:val="green"/>
-        </w:rPr>
-      </w:pPr>
-      <w:r>
-        <w:rPr>
-          <w:rFonts w:ascii="Arial" w:hAnsi="Arial" w:cs="Arial"/>
-          <w:highlight w:val="green"/>
+        </w:rPr>
+      </w:pPr>
+      <w:r>
+        <w:rPr>
+          <w:rFonts w:ascii="Arial" w:hAnsi="Arial" w:cs="Arial"/>
         </w:rPr>
         <w:t>8</w:t>
       </w:r>
       <w:r>
         <w:rPr>
           <w:rFonts w:ascii="Arial" w:hAnsi="Arial" w:cs="Arial"/>
-          <w:highlight w:val="green"/>
         </w:rPr>
         <w:t xml:space="preserve">.1. </w:t>
       </w:r>
       <w:r>
         <w:rPr>
           <w:rFonts w:ascii="Arial" w:hAnsi="Arial" w:cs="Arial"/>
-          <w:highlight w:val="green"/>
         </w:rPr>
         <w:t>Para garantia do cumprimento das obrigações financeiras assumidas neste contrato, os sócios do EXPOSITOR firmam o presente instrumento como fiadores, nos termos dos artigos 818 e seguintes do Código Civil, renunciando expressamente ao benefício de ordem previsto no artigo 827, limitando-se a presente garantia às obrigações de natureza pecuniária decorrentes deste contrato.</w:t>
       </w:r>
@@ -7998,14 +7922,12 @@
         <w:rPr>
           <w:rFonts w:ascii="Arial" w:hAnsi="Arial" w:cs="Arial"/>
           <w:b/>
-          <w:highlight w:val="green"/>
-        </w:rPr>
-      </w:pPr>
-      <w:r>
-        <w:rPr>
-          <w:rFonts w:ascii="Arial" w:hAnsi="Arial" w:cs="Arial"/>
-          <w:b/>
-          <w:highlight w:val="green"/>
+        </w:rPr>
+      </w:pPr>
+      <w:r>
+        <w:rPr>
+          <w:rFonts w:ascii="Arial" w:hAnsi="Arial" w:cs="Arial"/>
+          <w:b/>
         </w:rPr>
         <w:t xml:space="preserve">CLÁUSULA 9ª PENALIDADES </w:t>
       </w:r>
@@ -8016,13 +7938,11 @@
         <w:jc w:val="both"/>
         <w:rPr>
           <w:rFonts w:ascii="Arial" w:hAnsi="Arial" w:cs="Arial"/>
-          <w:highlight w:val="green"/>
-        </w:rPr>
-      </w:pPr>
-      <w:r>
-        <w:rPr>
-          <w:rFonts w:ascii="Arial" w:hAnsi="Arial" w:cs="Arial"/>
-          <w:highlight w:val="green"/>
+        </w:rPr>
+      </w:pPr>
+      <w:r>
+        <w:rPr>
+          <w:rFonts w:ascii="Arial" w:hAnsi="Arial" w:cs="Arial"/>
         </w:rPr>
         <w:t>9.1. O descumprimento de quaisquer obrigações previstas neste contrato, inclusive aquelas relativas à montagem, uso do espaço, cronograma, regulamentos técnicos e obrigações financeiras, poderá sujeitar o EXPOSITOR à aplicação das penalidades abaixo, sem prejuízo de outras sanções legais ou contratuais cabíveis:</w:t>
       </w:r>
@@ -8033,13 +7953,11 @@
         <w:jc w:val="both"/>
         <w:rPr>
           <w:rFonts w:ascii="Arial" w:hAnsi="Arial" w:cs="Arial"/>
-          <w:highlight w:val="green"/>
-        </w:rPr>
-      </w:pPr>
-      <w:r>
-        <w:rPr>
-          <w:rFonts w:ascii="Arial" w:hAnsi="Arial" w:cs="Arial"/>
-          <w:highlight w:val="green"/>
+        </w:rPr>
+      </w:pPr>
+      <w:r>
+        <w:rPr>
+          <w:rFonts w:ascii="Arial" w:hAnsi="Arial" w:cs="Arial"/>
         </w:rPr>
         <w:t>I. Desmontagem antecipada: multa equivalente a 30% (trinta por cento) do valor total contratado;</w:t>
       </w:r>
@@ -8050,13 +7968,11 @@
         <w:jc w:val="both"/>
         <w:rPr>
           <w:rFonts w:ascii="Arial" w:hAnsi="Arial" w:cs="Arial"/>
-          <w:highlight w:val="green"/>
-        </w:rPr>
-      </w:pPr>
-      <w:r>
-        <w:rPr>
-          <w:rFonts w:ascii="Arial" w:hAnsi="Arial" w:cs="Arial"/>
-          <w:highlight w:val="green"/>
+        </w:rPr>
+      </w:pPr>
+      <w:r>
+        <w:rPr>
+          <w:rFonts w:ascii="Arial" w:hAnsi="Arial" w:cs="Arial"/>
         </w:rPr>
         <w:t>II. Inadimplemento de obrigações financeiras: multa moratória de 2% (dois por cento) sobre o valor devido, acrescida de juros de 1% (um por cento) ao mês e correção monetária pelo IPCA-E;</w:t>
       </w:r>
@@ -8067,13 +7983,11 @@
         <w:jc w:val="both"/>
         <w:rPr>
           <w:rFonts w:ascii="Arial" w:hAnsi="Arial" w:cs="Arial"/>
-          <w:highlight w:val="green"/>
-        </w:rPr>
-      </w:pPr>
-      <w:r>
-        <w:rPr>
-          <w:rFonts w:ascii="Arial" w:hAnsi="Arial" w:cs="Arial"/>
-          <w:highlight w:val="green"/>
+        </w:rPr>
+      </w:pPr>
+      <w:r>
+        <w:rPr>
+          <w:rFonts w:ascii="Arial" w:hAnsi="Arial" w:cs="Arial"/>
         </w:rPr>
         <w:t>III. Uso indevido do espaço ou descumprimento de normas do local do evento: multa de R$ 5.000,00 (cinco mil reais) por infração, podendo, conforme a gravidade, haver interdição do estande ou exclusão do evento;</w:t>
       </w:r>
@@ -8084,41 +7998,35 @@
         <w:jc w:val="both"/>
         <w:rPr>
           <w:rFonts w:ascii="Arial" w:hAnsi="Arial" w:cs="Arial"/>
-          <w:highlight w:val="green"/>
-        </w:rPr>
-      </w:pPr>
-      <w:r>
-        <w:rPr>
-          <w:rFonts w:ascii="Arial" w:hAnsi="Arial" w:cs="Arial"/>
-          <w:highlight w:val="green"/>
+        </w:rPr>
+      </w:pPr>
+      <w:r>
+        <w:rPr>
+          <w:rFonts w:ascii="Arial" w:hAnsi="Arial" w:cs="Arial"/>
         </w:rPr>
         <w:t>IV. Montagem irregular: c</w:t>
       </w:r>
       <w:r>
         <w:rPr>
           <w:rFonts w:ascii="Arial" w:hAnsi="Arial" w:cs="Arial"/>
-          <w:highlight w:val="green"/>
         </w:rPr>
         <w:t>aso realizada</w:t>
       </w:r>
       <w:r>
         <w:rPr>
           <w:rFonts w:ascii="Arial" w:hAnsi="Arial" w:cs="Arial"/>
-          <w:highlight w:val="green"/>
         </w:rPr>
         <w:t xml:space="preserve"> por fornecedores não autorizados ou sem a documentação obrigatória, multa </w:t>
       </w:r>
       <w:r>
         <w:rPr>
           <w:rFonts w:ascii="Arial" w:hAnsi="Arial" w:cs="Arial"/>
-          <w:highlight w:val="green"/>
         </w:rPr>
         <w:t>equivalente a</w:t>
       </w:r>
       <w:r>
         <w:rPr>
           <w:rFonts w:ascii="Arial" w:hAnsi="Arial" w:cs="Arial"/>
-          <w:highlight w:val="green"/>
         </w:rPr>
         <w:t xml:space="preserve"> 30% (trinta por cento) do valor total contratado, além do impedimento de montagem;</w:t>
       </w:r>
@@ -8129,20 +8037,17 @@
         <w:jc w:val="both"/>
         <w:rPr>
           <w:rFonts w:ascii="Arial" w:hAnsi="Arial" w:cs="Arial"/>
-          <w:highlight w:val="green"/>
-        </w:rPr>
-      </w:pPr>
-      <w:r>
-        <w:rPr>
-          <w:rFonts w:ascii="Arial" w:hAnsi="Arial" w:cs="Arial"/>
-          <w:highlight w:val="green"/>
+        </w:rPr>
+      </w:pPr>
+      <w:r>
+        <w:rPr>
+          <w:rFonts w:ascii="Arial" w:hAnsi="Arial" w:cs="Arial"/>
         </w:rPr>
         <w:t xml:space="preserve">Parágrafo único: </w:t>
       </w:r>
       <w:r>
         <w:rPr>
           <w:rFonts w:ascii="Arial" w:hAnsi="Arial" w:cs="Arial"/>
-          <w:highlight w:val="green"/>
         </w:rPr>
         <w:t>Na hipótese de utilização de montadora oficial ou previamente indicada/credenciada pela ORGANIZAÇÃO, o EXPOSITOR não será responsabilizado por falhas técnicas ou operacionais diretamente imputáveis à referida montadora, permanecendo, contudo, responsável pela sua contratação, pelo cumprimento das orientações do evento e pela fiscalização geral da execução dos serviços no seu estande.</w:t>
       </w:r>
@@ -8153,13 +8058,11 @@
         <w:jc w:val="both"/>
         <w:rPr>
           <w:rFonts w:ascii="Arial" w:hAnsi="Arial" w:cs="Arial"/>
-          <w:highlight w:val="green"/>
-        </w:rPr>
-      </w:pPr>
-      <w:r>
-        <w:rPr>
-          <w:rFonts w:ascii="Arial" w:hAnsi="Arial" w:cs="Arial"/>
-          <w:highlight w:val="green"/>
+        </w:rPr>
+      </w:pPr>
+      <w:r>
+        <w:rPr>
+          <w:rFonts w:ascii="Arial" w:hAnsi="Arial" w:cs="Arial"/>
         </w:rPr>
         <w:t>V. Rescisão unilateral imotivada pelo EXPOSITOR: aplicação das retenções previstas na cláusula de rescisão, bem como retenção de valores correspondentes às despesas já incorridas pela ORGANIZAÇÃO;</w:t>
       </w:r>
@@ -8170,41 +8073,35 @@
         <w:jc w:val="both"/>
         <w:rPr>
           <w:rFonts w:ascii="Arial" w:hAnsi="Arial" w:cs="Arial"/>
-          <w:highlight w:val="green"/>
-        </w:rPr>
-      </w:pPr>
-      <w:r>
-        <w:rPr>
-          <w:rFonts w:ascii="Arial" w:hAnsi="Arial" w:cs="Arial"/>
-          <w:highlight w:val="green"/>
+        </w:rPr>
+      </w:pPr>
+      <w:r>
+        <w:rPr>
+          <w:rFonts w:ascii="Arial" w:hAnsi="Arial" w:cs="Arial"/>
         </w:rPr>
         <w:t xml:space="preserve">VI. Infrações sem penalidade específica: multa não compensatória no valor de </w:t>
       </w:r>
       <w:r>
         <w:rPr>
           <w:rFonts w:ascii="Arial" w:hAnsi="Arial" w:cs="Arial"/>
-          <w:highlight w:val="green"/>
         </w:rPr>
         <w:t>{{</w:t>
       </w:r>
       <w:r>
         <w:rPr>
           <w:rFonts w:ascii="Arial" w:hAnsi="Arial" w:cs="Arial"/>
-          <w:highlight w:val="green"/>
         </w:rPr>
         <w:t>PENALIDADEINFRACAOGERAL</w:t>
       </w:r>
       <w:r>
         <w:rPr>
           <w:rFonts w:ascii="Arial" w:hAnsi="Arial" w:cs="Arial"/>
-          <w:highlight w:val="green"/>
         </w:rPr>
         <w:t>}}</w:t>
       </w:r>
       <w:r>
         <w:rPr>
           <w:rFonts w:ascii="Arial" w:hAnsi="Arial" w:cs="Arial"/>
-          <w:highlight w:val="green"/>
         </w:rPr>
         <w:t>, sem prejuízo da reparação por eventuais danos comprovados.</w:t>
       </w:r>
@@ -8215,13 +8112,11 @@
         <w:jc w:val="both"/>
         <w:rPr>
           <w:rFonts w:ascii="Arial" w:hAnsi="Arial" w:cs="Arial"/>
-          <w:highlight w:val="green"/>
-        </w:rPr>
-      </w:pPr>
-      <w:r>
-        <w:rPr>
-          <w:rFonts w:ascii="Arial" w:hAnsi="Arial" w:cs="Arial"/>
-          <w:highlight w:val="green"/>
+        </w:rPr>
+      </w:pPr>
+      <w:r>
+        <w:rPr>
+          <w:rFonts w:ascii="Arial" w:hAnsi="Arial" w:cs="Arial"/>
         </w:rPr>
         <w:lastRenderedPageBreak/>
         <w:t xml:space="preserve">9.2. </w:t>
@@ -8229,7 +8124,6 @@
       <w:r>
         <w:rPr>
           <w:rFonts w:ascii="Arial" w:hAnsi="Arial" w:cs="Arial"/>
-          <w:highlight w:val="green"/>
         </w:rPr>
         <w:t>As penalidades poderão ser aplicadas de forma isolada ou cumulativa, conforme a natureza e gravidade da infração, mediante notificação ao EXPOSITOR por meio dos canais informados no contrato.</w:t>
       </w:r>
@@ -8246,7 +8140,6 @@
       <w:r>
         <w:rPr>
           <w:rFonts w:ascii="Arial" w:hAnsi="Arial" w:cs="Arial"/>
-          <w:highlight w:val="green"/>
         </w:rPr>
         <w:t>9.3. O não pagamento das penalidades no prazo de 5 (cinco) dias úteis contados da notificação poderá ensejar a adoção das medidas de cobrança cabíveis, inclusive judiciais, com a incidência de encargos legais, custas e honorários advocatícios, sem prejuízo de eventual inscrição em órgãos de proteção ao crédito, se aplicável.</w:t>
       </w:r>
@@ -9062,7 +8955,6 @@
         <w:rPr>
           <w:rFonts w:ascii="Arial" w:hAnsi="Arial" w:cs="Arial"/>
           <w:b/>
-          <w:highlight w:val="green"/>
         </w:rPr>
         <w:t>Meu Exagerado</w:t>
       </w:r>
@@ -9085,7 +8977,6 @@
           <w:rFonts w:ascii="Arial" w:hAnsi="Arial" w:cs="Arial"/>
           <w:b/>
           <w:bCs/>
-          <w:highlight w:val="green"/>
         </w:rPr>
         <w:t>31.132.191/0001-79</w:t>
       </w:r>
@@ -11359,6 +11250,15 @@
 </file>
 
 <file path=customXml/item1.xml><?xml version="1.0" encoding="utf-8"?>
+<?mso-contentType ?>
+<FormTemplates xmlns="http://schemas.microsoft.com/sharepoint/v3/contenttype/forms">
+  <Display>DocumentLibraryForm</Display>
+  <Edit>DocumentLibraryForm</Edit>
+  <New>DocumentLibraryForm</New>
+</FormTemplates>
+</file>
+
+<file path=customXml/item2.xml><?xml version="1.0" encoding="utf-8"?>
 <p:properties xmlns:p="http://schemas.microsoft.com/office/2006/metadata/properties" xmlns:xsi="http://www.w3.org/2001/XMLSchema-instance" xmlns:pc="http://schemas.microsoft.com/office/infopath/2007/PartnerControls">
   <documentManagement>
     <lcf76f155ced4ddcb4097134ff3c332f xmlns="33654ad5-d282-4981-a8c8-a8822fbc35b9">
@@ -11373,16 +11273,11 @@
 </p:properties>
 </file>
 
-<file path=customXml/item2.xml><?xml version="1.0" encoding="utf-8"?>
-<?mso-contentType ?>
-<FormTemplates xmlns="http://schemas.microsoft.com/sharepoint/v3/contenttype/forms">
-  <Display>DocumentLibraryForm</Display>
-  <Edit>DocumentLibraryForm</Edit>
-  <New>DocumentLibraryForm</New>
-</FormTemplates>
+<file path=customXml/item3.xml><?xml version="1.0" encoding="utf-8"?>
+<b:Sources xmlns:b="http://schemas.openxmlformats.org/officeDocument/2006/bibliography" xmlns="http://schemas.openxmlformats.org/officeDocument/2006/bibliography" SelectedStyle="\APA.XSL" StyleName="APA"/>
 </file>
 
-<file path=customXml/item3.xml><?xml version="1.0" encoding="utf-8"?>
+<file path=customXml/item4.xml><?xml version="1.0" encoding="utf-8"?>
 <ct:contentTypeSchema xmlns:ct="http://schemas.microsoft.com/office/2006/metadata/contentType" xmlns:ma="http://schemas.microsoft.com/office/2006/metadata/properties/metaAttributes" ct:_="" ma:_="" ma:contentTypeName="Documento" ma:contentTypeID="0x010100D2300DB358EE5B46946C6B3EC032F97B" ma:contentTypeVersion="22" ma:contentTypeDescription="Crie um novo documento." ma:contentTypeScope="" ma:versionID="aa9ddffd00aed254b6aeb2f31970f58b">
   <xsd:schema xmlns:xsd="http://www.w3.org/2001/XMLSchema" xmlns:xs="http://www.w3.org/2001/XMLSchema" xmlns:p="http://schemas.microsoft.com/office/2006/metadata/properties" xmlns:ns2="33654ad5-d282-4981-a8c8-a8822fbc35b9" xmlns:ns3="b9048903-d8ec-4afd-ab52-583bd4eb6592" targetNamespace="http://schemas.microsoft.com/office/2006/metadata/properties" ma:root="true" ma:fieldsID="56313613a3112835b877611161f1947a" ns2:_="" ns3:_="">
     <xsd:import namespace="33654ad5-d282-4981-a8c8-a8822fbc35b9"/>
@@ -11661,11 +11556,15 @@
 </ct:contentTypeSchema>
 </file>
 
-<file path=customXml/item4.xml><?xml version="1.0" encoding="utf-8"?>
-<b:Sources xmlns:b="http://schemas.openxmlformats.org/officeDocument/2006/bibliography" xmlns="http://schemas.openxmlformats.org/officeDocument/2006/bibliography" SelectedStyle="\APA.XSL" StyleName="APA"/>
+<file path=customXml/itemProps1.xml><?xml version="1.0" encoding="utf-8"?>
+<ds:datastoreItem xmlns:ds="http://schemas.openxmlformats.org/officeDocument/2006/customXml" ds:itemID="{A8FDF9CD-DFE0-42B0-AA86-9CEEF4645DEB}">
+  <ds:schemaRefs>
+    <ds:schemaRef ds:uri="http://schemas.microsoft.com/sharepoint/v3/contenttype/forms"/>
+  </ds:schemaRefs>
+</ds:datastoreItem>
 </file>
 
-<file path=customXml/itemProps1.xml><?xml version="1.0" encoding="utf-8"?>
+<file path=customXml/itemProps2.xml><?xml version="1.0" encoding="utf-8"?>
 <ds:datastoreItem xmlns:ds="http://schemas.openxmlformats.org/officeDocument/2006/customXml" ds:itemID="{9D374E39-0C21-4940-9679-7C1E21D9F5E5}">
   <ds:schemaRefs>
     <ds:schemaRef ds:uri="http://schemas.microsoft.com/office/2006/metadata/properties"/>
@@ -11676,15 +11575,15 @@
 </ds:datastoreItem>
 </file>
 
-<file path=customXml/itemProps2.xml><?xml version="1.0" encoding="utf-8"?>
-<ds:datastoreItem xmlns:ds="http://schemas.openxmlformats.org/officeDocument/2006/customXml" ds:itemID="{A8FDF9CD-DFE0-42B0-AA86-9CEEF4645DEB}">
+<file path=customXml/itemProps3.xml><?xml version="1.0" encoding="utf-8"?>
+<ds:datastoreItem xmlns:ds="http://schemas.openxmlformats.org/officeDocument/2006/customXml" ds:itemID="{2D9CA2EF-2A0F-4377-AA02-0725358BDBD9}">
   <ds:schemaRefs>
-    <ds:schemaRef ds:uri="http://schemas.microsoft.com/sharepoint/v3/contenttype/forms"/>
+    <ds:schemaRef ds:uri="http://schemas.openxmlformats.org/officeDocument/2006/bibliography"/>
   </ds:schemaRefs>
 </ds:datastoreItem>
 </file>
 
-<file path=customXml/itemProps3.xml><?xml version="1.0" encoding="utf-8"?>
+<file path=customXml/itemProps4.xml><?xml version="1.0" encoding="utf-8"?>
 <ds:datastoreItem xmlns:ds="http://schemas.openxmlformats.org/officeDocument/2006/customXml" ds:itemID="{E6FF012C-7C4F-4460-A219-EB3BCDF974AC}">
   <ds:schemaRefs>
     <ds:schemaRef ds:uri="http://schemas.microsoft.com/office/2006/metadata/contentType"/>
@@ -11701,12 +11600,4 @@
     <ds:schemaRef ds:uri="http://schemas.microsoft.com/internal/obd"/>
   </ds:schemaRefs>
 </ds:datastoreItem>
-</file>
-
-<file path=customXml/itemProps4.xml><?xml version="1.0" encoding="utf-8"?>
-<ds:datastoreItem xmlns:ds="http://schemas.openxmlformats.org/officeDocument/2006/customXml" ds:itemID="{2D9CA2EF-2A0F-4377-AA02-0725358BDBD9}">
-  <ds:schemaRefs>
-    <ds:schemaRef ds:uri="http://schemas.openxmlformats.org/officeDocument/2006/bibliography"/>
-  </ds:schemaRefs>
-</ds:datastoreItem>
 </file>
--- a/template/template_parcelado_rj.docx
+++ b/template/template_parcelado_rj.docx
@@ -161,19 +161,11 @@
         </w:rPr>
         <w:t xml:space="preserve"> com endereço na Rua </w:t>
       </w:r>
-      <w:proofErr w:type="spellStart"/>
-      <w:r>
-        <w:rPr>
-          <w:rFonts w:ascii="Arial" w:hAnsi="Arial" w:cs="Arial"/>
-        </w:rPr>
-        <w:t>Braulina</w:t>
-      </w:r>
-      <w:proofErr w:type="spellEnd"/>
-      <w:r>
-        <w:rPr>
-          <w:rFonts w:ascii="Arial" w:hAnsi="Arial" w:cs="Arial"/>
-        </w:rPr>
-        <w:t xml:space="preserve"> Baptista Lopes, </w:t>
+      <w:r>
+        <w:rPr>
+          <w:rFonts w:ascii="Arial" w:hAnsi="Arial" w:cs="Arial"/>
+        </w:rPr>
+        <w:t xml:space="preserve">Braulina Baptista Lopes, </w:t>
       </w:r>
       <w:r>
         <w:rPr>
@@ -607,6 +599,1855 @@
     </w:p>
     <w:p>
       <w:pPr>
+        <w:jc w:val="both"/>
+        <w:rPr>
+          <w:rFonts w:ascii="Arial" w:hAnsi="Arial" w:cs="Arial"/>
+          <w:b/>
+          <w:bCs/>
+        </w:rPr>
+      </w:pPr>
+    </w:p>
+    <w:tbl>
+      <w:tblPr>
+        <w:tblStyle w:val="Tabelacomgrade"/>
+        <w:tblW w:w="0" w:type="auto"/>
+        <w:jc w:val="center"/>
+        <w:tblLook w:val="04A0" w:firstRow="1" w:lastRow="0" w:firstColumn="1" w:lastColumn="0" w:noHBand="0" w:noVBand="1"/>
+      </w:tblPr>
+      <w:tblGrid>
+        <w:gridCol w:w="3652"/>
+        <w:gridCol w:w="5930"/>
+      </w:tblGrid>
+      <w:tr>
+        <w:trPr>
+          <w:jc w:val="center"/>
+        </w:trPr>
+        <w:tc>
+          <w:tcPr>
+            <w:tcW w:w="9039" w:type="dxa"/>
+            <w:gridSpan w:val="2"/>
+            <w:tcBorders>
+              <w:top w:val="single" w:sz="4" w:space="0" w:color="auto"/>
+              <w:left w:val="single" w:sz="4" w:space="0" w:color="auto"/>
+              <w:bottom w:val="single" w:sz="4" w:space="0" w:color="auto"/>
+              <w:right w:val="single" w:sz="4" w:space="0" w:color="auto"/>
+            </w:tcBorders>
+            <w:hideMark/>
+          </w:tcPr>
+          <w:p>
+            <w:pPr>
+              <w:spacing w:after="200" w:line="276" w:lineRule="auto"/>
+              <w:jc w:val="both"/>
+              <w:rPr>
+                <w:rFonts w:ascii="Arial" w:hAnsi="Arial" w:cs="Arial"/>
+                <w:b/>
+                <w:bCs/>
+                <w:sz w:val="22"/>
+                <w:szCs w:val="22"/>
+              </w:rPr>
+            </w:pPr>
+            <w:r>
+              <w:rPr>
+                <w:rFonts w:ascii="Arial" w:hAnsi="Arial" w:cs="Arial"/>
+                <w:b/>
+                <w:bCs/>
+                <w:sz w:val="22"/>
+                <w:szCs w:val="22"/>
+              </w:rPr>
+              <w:t>QUADRO RESUMO (QR)</w:t>
+            </w:r>
+          </w:p>
+        </w:tc>
+      </w:tr>
+      <w:tr>
+        <w:trPr>
+          <w:jc w:val="center"/>
+        </w:trPr>
+        <w:tc>
+          <w:tcPr>
+            <w:tcW w:w="3652" w:type="dxa"/>
+            <w:tcBorders>
+              <w:top w:val="single" w:sz="4" w:space="0" w:color="auto"/>
+              <w:left w:val="single" w:sz="4" w:space="0" w:color="auto"/>
+              <w:bottom w:val="single" w:sz="4" w:space="0" w:color="auto"/>
+              <w:right w:val="single" w:sz="4" w:space="0" w:color="auto"/>
+            </w:tcBorders>
+          </w:tcPr>
+          <w:p>
+            <w:pPr>
+              <w:spacing w:after="200" w:line="276" w:lineRule="auto"/>
+              <w:jc w:val="both"/>
+              <w:rPr>
+                <w:rFonts w:ascii="Arial" w:hAnsi="Arial" w:cs="Arial"/>
+                <w:b/>
+                <w:bCs/>
+                <w:sz w:val="22"/>
+                <w:szCs w:val="22"/>
+              </w:rPr>
+            </w:pPr>
+            <w:r>
+              <w:rPr>
+                <w:rFonts w:ascii="Arial" w:hAnsi="Arial" w:cs="Arial"/>
+                <w:b/>
+                <w:bCs/>
+                <w:sz w:val="22"/>
+                <w:szCs w:val="22"/>
+              </w:rPr>
+              <w:t>1. ORGANIZADOR</w:t>
+            </w:r>
+          </w:p>
+          <w:p>
+            <w:pPr>
+              <w:spacing w:after="200" w:line="276" w:lineRule="auto"/>
+              <w:jc w:val="both"/>
+              <w:rPr>
+                <w:rFonts w:ascii="Arial" w:hAnsi="Arial" w:cs="Arial"/>
+                <w:b/>
+                <w:bCs/>
+                <w:sz w:val="22"/>
+                <w:szCs w:val="22"/>
+              </w:rPr>
+            </w:pPr>
+          </w:p>
+        </w:tc>
+        <w:tc>
+          <w:tcPr>
+            <w:tcW w:w="5387" w:type="dxa"/>
+            <w:tcBorders>
+              <w:top w:val="single" w:sz="4" w:space="0" w:color="auto"/>
+              <w:left w:val="single" w:sz="4" w:space="0" w:color="auto"/>
+              <w:bottom w:val="single" w:sz="4" w:space="0" w:color="auto"/>
+              <w:right w:val="single" w:sz="4" w:space="0" w:color="auto"/>
+            </w:tcBorders>
+            <w:hideMark/>
+          </w:tcPr>
+          <w:p>
+            <w:pPr>
+              <w:spacing w:after="200" w:line="276" w:lineRule="auto"/>
+              <w:jc w:val="both"/>
+              <w:rPr>
+                <w:rFonts w:ascii="Arial" w:hAnsi="Arial" w:cs="Arial"/>
+                <w:b/>
+                <w:bCs/>
+                <w:sz w:val="22"/>
+                <w:szCs w:val="22"/>
+              </w:rPr>
+            </w:pPr>
+            <w:r>
+              <w:rPr>
+                <w:rFonts w:ascii="Arial" w:hAnsi="Arial" w:cs="Arial"/>
+                <w:b/>
+                <w:bCs/>
+                <w:sz w:val="22"/>
+                <w:szCs w:val="22"/>
+              </w:rPr>
+              <w:t>MEU EXAGERADO NEGOCIOS DE VAREJO LTDA</w:t>
+            </w:r>
+          </w:p>
+        </w:tc>
+      </w:tr>
+      <w:tr>
+        <w:trPr>
+          <w:jc w:val="center"/>
+        </w:trPr>
+        <w:tc>
+          <w:tcPr>
+            <w:tcW w:w="3652" w:type="dxa"/>
+            <w:tcBorders>
+              <w:top w:val="single" w:sz="4" w:space="0" w:color="auto"/>
+              <w:left w:val="single" w:sz="4" w:space="0" w:color="auto"/>
+              <w:bottom w:val="single" w:sz="4" w:space="0" w:color="auto"/>
+              <w:right w:val="single" w:sz="4" w:space="0" w:color="auto"/>
+            </w:tcBorders>
+          </w:tcPr>
+          <w:p>
+            <w:pPr>
+              <w:spacing w:after="200" w:line="276" w:lineRule="auto"/>
+              <w:jc w:val="both"/>
+              <w:rPr>
+                <w:rFonts w:ascii="Arial" w:hAnsi="Arial" w:cs="Arial"/>
+                <w:b/>
+                <w:bCs/>
+                <w:sz w:val="22"/>
+                <w:szCs w:val="22"/>
+              </w:rPr>
+            </w:pPr>
+            <w:r>
+              <w:rPr>
+                <w:rFonts w:ascii="Arial" w:hAnsi="Arial" w:cs="Arial"/>
+                <w:b/>
+                <w:bCs/>
+                <w:sz w:val="22"/>
+                <w:szCs w:val="22"/>
+              </w:rPr>
+              <w:t>2. EXPOSITOR</w:t>
+            </w:r>
+          </w:p>
+          <w:p>
+            <w:pPr>
+              <w:spacing w:after="200" w:line="276" w:lineRule="auto"/>
+              <w:jc w:val="both"/>
+              <w:rPr>
+                <w:rFonts w:ascii="Arial" w:hAnsi="Arial" w:cs="Arial"/>
+                <w:b/>
+                <w:bCs/>
+                <w:sz w:val="22"/>
+                <w:szCs w:val="22"/>
+              </w:rPr>
+            </w:pPr>
+          </w:p>
+        </w:tc>
+        <w:tc>
+          <w:tcPr>
+            <w:tcW w:w="5387" w:type="dxa"/>
+            <w:tcBorders>
+              <w:top w:val="single" w:sz="4" w:space="0" w:color="auto"/>
+              <w:left w:val="single" w:sz="4" w:space="0" w:color="auto"/>
+              <w:bottom w:val="single" w:sz="4" w:space="0" w:color="auto"/>
+              <w:right w:val="single" w:sz="4" w:space="0" w:color="auto"/>
+            </w:tcBorders>
+            <w:hideMark/>
+          </w:tcPr>
+          <w:p>
+            <w:pPr>
+              <w:spacing w:after="200" w:line="276" w:lineRule="auto"/>
+              <w:jc w:val="both"/>
+              <w:rPr>
+                <w:rFonts w:ascii="Arial" w:hAnsi="Arial" w:cs="Arial"/>
+                <w:b/>
+                <w:bCs/>
+                <w:sz w:val="22"/>
+                <w:szCs w:val="22"/>
+              </w:rPr>
+            </w:pPr>
+            <w:r>
+              <w:rPr>
+                <w:rFonts w:ascii="Arial" w:hAnsi="Arial" w:cs="Arial"/>
+                <w:b/>
+                <w:bCs/>
+                <w:sz w:val="22"/>
+                <w:szCs w:val="22"/>
+              </w:rPr>
+              <w:t>{{EXPOSITOR}}</w:t>
+            </w:r>
+          </w:p>
+        </w:tc>
+      </w:tr>
+      <w:tr>
+        <w:trPr>
+          <w:jc w:val="center"/>
+        </w:trPr>
+        <w:tc>
+          <w:tcPr>
+            <w:tcW w:w="3652" w:type="dxa"/>
+            <w:tcBorders>
+              <w:top w:val="single" w:sz="4" w:space="0" w:color="auto"/>
+              <w:left w:val="single" w:sz="4" w:space="0" w:color="auto"/>
+              <w:bottom w:val="single" w:sz="4" w:space="0" w:color="auto"/>
+              <w:right w:val="single" w:sz="4" w:space="0" w:color="auto"/>
+            </w:tcBorders>
+          </w:tcPr>
+          <w:p>
+            <w:pPr>
+              <w:spacing w:after="200" w:line="276" w:lineRule="auto"/>
+              <w:jc w:val="both"/>
+              <w:rPr>
+                <w:rFonts w:ascii="Arial" w:hAnsi="Arial" w:cs="Arial"/>
+                <w:b/>
+                <w:bCs/>
+                <w:sz w:val="22"/>
+                <w:szCs w:val="22"/>
+              </w:rPr>
+            </w:pPr>
+            <w:r>
+              <w:rPr>
+                <w:rFonts w:ascii="Arial" w:hAnsi="Arial" w:cs="Arial"/>
+                <w:b/>
+                <w:bCs/>
+                <w:sz w:val="22"/>
+                <w:szCs w:val="22"/>
+              </w:rPr>
+              <w:t>3. EVENTO</w:t>
+            </w:r>
+          </w:p>
+          <w:p>
+            <w:pPr>
+              <w:spacing w:after="200" w:line="276" w:lineRule="auto"/>
+              <w:jc w:val="both"/>
+              <w:rPr>
+                <w:rFonts w:ascii="Arial" w:hAnsi="Arial" w:cs="Arial"/>
+                <w:b/>
+                <w:bCs/>
+                <w:sz w:val="22"/>
+                <w:szCs w:val="22"/>
+              </w:rPr>
+            </w:pPr>
+          </w:p>
+        </w:tc>
+        <w:tc>
+          <w:tcPr>
+            <w:tcW w:w="5387" w:type="dxa"/>
+            <w:tcBorders>
+              <w:top w:val="single" w:sz="4" w:space="0" w:color="auto"/>
+              <w:left w:val="single" w:sz="4" w:space="0" w:color="auto"/>
+              <w:bottom w:val="single" w:sz="4" w:space="0" w:color="auto"/>
+              <w:right w:val="single" w:sz="4" w:space="0" w:color="auto"/>
+            </w:tcBorders>
+            <w:hideMark/>
+          </w:tcPr>
+          <w:p>
+            <w:pPr>
+              <w:spacing w:after="200" w:line="276" w:lineRule="auto"/>
+              <w:jc w:val="both"/>
+              <w:rPr>
+                <w:rFonts w:ascii="Arial" w:hAnsi="Arial" w:cs="Arial"/>
+                <w:b/>
+                <w:bCs/>
+                <w:sz w:val="22"/>
+                <w:szCs w:val="22"/>
+              </w:rPr>
+            </w:pPr>
+            <w:r>
+              <w:rPr>
+                <w:rFonts w:ascii="Arial" w:hAnsi="Arial" w:cs="Arial"/>
+                <w:b/>
+                <w:bCs/>
+                <w:sz w:val="22"/>
+                <w:szCs w:val="22"/>
+              </w:rPr>
+              <w:t>EXAGERADO 2026</w:t>
+            </w:r>
+          </w:p>
+        </w:tc>
+      </w:tr>
+      <w:tr>
+        <w:trPr>
+          <w:trHeight w:val="633"/>
+          <w:jc w:val="center"/>
+        </w:trPr>
+        <w:tc>
+          <w:tcPr>
+            <w:tcW w:w="3652" w:type="dxa"/>
+            <w:tcBorders>
+              <w:top w:val="single" w:sz="4" w:space="0" w:color="auto"/>
+              <w:left w:val="single" w:sz="4" w:space="0" w:color="auto"/>
+              <w:bottom w:val="single" w:sz="4" w:space="0" w:color="auto"/>
+              <w:right w:val="single" w:sz="4" w:space="0" w:color="auto"/>
+            </w:tcBorders>
+          </w:tcPr>
+          <w:p>
+            <w:pPr>
+              <w:spacing w:after="200" w:line="276" w:lineRule="auto"/>
+              <w:jc w:val="both"/>
+              <w:rPr>
+                <w:rFonts w:ascii="Arial" w:hAnsi="Arial" w:cs="Arial"/>
+                <w:b/>
+                <w:bCs/>
+                <w:sz w:val="22"/>
+                <w:szCs w:val="22"/>
+              </w:rPr>
+            </w:pPr>
+            <w:r>
+              <w:rPr>
+                <w:rFonts w:ascii="Arial" w:hAnsi="Arial" w:cs="Arial"/>
+                <w:b/>
+                <w:bCs/>
+                <w:sz w:val="22"/>
+                <w:szCs w:val="22"/>
+              </w:rPr>
+              <w:t>4. ÁREA</w:t>
+            </w:r>
+          </w:p>
+          <w:p>
+            <w:pPr>
+              <w:spacing w:after="200" w:line="276" w:lineRule="auto"/>
+              <w:jc w:val="both"/>
+              <w:rPr>
+                <w:rFonts w:ascii="Arial" w:hAnsi="Arial" w:cs="Arial"/>
+                <w:b/>
+                <w:bCs/>
+                <w:sz w:val="22"/>
+                <w:szCs w:val="22"/>
+              </w:rPr>
+            </w:pPr>
+          </w:p>
+        </w:tc>
+        <w:tc>
+          <w:tcPr>
+            <w:tcW w:w="5387" w:type="dxa"/>
+            <w:tcBorders>
+              <w:top w:val="single" w:sz="4" w:space="0" w:color="auto"/>
+              <w:left w:val="single" w:sz="4" w:space="0" w:color="auto"/>
+              <w:bottom w:val="single" w:sz="4" w:space="0" w:color="auto"/>
+              <w:right w:val="single" w:sz="4" w:space="0" w:color="auto"/>
+            </w:tcBorders>
+          </w:tcPr>
+          <w:p>
+            <w:pPr>
+              <w:spacing w:after="200" w:line="276" w:lineRule="auto"/>
+              <w:jc w:val="both"/>
+              <w:rPr>
+                <w:rFonts w:ascii="Arial" w:hAnsi="Arial" w:cs="Arial"/>
+                <w:b/>
+                <w:bCs/>
+                <w:sz w:val="22"/>
+                <w:szCs w:val="22"/>
+              </w:rPr>
+            </w:pPr>
+            <w:r>
+              <w:rPr>
+                <w:rFonts w:ascii="Arial" w:hAnsi="Arial" w:cs="Arial"/>
+                <w:b/>
+                <w:bCs/>
+                <w:sz w:val="22"/>
+                <w:szCs w:val="22"/>
+              </w:rPr>
+              <w:t>{{EXPOSITORAREASTAND}}</w:t>
+            </w:r>
+          </w:p>
+          <w:p>
+            <w:pPr>
+              <w:spacing w:after="200" w:line="276" w:lineRule="auto"/>
+              <w:jc w:val="both"/>
+              <w:rPr>
+                <w:rFonts w:ascii="Arial" w:hAnsi="Arial" w:cs="Arial"/>
+                <w:b/>
+                <w:bCs/>
+                <w:sz w:val="22"/>
+                <w:szCs w:val="22"/>
+              </w:rPr>
+            </w:pPr>
+          </w:p>
+          <w:p>
+            <w:pPr>
+              <w:spacing w:after="200" w:line="276" w:lineRule="auto"/>
+              <w:jc w:val="both"/>
+              <w:rPr>
+                <w:rFonts w:ascii="Arial" w:hAnsi="Arial" w:cs="Arial"/>
+                <w:b/>
+                <w:bCs/>
+                <w:sz w:val="22"/>
+                <w:szCs w:val="22"/>
+              </w:rPr>
+            </w:pPr>
+          </w:p>
+        </w:tc>
+      </w:tr>
+      <w:tr>
+        <w:trPr>
+          <w:trHeight w:val="3479"/>
+          <w:jc w:val="center"/>
+        </w:trPr>
+        <w:tc>
+          <w:tcPr>
+            <w:tcW w:w="3652" w:type="dxa"/>
+            <w:tcBorders>
+              <w:top w:val="single" w:sz="4" w:space="0" w:color="auto"/>
+              <w:left w:val="single" w:sz="4" w:space="0" w:color="auto"/>
+              <w:bottom w:val="single" w:sz="4" w:space="0" w:color="auto"/>
+              <w:right w:val="single" w:sz="4" w:space="0" w:color="auto"/>
+            </w:tcBorders>
+          </w:tcPr>
+          <w:p>
+            <w:pPr>
+              <w:spacing w:after="200" w:line="276" w:lineRule="auto"/>
+              <w:jc w:val="both"/>
+              <w:rPr>
+                <w:rFonts w:ascii="Arial" w:hAnsi="Arial" w:cs="Arial"/>
+                <w:b/>
+                <w:bCs/>
+                <w:sz w:val="22"/>
+                <w:szCs w:val="22"/>
+              </w:rPr>
+            </w:pPr>
+            <w:r>
+              <w:rPr>
+                <w:rFonts w:ascii="Arial" w:hAnsi="Arial" w:cs="Arial"/>
+                <w:b/>
+                <w:bCs/>
+                <w:sz w:val="22"/>
+                <w:szCs w:val="22"/>
+              </w:rPr>
+              <w:lastRenderedPageBreak/>
+              <w:t>5. PERÍODO</w:t>
+            </w:r>
+          </w:p>
+          <w:p>
+            <w:pPr>
+              <w:spacing w:after="200" w:line="276" w:lineRule="auto"/>
+              <w:jc w:val="both"/>
+              <w:rPr>
+                <w:rFonts w:ascii="Arial" w:hAnsi="Arial" w:cs="Arial"/>
+                <w:b/>
+                <w:bCs/>
+                <w:sz w:val="22"/>
+                <w:szCs w:val="22"/>
+              </w:rPr>
+            </w:pPr>
+          </w:p>
+        </w:tc>
+        <w:tc>
+          <w:tcPr>
+            <w:tcW w:w="5387" w:type="dxa"/>
+            <w:tcBorders>
+              <w:top w:val="single" w:sz="4" w:space="0" w:color="auto"/>
+              <w:left w:val="single" w:sz="4" w:space="0" w:color="auto"/>
+              <w:bottom w:val="single" w:sz="4" w:space="0" w:color="auto"/>
+              <w:right w:val="single" w:sz="4" w:space="0" w:color="auto"/>
+            </w:tcBorders>
+          </w:tcPr>
+          <w:p>
+            <w:pPr>
+              <w:spacing w:after="200" w:line="276" w:lineRule="auto"/>
+              <w:jc w:val="both"/>
+              <w:rPr>
+                <w:rFonts w:ascii="Arial" w:hAnsi="Arial" w:cs="Arial"/>
+                <w:b/>
+                <w:bCs/>
+                <w:sz w:val="22"/>
+                <w:szCs w:val="22"/>
+              </w:rPr>
+            </w:pPr>
+          </w:p>
+          <w:tbl>
+            <w:tblPr>
+              <w:tblStyle w:val="Tabelacomgrade"/>
+              <w:tblW w:w="0" w:type="auto"/>
+              <w:tblLook w:val="04A0" w:firstRow="1" w:lastRow="0" w:firstColumn="1" w:lastColumn="0" w:noHBand="0" w:noVBand="1"/>
+            </w:tblPr>
+            <w:tblGrid>
+              <w:gridCol w:w="2576"/>
+              <w:gridCol w:w="791"/>
+              <w:gridCol w:w="791"/>
+              <w:gridCol w:w="767"/>
+              <w:gridCol w:w="779"/>
+            </w:tblGrid>
+            <w:tr>
+              <w:tc>
+                <w:tcPr>
+                  <w:tcW w:w="2576" w:type="dxa"/>
+                  <w:tcBorders>
+                    <w:top w:val="single" w:sz="4" w:space="0" w:color="auto"/>
+                    <w:left w:val="single" w:sz="4" w:space="0" w:color="auto"/>
+                    <w:bottom w:val="single" w:sz="4" w:space="0" w:color="auto"/>
+                    <w:right w:val="single" w:sz="4" w:space="0" w:color="auto"/>
+                  </w:tcBorders>
+                  <w:hideMark/>
+                </w:tcPr>
+                <w:p>
+                  <w:pPr>
+                    <w:spacing w:after="200" w:line="276" w:lineRule="auto"/>
+                    <w:jc w:val="both"/>
+                    <w:rPr>
+                      <w:rFonts w:ascii="Arial" w:hAnsi="Arial" w:cs="Arial"/>
+                      <w:b/>
+                      <w:bCs/>
+                      <w:sz w:val="22"/>
+                      <w:szCs w:val="22"/>
+                    </w:rPr>
+                  </w:pPr>
+                  <w:r>
+                    <w:rPr>
+                      <w:rFonts w:ascii="Arial" w:hAnsi="Arial" w:cs="Arial"/>
+                      <w:b/>
+                      <w:bCs/>
+                      <w:sz w:val="22"/>
+                      <w:szCs w:val="22"/>
+                    </w:rPr>
+                    <w:t>Etapas</w:t>
+                  </w:r>
+                </w:p>
+              </w:tc>
+              <w:tc>
+                <w:tcPr>
+                  <w:tcW w:w="791" w:type="dxa"/>
+                  <w:tcBorders>
+                    <w:top w:val="single" w:sz="4" w:space="0" w:color="auto"/>
+                    <w:left w:val="single" w:sz="4" w:space="0" w:color="auto"/>
+                    <w:bottom w:val="single" w:sz="4" w:space="0" w:color="auto"/>
+                    <w:right w:val="single" w:sz="4" w:space="0" w:color="auto"/>
+                  </w:tcBorders>
+                  <w:hideMark/>
+                </w:tcPr>
+                <w:p>
+                  <w:pPr>
+                    <w:spacing w:after="200" w:line="276" w:lineRule="auto"/>
+                    <w:jc w:val="both"/>
+                    <w:rPr>
+                      <w:rFonts w:ascii="Arial" w:hAnsi="Arial" w:cs="Arial"/>
+                      <w:b/>
+                      <w:bCs/>
+                      <w:sz w:val="22"/>
+                      <w:szCs w:val="22"/>
+                    </w:rPr>
+                  </w:pPr>
+                  <w:r>
+                    <w:rPr>
+                      <w:rFonts w:ascii="Arial" w:hAnsi="Arial" w:cs="Arial"/>
+                      <w:b/>
+                      <w:bCs/>
+                      <w:sz w:val="22"/>
+                      <w:szCs w:val="22"/>
+                    </w:rPr>
+                    <w:t>Dt Início</w:t>
+                  </w:r>
+                </w:p>
+              </w:tc>
+              <w:tc>
+                <w:tcPr>
+                  <w:tcW w:w="791" w:type="dxa"/>
+                  <w:tcBorders>
+                    <w:top w:val="single" w:sz="4" w:space="0" w:color="auto"/>
+                    <w:left w:val="single" w:sz="4" w:space="0" w:color="auto"/>
+                    <w:bottom w:val="single" w:sz="4" w:space="0" w:color="auto"/>
+                    <w:right w:val="single" w:sz="4" w:space="0" w:color="auto"/>
+                  </w:tcBorders>
+                  <w:hideMark/>
+                </w:tcPr>
+                <w:p>
+                  <w:pPr>
+                    <w:spacing w:after="200" w:line="276" w:lineRule="auto"/>
+                    <w:jc w:val="both"/>
+                    <w:rPr>
+                      <w:rFonts w:ascii="Arial" w:hAnsi="Arial" w:cs="Arial"/>
+                      <w:b/>
+                      <w:bCs/>
+                      <w:sz w:val="22"/>
+                      <w:szCs w:val="22"/>
+                    </w:rPr>
+                  </w:pPr>
+                  <w:r>
+                    <w:rPr>
+                      <w:rFonts w:ascii="Arial" w:hAnsi="Arial" w:cs="Arial"/>
+                      <w:b/>
+                      <w:bCs/>
+                      <w:sz w:val="22"/>
+                      <w:szCs w:val="22"/>
+                    </w:rPr>
+                    <w:t>Hr Início</w:t>
+                  </w:r>
+                </w:p>
+              </w:tc>
+              <w:tc>
+                <w:tcPr>
+                  <w:tcW w:w="767" w:type="dxa"/>
+                  <w:tcBorders>
+                    <w:top w:val="single" w:sz="4" w:space="0" w:color="auto"/>
+                    <w:left w:val="single" w:sz="4" w:space="0" w:color="auto"/>
+                    <w:bottom w:val="single" w:sz="4" w:space="0" w:color="auto"/>
+                    <w:right w:val="single" w:sz="4" w:space="0" w:color="auto"/>
+                  </w:tcBorders>
+                  <w:hideMark/>
+                </w:tcPr>
+                <w:p>
+                  <w:pPr>
+                    <w:spacing w:after="200" w:line="276" w:lineRule="auto"/>
+                    <w:jc w:val="both"/>
+                    <w:rPr>
+                      <w:rFonts w:ascii="Arial" w:hAnsi="Arial" w:cs="Arial"/>
+                      <w:b/>
+                      <w:bCs/>
+                      <w:sz w:val="22"/>
+                      <w:szCs w:val="22"/>
+                    </w:rPr>
+                  </w:pPr>
+                  <w:r>
+                    <w:rPr>
+                      <w:rFonts w:ascii="Arial" w:hAnsi="Arial" w:cs="Arial"/>
+                      <w:b/>
+                      <w:bCs/>
+                      <w:sz w:val="22"/>
+                      <w:szCs w:val="22"/>
+                    </w:rPr>
+                    <w:t>Dt Fim</w:t>
+                  </w:r>
+                </w:p>
+              </w:tc>
+              <w:tc>
+                <w:tcPr>
+                  <w:tcW w:w="779" w:type="dxa"/>
+                  <w:tcBorders>
+                    <w:top w:val="single" w:sz="4" w:space="0" w:color="auto"/>
+                    <w:left w:val="single" w:sz="4" w:space="0" w:color="auto"/>
+                    <w:bottom w:val="single" w:sz="4" w:space="0" w:color="auto"/>
+                    <w:right w:val="single" w:sz="4" w:space="0" w:color="auto"/>
+                  </w:tcBorders>
+                  <w:hideMark/>
+                </w:tcPr>
+                <w:p>
+                  <w:pPr>
+                    <w:spacing w:after="200" w:line="276" w:lineRule="auto"/>
+                    <w:jc w:val="both"/>
+                    <w:rPr>
+                      <w:rFonts w:ascii="Arial" w:hAnsi="Arial" w:cs="Arial"/>
+                      <w:b/>
+                      <w:bCs/>
+                      <w:sz w:val="22"/>
+                      <w:szCs w:val="22"/>
+                    </w:rPr>
+                  </w:pPr>
+                  <w:r>
+                    <w:rPr>
+                      <w:rFonts w:ascii="Arial" w:hAnsi="Arial" w:cs="Arial"/>
+                      <w:b/>
+                      <w:bCs/>
+                      <w:sz w:val="22"/>
+                      <w:szCs w:val="22"/>
+                    </w:rPr>
+                    <w:t>Hr Fim</w:t>
+                  </w:r>
+                </w:p>
+              </w:tc>
+            </w:tr>
+            <w:tr>
+              <w:tc>
+                <w:tcPr>
+                  <w:tcW w:w="2576" w:type="dxa"/>
+                  <w:tcBorders>
+                    <w:top w:val="single" w:sz="4" w:space="0" w:color="auto"/>
+                    <w:left w:val="single" w:sz="4" w:space="0" w:color="auto"/>
+                    <w:bottom w:val="single" w:sz="4" w:space="0" w:color="auto"/>
+                    <w:right w:val="single" w:sz="4" w:space="0" w:color="auto"/>
+                  </w:tcBorders>
+                  <w:hideMark/>
+                </w:tcPr>
+                <w:p>
+                  <w:pPr>
+                    <w:spacing w:after="200" w:line="276" w:lineRule="auto"/>
+                    <w:jc w:val="both"/>
+                    <w:rPr>
+                      <w:rFonts w:ascii="Arial" w:hAnsi="Arial" w:cs="Arial"/>
+                      <w:b/>
+                      <w:bCs/>
+                      <w:sz w:val="22"/>
+                      <w:szCs w:val="22"/>
+                    </w:rPr>
+                  </w:pPr>
+                  <w:r>
+                    <w:rPr>
+                      <w:rFonts w:ascii="Arial" w:hAnsi="Arial" w:cs="Arial"/>
+                      <w:b/>
+                      <w:bCs/>
+                      <w:sz w:val="22"/>
+                      <w:szCs w:val="22"/>
+                    </w:rPr>
+                    <w:t>Montagem</w:t>
+                  </w:r>
+                </w:p>
+              </w:tc>
+              <w:tc>
+                <w:tcPr>
+                  <w:tcW w:w="791" w:type="dxa"/>
+                  <w:tcBorders>
+                    <w:top w:val="single" w:sz="4" w:space="0" w:color="auto"/>
+                    <w:left w:val="single" w:sz="4" w:space="0" w:color="auto"/>
+                    <w:bottom w:val="single" w:sz="4" w:space="0" w:color="auto"/>
+                    <w:right w:val="single" w:sz="4" w:space="0" w:color="auto"/>
+                  </w:tcBorders>
+                  <w:hideMark/>
+                </w:tcPr>
+                <w:p>
+                  <w:pPr>
+                    <w:spacing w:after="200" w:line="276" w:lineRule="auto"/>
+                    <w:jc w:val="both"/>
+                    <w:rPr>
+                      <w:rFonts w:ascii="Arial" w:hAnsi="Arial" w:cs="Arial"/>
+                      <w:b/>
+                      <w:bCs/>
+                      <w:sz w:val="22"/>
+                      <w:szCs w:val="22"/>
+                    </w:rPr>
+                  </w:pPr>
+                  <w:r>
+                    <w:rPr>
+                      <w:rFonts w:ascii="Arial" w:hAnsi="Arial" w:cs="Arial"/>
+                      <w:b/>
+                      <w:bCs/>
+                      <w:sz w:val="22"/>
+                      <w:szCs w:val="22"/>
+                    </w:rPr>
+                    <w:t>03/08</w:t>
+                  </w:r>
+                </w:p>
+              </w:tc>
+              <w:tc>
+                <w:tcPr>
+                  <w:tcW w:w="791" w:type="dxa"/>
+                  <w:tcBorders>
+                    <w:top w:val="single" w:sz="4" w:space="0" w:color="auto"/>
+                    <w:left w:val="single" w:sz="4" w:space="0" w:color="auto"/>
+                    <w:bottom w:val="single" w:sz="4" w:space="0" w:color="auto"/>
+                    <w:right w:val="single" w:sz="4" w:space="0" w:color="auto"/>
+                  </w:tcBorders>
+                  <w:hideMark/>
+                </w:tcPr>
+                <w:p>
+                  <w:pPr>
+                    <w:spacing w:after="200" w:line="276" w:lineRule="auto"/>
+                    <w:jc w:val="both"/>
+                    <w:rPr>
+                      <w:rFonts w:ascii="Arial" w:hAnsi="Arial" w:cs="Arial"/>
+                      <w:b/>
+                      <w:bCs/>
+                      <w:sz w:val="22"/>
+                      <w:szCs w:val="22"/>
+                    </w:rPr>
+                  </w:pPr>
+                  <w:r>
+                    <w:rPr>
+                      <w:rFonts w:ascii="Arial" w:hAnsi="Arial" w:cs="Arial"/>
+                      <w:b/>
+                      <w:bCs/>
+                      <w:sz w:val="22"/>
+                      <w:szCs w:val="22"/>
+                    </w:rPr>
+                    <w:t>08:00</w:t>
+                  </w:r>
+                </w:p>
+              </w:tc>
+              <w:tc>
+                <w:tcPr>
+                  <w:tcW w:w="767" w:type="dxa"/>
+                  <w:tcBorders>
+                    <w:top w:val="single" w:sz="4" w:space="0" w:color="auto"/>
+                    <w:left w:val="single" w:sz="4" w:space="0" w:color="auto"/>
+                    <w:bottom w:val="single" w:sz="4" w:space="0" w:color="auto"/>
+                    <w:right w:val="single" w:sz="4" w:space="0" w:color="auto"/>
+                  </w:tcBorders>
+                  <w:hideMark/>
+                </w:tcPr>
+                <w:p>
+                  <w:pPr>
+                    <w:spacing w:after="200" w:line="276" w:lineRule="auto"/>
+                    <w:jc w:val="both"/>
+                    <w:rPr>
+                      <w:rFonts w:ascii="Arial" w:hAnsi="Arial" w:cs="Arial"/>
+                      <w:b/>
+                      <w:bCs/>
+                      <w:sz w:val="22"/>
+                      <w:szCs w:val="22"/>
+                    </w:rPr>
+                  </w:pPr>
+                  <w:r>
+                    <w:rPr>
+                      <w:rFonts w:ascii="Arial" w:hAnsi="Arial" w:cs="Arial"/>
+                      <w:b/>
+                      <w:bCs/>
+                      <w:sz w:val="22"/>
+                      <w:szCs w:val="22"/>
+                    </w:rPr>
+                    <w:t>04/08</w:t>
+                  </w:r>
+                </w:p>
+              </w:tc>
+              <w:tc>
+                <w:tcPr>
+                  <w:tcW w:w="779" w:type="dxa"/>
+                  <w:tcBorders>
+                    <w:top w:val="single" w:sz="4" w:space="0" w:color="auto"/>
+                    <w:left w:val="single" w:sz="4" w:space="0" w:color="auto"/>
+                    <w:bottom w:val="single" w:sz="4" w:space="0" w:color="auto"/>
+                    <w:right w:val="single" w:sz="4" w:space="0" w:color="auto"/>
+                  </w:tcBorders>
+                  <w:hideMark/>
+                </w:tcPr>
+                <w:p>
+                  <w:pPr>
+                    <w:spacing w:after="200" w:line="276" w:lineRule="auto"/>
+                    <w:jc w:val="both"/>
+                    <w:rPr>
+                      <w:rFonts w:ascii="Arial" w:hAnsi="Arial" w:cs="Arial"/>
+                      <w:b/>
+                      <w:bCs/>
+                      <w:sz w:val="22"/>
+                      <w:szCs w:val="22"/>
+                    </w:rPr>
+                  </w:pPr>
+                  <w:r>
+                    <w:rPr>
+                      <w:rFonts w:ascii="Arial" w:hAnsi="Arial" w:cs="Arial"/>
+                      <w:b/>
+                      <w:bCs/>
+                      <w:sz w:val="22"/>
+                      <w:szCs w:val="22"/>
+                    </w:rPr>
+                    <w:t>20:00</w:t>
+                  </w:r>
+                </w:p>
+              </w:tc>
+            </w:tr>
+            <w:tr>
+              <w:tc>
+                <w:tcPr>
+                  <w:tcW w:w="2576" w:type="dxa"/>
+                  <w:tcBorders>
+                    <w:top w:val="single" w:sz="4" w:space="0" w:color="auto"/>
+                    <w:left w:val="single" w:sz="4" w:space="0" w:color="auto"/>
+                    <w:bottom w:val="single" w:sz="4" w:space="0" w:color="auto"/>
+                    <w:right w:val="single" w:sz="4" w:space="0" w:color="auto"/>
+                  </w:tcBorders>
+                  <w:shd w:val="clear" w:color="auto" w:fill="BFBFBF" w:themeFill="background1" w:themeFillShade="BF"/>
+                  <w:hideMark/>
+                </w:tcPr>
+                <w:p>
+                  <w:pPr>
+                    <w:spacing w:after="200" w:line="276" w:lineRule="auto"/>
+                    <w:jc w:val="both"/>
+                    <w:rPr>
+                      <w:rFonts w:ascii="Arial" w:hAnsi="Arial" w:cs="Arial"/>
+                      <w:b/>
+                      <w:bCs/>
+                      <w:sz w:val="22"/>
+                      <w:szCs w:val="22"/>
+                    </w:rPr>
+                  </w:pPr>
+                  <w:r>
+                    <w:rPr>
+                      <w:rFonts w:ascii="Arial" w:hAnsi="Arial" w:cs="Arial"/>
+                      <w:b/>
+                      <w:bCs/>
+                      <w:sz w:val="22"/>
+                      <w:szCs w:val="22"/>
+                    </w:rPr>
+                    <w:t>Realização/Carteirinha</w:t>
+                  </w:r>
+                </w:p>
+              </w:tc>
+              <w:tc>
+                <w:tcPr>
+                  <w:tcW w:w="791" w:type="dxa"/>
+                  <w:tcBorders>
+                    <w:top w:val="single" w:sz="4" w:space="0" w:color="auto"/>
+                    <w:left w:val="single" w:sz="4" w:space="0" w:color="auto"/>
+                    <w:bottom w:val="single" w:sz="4" w:space="0" w:color="auto"/>
+                    <w:right w:val="single" w:sz="4" w:space="0" w:color="auto"/>
+                  </w:tcBorders>
+                  <w:shd w:val="clear" w:color="auto" w:fill="BFBFBF" w:themeFill="background1" w:themeFillShade="BF"/>
+                  <w:hideMark/>
+                </w:tcPr>
+                <w:p>
+                  <w:pPr>
+                    <w:spacing w:after="200" w:line="276" w:lineRule="auto"/>
+                    <w:jc w:val="both"/>
+                    <w:rPr>
+                      <w:rFonts w:ascii="Arial" w:hAnsi="Arial" w:cs="Arial"/>
+                      <w:b/>
+                      <w:bCs/>
+                      <w:sz w:val="22"/>
+                      <w:szCs w:val="22"/>
+                    </w:rPr>
+                  </w:pPr>
+                  <w:r>
+                    <w:rPr>
+                      <w:rFonts w:ascii="Arial" w:hAnsi="Arial" w:cs="Arial"/>
+                      <w:b/>
+                      <w:bCs/>
+                      <w:sz w:val="22"/>
+                      <w:szCs w:val="22"/>
+                    </w:rPr>
+                    <w:t>05/08</w:t>
+                  </w:r>
+                </w:p>
+              </w:tc>
+              <w:tc>
+                <w:tcPr>
+                  <w:tcW w:w="791" w:type="dxa"/>
+                  <w:tcBorders>
+                    <w:top w:val="single" w:sz="4" w:space="0" w:color="auto"/>
+                    <w:left w:val="single" w:sz="4" w:space="0" w:color="auto"/>
+                    <w:bottom w:val="single" w:sz="4" w:space="0" w:color="auto"/>
+                    <w:right w:val="single" w:sz="4" w:space="0" w:color="auto"/>
+                  </w:tcBorders>
+                  <w:shd w:val="clear" w:color="auto" w:fill="BFBFBF" w:themeFill="background1" w:themeFillShade="BF"/>
+                  <w:hideMark/>
+                </w:tcPr>
+                <w:p>
+                  <w:pPr>
+                    <w:spacing w:after="200" w:line="276" w:lineRule="auto"/>
+                    <w:jc w:val="both"/>
+                    <w:rPr>
+                      <w:rFonts w:ascii="Arial" w:hAnsi="Arial" w:cs="Arial"/>
+                      <w:b/>
+                      <w:bCs/>
+                      <w:sz w:val="22"/>
+                      <w:szCs w:val="22"/>
+                    </w:rPr>
+                  </w:pPr>
+                  <w:r>
+                    <w:rPr>
+                      <w:rFonts w:ascii="Arial" w:hAnsi="Arial" w:cs="Arial"/>
+                      <w:b/>
+                      <w:bCs/>
+                      <w:sz w:val="22"/>
+                      <w:szCs w:val="22"/>
+                    </w:rPr>
+                    <w:t>09:00</w:t>
+                  </w:r>
+                </w:p>
+              </w:tc>
+              <w:tc>
+                <w:tcPr>
+                  <w:tcW w:w="767" w:type="dxa"/>
+                  <w:tcBorders>
+                    <w:top w:val="single" w:sz="4" w:space="0" w:color="auto"/>
+                    <w:left w:val="single" w:sz="4" w:space="0" w:color="auto"/>
+                    <w:bottom w:val="single" w:sz="4" w:space="0" w:color="auto"/>
+                    <w:right w:val="single" w:sz="4" w:space="0" w:color="auto"/>
+                  </w:tcBorders>
+                  <w:shd w:val="clear" w:color="auto" w:fill="BFBFBF" w:themeFill="background1" w:themeFillShade="BF"/>
+                  <w:hideMark/>
+                </w:tcPr>
+                <w:p>
+                  <w:pPr>
+                    <w:spacing w:after="200" w:line="276" w:lineRule="auto"/>
+                    <w:jc w:val="both"/>
+                    <w:rPr>
+                      <w:rFonts w:ascii="Arial" w:hAnsi="Arial" w:cs="Arial"/>
+                      <w:b/>
+                      <w:bCs/>
+                      <w:sz w:val="22"/>
+                      <w:szCs w:val="22"/>
+                    </w:rPr>
+                  </w:pPr>
+                  <w:r>
+                    <w:rPr>
+                      <w:rFonts w:ascii="Arial" w:hAnsi="Arial" w:cs="Arial"/>
+                      <w:b/>
+                      <w:bCs/>
+                      <w:sz w:val="22"/>
+                      <w:szCs w:val="22"/>
+                    </w:rPr>
+                    <w:t>05/08</w:t>
+                  </w:r>
+                </w:p>
+              </w:tc>
+              <w:tc>
+                <w:tcPr>
+                  <w:tcW w:w="779" w:type="dxa"/>
+                  <w:tcBorders>
+                    <w:top w:val="single" w:sz="4" w:space="0" w:color="auto"/>
+                    <w:left w:val="single" w:sz="4" w:space="0" w:color="auto"/>
+                    <w:bottom w:val="single" w:sz="4" w:space="0" w:color="auto"/>
+                    <w:right w:val="single" w:sz="4" w:space="0" w:color="auto"/>
+                  </w:tcBorders>
+                  <w:shd w:val="clear" w:color="auto" w:fill="BFBFBF" w:themeFill="background1" w:themeFillShade="BF"/>
+                  <w:hideMark/>
+                </w:tcPr>
+                <w:p>
+                  <w:pPr>
+                    <w:spacing w:after="200" w:line="276" w:lineRule="auto"/>
+                    <w:jc w:val="both"/>
+                    <w:rPr>
+                      <w:rFonts w:ascii="Arial" w:hAnsi="Arial" w:cs="Arial"/>
+                      <w:b/>
+                      <w:bCs/>
+                      <w:sz w:val="22"/>
+                      <w:szCs w:val="22"/>
+                    </w:rPr>
+                  </w:pPr>
+                  <w:r>
+                    <w:rPr>
+                      <w:rFonts w:ascii="Arial" w:hAnsi="Arial" w:cs="Arial"/>
+                      <w:b/>
+                      <w:bCs/>
+                      <w:sz w:val="22"/>
+                      <w:szCs w:val="22"/>
+                    </w:rPr>
+                    <w:t>10:00</w:t>
+                  </w:r>
+                </w:p>
+              </w:tc>
+            </w:tr>
+            <w:tr>
+              <w:tc>
+                <w:tcPr>
+                  <w:tcW w:w="2576" w:type="dxa"/>
+                  <w:tcBorders>
+                    <w:top w:val="single" w:sz="4" w:space="0" w:color="auto"/>
+                    <w:left w:val="single" w:sz="4" w:space="0" w:color="auto"/>
+                    <w:bottom w:val="single" w:sz="4" w:space="0" w:color="auto"/>
+                    <w:right w:val="single" w:sz="4" w:space="0" w:color="auto"/>
+                  </w:tcBorders>
+                  <w:shd w:val="clear" w:color="auto" w:fill="BFBFBF" w:themeFill="background1" w:themeFillShade="BF"/>
+                  <w:hideMark/>
+                </w:tcPr>
+                <w:p>
+                  <w:pPr>
+                    <w:spacing w:after="200" w:line="276" w:lineRule="auto"/>
+                    <w:jc w:val="both"/>
+                    <w:rPr>
+                      <w:rFonts w:ascii="Arial" w:hAnsi="Arial" w:cs="Arial"/>
+                      <w:b/>
+                      <w:bCs/>
+                      <w:sz w:val="22"/>
+                      <w:szCs w:val="22"/>
+                    </w:rPr>
+                  </w:pPr>
+                  <w:r>
+                    <w:rPr>
+                      <w:rFonts w:ascii="Arial" w:hAnsi="Arial" w:cs="Arial"/>
+                      <w:b/>
+                      <w:bCs/>
+                      <w:sz w:val="22"/>
+                      <w:szCs w:val="22"/>
+                    </w:rPr>
+                    <w:t>Realização</w:t>
+                  </w:r>
+                </w:p>
+              </w:tc>
+              <w:tc>
+                <w:tcPr>
+                  <w:tcW w:w="791" w:type="dxa"/>
+                  <w:tcBorders>
+                    <w:top w:val="single" w:sz="4" w:space="0" w:color="auto"/>
+                    <w:left w:val="single" w:sz="4" w:space="0" w:color="auto"/>
+                    <w:bottom w:val="single" w:sz="4" w:space="0" w:color="auto"/>
+                    <w:right w:val="single" w:sz="4" w:space="0" w:color="auto"/>
+                  </w:tcBorders>
+                  <w:shd w:val="clear" w:color="auto" w:fill="BFBFBF" w:themeFill="background1" w:themeFillShade="BF"/>
+                  <w:hideMark/>
+                </w:tcPr>
+                <w:p>
+                  <w:pPr>
+                    <w:spacing w:after="200" w:line="276" w:lineRule="auto"/>
+                    <w:jc w:val="both"/>
+                    <w:rPr>
+                      <w:rFonts w:ascii="Arial" w:hAnsi="Arial" w:cs="Arial"/>
+                      <w:b/>
+                      <w:bCs/>
+                      <w:sz w:val="22"/>
+                      <w:szCs w:val="22"/>
+                    </w:rPr>
+                  </w:pPr>
+                  <w:r>
+                    <w:rPr>
+                      <w:rFonts w:ascii="Arial" w:hAnsi="Arial" w:cs="Arial"/>
+                      <w:b/>
+                      <w:bCs/>
+                      <w:sz w:val="22"/>
+                      <w:szCs w:val="22"/>
+                    </w:rPr>
+                    <w:t>05/08</w:t>
+                  </w:r>
+                </w:p>
+              </w:tc>
+              <w:tc>
+                <w:tcPr>
+                  <w:tcW w:w="791" w:type="dxa"/>
+                  <w:tcBorders>
+                    <w:top w:val="single" w:sz="4" w:space="0" w:color="auto"/>
+                    <w:left w:val="single" w:sz="4" w:space="0" w:color="auto"/>
+                    <w:bottom w:val="single" w:sz="4" w:space="0" w:color="auto"/>
+                    <w:right w:val="single" w:sz="4" w:space="0" w:color="auto"/>
+                  </w:tcBorders>
+                  <w:shd w:val="clear" w:color="auto" w:fill="BFBFBF" w:themeFill="background1" w:themeFillShade="BF"/>
+                  <w:hideMark/>
+                </w:tcPr>
+                <w:p>
+                  <w:pPr>
+                    <w:spacing w:after="200" w:line="276" w:lineRule="auto"/>
+                    <w:jc w:val="both"/>
+                    <w:rPr>
+                      <w:rFonts w:ascii="Arial" w:hAnsi="Arial" w:cs="Arial"/>
+                      <w:b/>
+                      <w:bCs/>
+                      <w:sz w:val="22"/>
+                      <w:szCs w:val="22"/>
+                    </w:rPr>
+                  </w:pPr>
+                  <w:r>
+                    <w:rPr>
+                      <w:rFonts w:ascii="Arial" w:hAnsi="Arial" w:cs="Arial"/>
+                      <w:b/>
+                      <w:bCs/>
+                      <w:sz w:val="22"/>
+                      <w:szCs w:val="22"/>
+                    </w:rPr>
+                    <w:t>10:00</w:t>
+                  </w:r>
+                </w:p>
+              </w:tc>
+              <w:tc>
+                <w:tcPr>
+                  <w:tcW w:w="767" w:type="dxa"/>
+                  <w:tcBorders>
+                    <w:top w:val="single" w:sz="4" w:space="0" w:color="auto"/>
+                    <w:left w:val="single" w:sz="4" w:space="0" w:color="auto"/>
+                    <w:bottom w:val="single" w:sz="4" w:space="0" w:color="auto"/>
+                    <w:right w:val="single" w:sz="4" w:space="0" w:color="auto"/>
+                  </w:tcBorders>
+                  <w:shd w:val="clear" w:color="auto" w:fill="BFBFBF" w:themeFill="background1" w:themeFillShade="BF"/>
+                  <w:hideMark/>
+                </w:tcPr>
+                <w:p>
+                  <w:pPr>
+                    <w:spacing w:after="200" w:line="276" w:lineRule="auto"/>
+                    <w:jc w:val="both"/>
+                    <w:rPr>
+                      <w:rFonts w:ascii="Arial" w:hAnsi="Arial" w:cs="Arial"/>
+                      <w:b/>
+                      <w:bCs/>
+                      <w:sz w:val="22"/>
+                      <w:szCs w:val="22"/>
+                    </w:rPr>
+                  </w:pPr>
+                  <w:r>
+                    <w:rPr>
+                      <w:rFonts w:ascii="Arial" w:hAnsi="Arial" w:cs="Arial"/>
+                      <w:b/>
+                      <w:bCs/>
+                      <w:sz w:val="22"/>
+                      <w:szCs w:val="22"/>
+                    </w:rPr>
+                    <w:t>08/08</w:t>
+                  </w:r>
+                </w:p>
+              </w:tc>
+              <w:tc>
+                <w:tcPr>
+                  <w:tcW w:w="779" w:type="dxa"/>
+                  <w:tcBorders>
+                    <w:top w:val="single" w:sz="4" w:space="0" w:color="auto"/>
+                    <w:left w:val="single" w:sz="4" w:space="0" w:color="auto"/>
+                    <w:bottom w:val="single" w:sz="4" w:space="0" w:color="auto"/>
+                    <w:right w:val="single" w:sz="4" w:space="0" w:color="auto"/>
+                  </w:tcBorders>
+                  <w:shd w:val="clear" w:color="auto" w:fill="BFBFBF" w:themeFill="background1" w:themeFillShade="BF"/>
+                  <w:hideMark/>
+                </w:tcPr>
+                <w:p>
+                  <w:pPr>
+                    <w:spacing w:after="200" w:line="276" w:lineRule="auto"/>
+                    <w:jc w:val="both"/>
+                    <w:rPr>
+                      <w:rFonts w:ascii="Arial" w:hAnsi="Arial" w:cs="Arial"/>
+                      <w:b/>
+                      <w:bCs/>
+                      <w:sz w:val="22"/>
+                      <w:szCs w:val="22"/>
+                    </w:rPr>
+                  </w:pPr>
+                  <w:r>
+                    <w:rPr>
+                      <w:rFonts w:ascii="Arial" w:hAnsi="Arial" w:cs="Arial"/>
+                      <w:b/>
+                      <w:bCs/>
+                      <w:sz w:val="22"/>
+                      <w:szCs w:val="22"/>
+                    </w:rPr>
+                    <w:t>22:00</w:t>
+                  </w:r>
+                </w:p>
+              </w:tc>
+            </w:tr>
+            <w:tr>
+              <w:tc>
+                <w:tcPr>
+                  <w:tcW w:w="2576" w:type="dxa"/>
+                  <w:tcBorders>
+                    <w:top w:val="single" w:sz="4" w:space="0" w:color="auto"/>
+                    <w:left w:val="single" w:sz="4" w:space="0" w:color="auto"/>
+                    <w:bottom w:val="single" w:sz="4" w:space="0" w:color="auto"/>
+                    <w:right w:val="single" w:sz="4" w:space="0" w:color="auto"/>
+                  </w:tcBorders>
+                  <w:shd w:val="clear" w:color="auto" w:fill="BFBFBF" w:themeFill="background1" w:themeFillShade="BF"/>
+                  <w:hideMark/>
+                </w:tcPr>
+                <w:p>
+                  <w:pPr>
+                    <w:spacing w:after="200" w:line="276" w:lineRule="auto"/>
+                    <w:jc w:val="both"/>
+                    <w:rPr>
+                      <w:rFonts w:ascii="Arial" w:hAnsi="Arial" w:cs="Arial"/>
+                      <w:b/>
+                      <w:bCs/>
+                      <w:sz w:val="22"/>
+                      <w:szCs w:val="22"/>
+                    </w:rPr>
+                  </w:pPr>
+                  <w:r>
+                    <w:rPr>
+                      <w:rFonts w:ascii="Arial" w:hAnsi="Arial" w:cs="Arial"/>
+                      <w:b/>
+                      <w:bCs/>
+                      <w:sz w:val="22"/>
+                      <w:szCs w:val="22"/>
+                    </w:rPr>
+                    <w:t>Realização</w:t>
+                  </w:r>
+                </w:p>
+              </w:tc>
+              <w:tc>
+                <w:tcPr>
+                  <w:tcW w:w="791" w:type="dxa"/>
+                  <w:tcBorders>
+                    <w:top w:val="single" w:sz="4" w:space="0" w:color="auto"/>
+                    <w:left w:val="single" w:sz="4" w:space="0" w:color="auto"/>
+                    <w:bottom w:val="single" w:sz="4" w:space="0" w:color="auto"/>
+                    <w:right w:val="single" w:sz="4" w:space="0" w:color="auto"/>
+                  </w:tcBorders>
+                  <w:shd w:val="clear" w:color="auto" w:fill="BFBFBF" w:themeFill="background1" w:themeFillShade="BF"/>
+                  <w:hideMark/>
+                </w:tcPr>
+                <w:p>
+                  <w:pPr>
+                    <w:spacing w:after="200" w:line="276" w:lineRule="auto"/>
+                    <w:jc w:val="both"/>
+                    <w:rPr>
+                      <w:rFonts w:ascii="Arial" w:hAnsi="Arial" w:cs="Arial"/>
+                      <w:b/>
+                      <w:bCs/>
+                      <w:sz w:val="22"/>
+                      <w:szCs w:val="22"/>
+                    </w:rPr>
+                  </w:pPr>
+                  <w:r>
+                    <w:rPr>
+                      <w:rFonts w:ascii="Arial" w:hAnsi="Arial" w:cs="Arial"/>
+                      <w:b/>
+                      <w:bCs/>
+                      <w:sz w:val="22"/>
+                      <w:szCs w:val="22"/>
+                    </w:rPr>
+                    <w:t>09/08</w:t>
+                  </w:r>
+                </w:p>
+              </w:tc>
+              <w:tc>
+                <w:tcPr>
+                  <w:tcW w:w="791" w:type="dxa"/>
+                  <w:tcBorders>
+                    <w:top w:val="single" w:sz="4" w:space="0" w:color="auto"/>
+                    <w:left w:val="single" w:sz="4" w:space="0" w:color="auto"/>
+                    <w:bottom w:val="single" w:sz="4" w:space="0" w:color="auto"/>
+                    <w:right w:val="single" w:sz="4" w:space="0" w:color="auto"/>
+                  </w:tcBorders>
+                  <w:shd w:val="clear" w:color="auto" w:fill="BFBFBF" w:themeFill="background1" w:themeFillShade="BF"/>
+                  <w:hideMark/>
+                </w:tcPr>
+                <w:p>
+                  <w:pPr>
+                    <w:spacing w:after="200" w:line="276" w:lineRule="auto"/>
+                    <w:jc w:val="both"/>
+                    <w:rPr>
+                      <w:rFonts w:ascii="Arial" w:hAnsi="Arial" w:cs="Arial"/>
+                      <w:b/>
+                      <w:bCs/>
+                      <w:sz w:val="22"/>
+                      <w:szCs w:val="22"/>
+                    </w:rPr>
+                  </w:pPr>
+                  <w:r>
+                    <w:rPr>
+                      <w:rFonts w:ascii="Arial" w:hAnsi="Arial" w:cs="Arial"/>
+                      <w:b/>
+                      <w:bCs/>
+                      <w:sz w:val="22"/>
+                      <w:szCs w:val="22"/>
+                    </w:rPr>
+                    <w:t>10:00</w:t>
+                  </w:r>
+                </w:p>
+              </w:tc>
+              <w:tc>
+                <w:tcPr>
+                  <w:tcW w:w="767" w:type="dxa"/>
+                  <w:tcBorders>
+                    <w:top w:val="single" w:sz="4" w:space="0" w:color="auto"/>
+                    <w:left w:val="single" w:sz="4" w:space="0" w:color="auto"/>
+                    <w:bottom w:val="single" w:sz="4" w:space="0" w:color="auto"/>
+                    <w:right w:val="single" w:sz="4" w:space="0" w:color="auto"/>
+                  </w:tcBorders>
+                  <w:shd w:val="clear" w:color="auto" w:fill="BFBFBF" w:themeFill="background1" w:themeFillShade="BF"/>
+                  <w:hideMark/>
+                </w:tcPr>
+                <w:p>
+                  <w:pPr>
+                    <w:spacing w:after="200" w:line="276" w:lineRule="auto"/>
+                    <w:jc w:val="both"/>
+                    <w:rPr>
+                      <w:rFonts w:ascii="Arial" w:hAnsi="Arial" w:cs="Arial"/>
+                      <w:b/>
+                      <w:bCs/>
+                      <w:sz w:val="22"/>
+                      <w:szCs w:val="22"/>
+                    </w:rPr>
+                  </w:pPr>
+                  <w:r>
+                    <w:rPr>
+                      <w:rFonts w:ascii="Arial" w:hAnsi="Arial" w:cs="Arial"/>
+                      <w:b/>
+                      <w:bCs/>
+                      <w:sz w:val="22"/>
+                      <w:szCs w:val="22"/>
+                    </w:rPr>
+                    <w:t>09/08</w:t>
+                  </w:r>
+                </w:p>
+              </w:tc>
+              <w:tc>
+                <w:tcPr>
+                  <w:tcW w:w="779" w:type="dxa"/>
+                  <w:tcBorders>
+                    <w:top w:val="single" w:sz="4" w:space="0" w:color="auto"/>
+                    <w:left w:val="single" w:sz="4" w:space="0" w:color="auto"/>
+                    <w:bottom w:val="single" w:sz="4" w:space="0" w:color="auto"/>
+                    <w:right w:val="single" w:sz="4" w:space="0" w:color="auto"/>
+                  </w:tcBorders>
+                  <w:shd w:val="clear" w:color="auto" w:fill="BFBFBF" w:themeFill="background1" w:themeFillShade="BF"/>
+                  <w:hideMark/>
+                </w:tcPr>
+                <w:p>
+                  <w:pPr>
+                    <w:spacing w:after="200" w:line="276" w:lineRule="auto"/>
+                    <w:jc w:val="both"/>
+                    <w:rPr>
+                      <w:rFonts w:ascii="Arial" w:hAnsi="Arial" w:cs="Arial"/>
+                      <w:b/>
+                      <w:bCs/>
+                      <w:sz w:val="22"/>
+                      <w:szCs w:val="22"/>
+                    </w:rPr>
+                  </w:pPr>
+                  <w:r>
+                    <w:rPr>
+                      <w:rFonts w:ascii="Arial" w:hAnsi="Arial" w:cs="Arial"/>
+                      <w:b/>
+                      <w:bCs/>
+                      <w:sz w:val="22"/>
+                      <w:szCs w:val="22"/>
+                    </w:rPr>
+                    <w:t>20:00</w:t>
+                  </w:r>
+                </w:p>
+              </w:tc>
+            </w:tr>
+            <w:tr>
+              <w:tc>
+                <w:tcPr>
+                  <w:tcW w:w="2576" w:type="dxa"/>
+                  <w:tcBorders>
+                    <w:top w:val="single" w:sz="4" w:space="0" w:color="auto"/>
+                    <w:left w:val="single" w:sz="4" w:space="0" w:color="auto"/>
+                    <w:bottom w:val="single" w:sz="4" w:space="0" w:color="auto"/>
+                    <w:right w:val="single" w:sz="4" w:space="0" w:color="auto"/>
+                  </w:tcBorders>
+                  <w:hideMark/>
+                </w:tcPr>
+                <w:p>
+                  <w:pPr>
+                    <w:spacing w:after="200" w:line="276" w:lineRule="auto"/>
+                    <w:jc w:val="both"/>
+                    <w:rPr>
+                      <w:rFonts w:ascii="Arial" w:hAnsi="Arial" w:cs="Arial"/>
+                      <w:b/>
+                      <w:bCs/>
+                      <w:sz w:val="22"/>
+                      <w:szCs w:val="22"/>
+                    </w:rPr>
+                  </w:pPr>
+                  <w:r>
+                    <w:rPr>
+                      <w:rFonts w:ascii="Arial" w:hAnsi="Arial" w:cs="Arial"/>
+                      <w:b/>
+                      <w:bCs/>
+                      <w:sz w:val="22"/>
+                      <w:szCs w:val="22"/>
+                    </w:rPr>
+                    <w:t>Desmontagem</w:t>
+                  </w:r>
+                </w:p>
+              </w:tc>
+              <w:tc>
+                <w:tcPr>
+                  <w:tcW w:w="791" w:type="dxa"/>
+                  <w:tcBorders>
+                    <w:top w:val="single" w:sz="4" w:space="0" w:color="auto"/>
+                    <w:left w:val="single" w:sz="4" w:space="0" w:color="auto"/>
+                    <w:bottom w:val="single" w:sz="4" w:space="0" w:color="auto"/>
+                    <w:right w:val="single" w:sz="4" w:space="0" w:color="auto"/>
+                  </w:tcBorders>
+                  <w:hideMark/>
+                </w:tcPr>
+                <w:p>
+                  <w:pPr>
+                    <w:spacing w:after="200" w:line="276" w:lineRule="auto"/>
+                    <w:jc w:val="both"/>
+                    <w:rPr>
+                      <w:rFonts w:ascii="Arial" w:hAnsi="Arial" w:cs="Arial"/>
+                      <w:b/>
+                      <w:bCs/>
+                      <w:sz w:val="22"/>
+                      <w:szCs w:val="22"/>
+                    </w:rPr>
+                  </w:pPr>
+                  <w:r>
+                    <w:rPr>
+                      <w:rFonts w:ascii="Arial" w:hAnsi="Arial" w:cs="Arial"/>
+                      <w:b/>
+                      <w:bCs/>
+                      <w:sz w:val="22"/>
+                      <w:szCs w:val="22"/>
+                    </w:rPr>
+                    <w:t>09/08</w:t>
+                  </w:r>
+                </w:p>
+              </w:tc>
+              <w:tc>
+                <w:tcPr>
+                  <w:tcW w:w="791" w:type="dxa"/>
+                  <w:tcBorders>
+                    <w:top w:val="single" w:sz="4" w:space="0" w:color="auto"/>
+                    <w:left w:val="single" w:sz="4" w:space="0" w:color="auto"/>
+                    <w:bottom w:val="single" w:sz="4" w:space="0" w:color="auto"/>
+                    <w:right w:val="single" w:sz="4" w:space="0" w:color="auto"/>
+                  </w:tcBorders>
+                  <w:hideMark/>
+                </w:tcPr>
+                <w:p>
+                  <w:pPr>
+                    <w:spacing w:after="200" w:line="276" w:lineRule="auto"/>
+                    <w:jc w:val="both"/>
+                    <w:rPr>
+                      <w:rFonts w:ascii="Arial" w:hAnsi="Arial" w:cs="Arial"/>
+                      <w:b/>
+                      <w:bCs/>
+                      <w:sz w:val="22"/>
+                      <w:szCs w:val="22"/>
+                    </w:rPr>
+                  </w:pPr>
+                  <w:r>
+                    <w:rPr>
+                      <w:rFonts w:ascii="Arial" w:hAnsi="Arial" w:cs="Arial"/>
+                      <w:b/>
+                      <w:bCs/>
+                      <w:sz w:val="22"/>
+                      <w:szCs w:val="22"/>
+                    </w:rPr>
+                    <w:t>21:00</w:t>
+                  </w:r>
+                </w:p>
+              </w:tc>
+              <w:tc>
+                <w:tcPr>
+                  <w:tcW w:w="767" w:type="dxa"/>
+                  <w:tcBorders>
+                    <w:top w:val="single" w:sz="4" w:space="0" w:color="auto"/>
+                    <w:left w:val="single" w:sz="4" w:space="0" w:color="auto"/>
+                    <w:bottom w:val="single" w:sz="4" w:space="0" w:color="auto"/>
+                    <w:right w:val="single" w:sz="4" w:space="0" w:color="auto"/>
+                  </w:tcBorders>
+                  <w:hideMark/>
+                </w:tcPr>
+                <w:p>
+                  <w:pPr>
+                    <w:spacing w:after="200" w:line="276" w:lineRule="auto"/>
+                    <w:jc w:val="both"/>
+                    <w:rPr>
+                      <w:rFonts w:ascii="Arial" w:hAnsi="Arial" w:cs="Arial"/>
+                      <w:b/>
+                      <w:bCs/>
+                      <w:sz w:val="22"/>
+                      <w:szCs w:val="22"/>
+                    </w:rPr>
+                  </w:pPr>
+                  <w:r>
+                    <w:rPr>
+                      <w:rFonts w:ascii="Arial" w:hAnsi="Arial" w:cs="Arial"/>
+                      <w:b/>
+                      <w:bCs/>
+                      <w:sz w:val="22"/>
+                      <w:szCs w:val="22"/>
+                    </w:rPr>
+                    <w:t>09/08</w:t>
+                  </w:r>
+                </w:p>
+              </w:tc>
+              <w:tc>
+                <w:tcPr>
+                  <w:tcW w:w="779" w:type="dxa"/>
+                  <w:tcBorders>
+                    <w:top w:val="single" w:sz="4" w:space="0" w:color="auto"/>
+                    <w:left w:val="single" w:sz="4" w:space="0" w:color="auto"/>
+                    <w:bottom w:val="single" w:sz="4" w:space="0" w:color="auto"/>
+                    <w:right w:val="single" w:sz="4" w:space="0" w:color="auto"/>
+                  </w:tcBorders>
+                  <w:hideMark/>
+                </w:tcPr>
+                <w:p>
+                  <w:pPr>
+                    <w:spacing w:after="200" w:line="276" w:lineRule="auto"/>
+                    <w:jc w:val="both"/>
+                    <w:rPr>
+                      <w:rFonts w:ascii="Arial" w:hAnsi="Arial" w:cs="Arial"/>
+                      <w:b/>
+                      <w:bCs/>
+                      <w:sz w:val="22"/>
+                      <w:szCs w:val="22"/>
+                    </w:rPr>
+                  </w:pPr>
+                  <w:r>
+                    <w:rPr>
+                      <w:rFonts w:ascii="Arial" w:hAnsi="Arial" w:cs="Arial"/>
+                      <w:b/>
+                      <w:bCs/>
+                      <w:sz w:val="22"/>
+                      <w:szCs w:val="22"/>
+                    </w:rPr>
+                    <w:t>00:00</w:t>
+                  </w:r>
+                </w:p>
+              </w:tc>
+            </w:tr>
+          </w:tbl>
+          <w:p>
+            <w:pPr>
+              <w:spacing w:after="200" w:line="276" w:lineRule="auto"/>
+              <w:jc w:val="both"/>
+              <w:rPr>
+                <w:rFonts w:ascii="Arial" w:hAnsi="Arial" w:cs="Arial"/>
+                <w:b/>
+                <w:bCs/>
+                <w:sz w:val="22"/>
+                <w:szCs w:val="22"/>
+              </w:rPr>
+            </w:pPr>
+          </w:p>
+        </w:tc>
+      </w:tr>
+      <w:tr>
+        <w:trPr>
+          <w:trHeight w:val="628"/>
+          <w:jc w:val="center"/>
+        </w:trPr>
+        <w:tc>
+          <w:tcPr>
+            <w:tcW w:w="3652" w:type="dxa"/>
+            <w:tcBorders>
+              <w:top w:val="single" w:sz="4" w:space="0" w:color="auto"/>
+              <w:left w:val="single" w:sz="4" w:space="0" w:color="auto"/>
+              <w:bottom w:val="single" w:sz="4" w:space="0" w:color="auto"/>
+              <w:right w:val="single" w:sz="4" w:space="0" w:color="auto"/>
+            </w:tcBorders>
+          </w:tcPr>
+          <w:p>
+            <w:pPr>
+              <w:spacing w:after="200" w:line="276" w:lineRule="auto"/>
+              <w:jc w:val="both"/>
+              <w:rPr>
+                <w:rFonts w:ascii="Arial" w:hAnsi="Arial" w:cs="Arial"/>
+                <w:b/>
+                <w:bCs/>
+                <w:sz w:val="22"/>
+                <w:szCs w:val="22"/>
+              </w:rPr>
+            </w:pPr>
+            <w:r>
+              <w:rPr>
+                <w:rFonts w:ascii="Arial" w:hAnsi="Arial" w:cs="Arial"/>
+                <w:b/>
+                <w:bCs/>
+                <w:sz w:val="22"/>
+                <w:szCs w:val="22"/>
+              </w:rPr>
+              <w:t>6. VALOR</w:t>
+            </w:r>
+          </w:p>
+          <w:p>
+            <w:pPr>
+              <w:spacing w:after="200" w:line="276" w:lineRule="auto"/>
+              <w:jc w:val="both"/>
+              <w:rPr>
+                <w:rFonts w:ascii="Arial" w:hAnsi="Arial" w:cs="Arial"/>
+                <w:b/>
+                <w:bCs/>
+                <w:sz w:val="22"/>
+                <w:szCs w:val="22"/>
+              </w:rPr>
+            </w:pPr>
+          </w:p>
+        </w:tc>
+        <w:tc>
+          <w:tcPr>
+            <w:tcW w:w="5387" w:type="dxa"/>
+            <w:tcBorders>
+              <w:top w:val="single" w:sz="4" w:space="0" w:color="auto"/>
+              <w:left w:val="single" w:sz="4" w:space="0" w:color="auto"/>
+              <w:bottom w:val="single" w:sz="4" w:space="0" w:color="auto"/>
+              <w:right w:val="single" w:sz="4" w:space="0" w:color="auto"/>
+            </w:tcBorders>
+            <w:hideMark/>
+          </w:tcPr>
+          <w:p>
+            <w:pPr>
+              <w:spacing w:after="200" w:line="276" w:lineRule="auto"/>
+              <w:jc w:val="both"/>
+              <w:rPr>
+                <w:rFonts w:ascii="Arial" w:hAnsi="Arial" w:cs="Arial"/>
+                <w:b/>
+                <w:bCs/>
+                <w:sz w:val="22"/>
+                <w:szCs w:val="22"/>
+              </w:rPr>
+            </w:pPr>
+            <w:r>
+              <w:rPr>
+                <w:rFonts w:ascii="Arial" w:hAnsi="Arial" w:cs="Arial"/>
+                <w:b/>
+                <w:bCs/>
+                <w:sz w:val="22"/>
+                <w:szCs w:val="22"/>
+              </w:rPr>
+              <w:t>{{VALORTOTALALUGUELSTAND}}</w:t>
+            </w:r>
+          </w:p>
+        </w:tc>
+      </w:tr>
+      <w:tr>
+        <w:trPr>
+          <w:jc w:val="center"/>
+        </w:trPr>
+        <w:tc>
+          <w:tcPr>
+            <w:tcW w:w="3652" w:type="dxa"/>
+            <w:tcBorders>
+              <w:top w:val="single" w:sz="4" w:space="0" w:color="auto"/>
+              <w:left w:val="single" w:sz="4" w:space="0" w:color="auto"/>
+              <w:bottom w:val="single" w:sz="4" w:space="0" w:color="auto"/>
+              <w:right w:val="single" w:sz="4" w:space="0" w:color="auto"/>
+            </w:tcBorders>
+          </w:tcPr>
+          <w:p>
+            <w:pPr>
+              <w:spacing w:after="200" w:line="276" w:lineRule="auto"/>
+              <w:jc w:val="both"/>
+              <w:rPr>
+                <w:rFonts w:ascii="Arial" w:hAnsi="Arial" w:cs="Arial"/>
+                <w:b/>
+                <w:bCs/>
+                <w:sz w:val="22"/>
+                <w:szCs w:val="22"/>
+              </w:rPr>
+            </w:pPr>
+            <w:r>
+              <w:rPr>
+                <w:rFonts w:ascii="Arial" w:hAnsi="Arial" w:cs="Arial"/>
+                <w:b/>
+                <w:bCs/>
+                <w:sz w:val="22"/>
+                <w:szCs w:val="22"/>
+              </w:rPr>
+              <w:t>7. CONDIÇÕES DE PAGAMENTO</w:t>
+            </w:r>
+          </w:p>
+          <w:p>
+            <w:pPr>
+              <w:spacing w:after="200" w:line="276" w:lineRule="auto"/>
+              <w:jc w:val="both"/>
+              <w:rPr>
+                <w:rFonts w:ascii="Arial" w:hAnsi="Arial" w:cs="Arial"/>
+                <w:b/>
+                <w:bCs/>
+                <w:sz w:val="22"/>
+                <w:szCs w:val="22"/>
+              </w:rPr>
+            </w:pPr>
+          </w:p>
+        </w:tc>
+        <w:tc>
+          <w:tcPr>
+            <w:tcW w:w="5387" w:type="dxa"/>
+            <w:tcBorders>
+              <w:top w:val="single" w:sz="4" w:space="0" w:color="auto"/>
+              <w:left w:val="single" w:sz="4" w:space="0" w:color="auto"/>
+              <w:bottom w:val="single" w:sz="4" w:space="0" w:color="auto"/>
+              <w:right w:val="single" w:sz="4" w:space="0" w:color="auto"/>
+            </w:tcBorders>
+          </w:tcPr>
+          <w:p>
+            <w:pPr>
+              <w:pStyle w:val="PargrafodaLista"/>
+              <w:numPr>
+                <w:ilvl w:val="0"/>
+                <w:numId w:val="3"/>
+              </w:numPr>
+              <w:jc w:val="both"/>
+              <w:rPr>
+                <w:rFonts w:ascii="Arial" w:hAnsi="Arial" w:cs="Arial"/>
+                <w:b/>
+                <w:bCs/>
+              </w:rPr>
+            </w:pPr>
+            <w:r>
+              <w:rPr>
+                <w:rFonts w:ascii="Arial" w:hAnsi="Arial" w:cs="Arial"/>
+                <w:b/>
+                <w:bCs/>
+              </w:rPr>
+              <w:t>Entrada 10% R$ {{ENTRADAVALOR}} até o dia {{DATAENTRADA}}</w:t>
+            </w:r>
+          </w:p>
+          <w:p>
+            <w:pPr>
+              <w:jc w:val="both"/>
+              <w:rPr>
+                <w:rFonts w:ascii="Arial" w:hAnsi="Arial" w:cs="Arial"/>
+                <w:b/>
+                <w:bCs/>
+              </w:rPr>
+            </w:pPr>
+          </w:p>
+          <w:p>
+            <w:pPr>
+              <w:pStyle w:val="PargrafodaLista"/>
+              <w:numPr>
+                <w:ilvl w:val="0"/>
+                <w:numId w:val="3"/>
+              </w:numPr>
+              <w:jc w:val="both"/>
+              <w:rPr>
+                <w:rFonts w:ascii="Arial" w:hAnsi="Arial" w:cs="Arial"/>
+                <w:b/>
+                <w:bCs/>
+              </w:rPr>
+            </w:pPr>
+            <w:r>
+              <w:rPr>
+                <w:rFonts w:ascii="Arial" w:hAnsi="Arial" w:cs="Arial"/>
+                <w:b/>
+                <w:bCs/>
+              </w:rPr>
+              <w:t>E os 90% restante R$ {{VALORRESTANTE}} serão parcelados em 6x no cartão com prazo máximo de quitação {{EXPOSITORDATALIMITEPAGAMENTO}}.</w:t>
+            </w:r>
+          </w:p>
+          <w:p>
+            <w:pPr>
+              <w:spacing w:after="200" w:line="276" w:lineRule="auto"/>
+              <w:jc w:val="both"/>
+              <w:rPr>
+                <w:rFonts w:ascii="Arial" w:hAnsi="Arial" w:cs="Arial"/>
+                <w:b/>
+                <w:bCs/>
+                <w:sz w:val="22"/>
+                <w:szCs w:val="22"/>
+              </w:rPr>
+            </w:pPr>
+          </w:p>
+        </w:tc>
+      </w:tr>
+    </w:tbl>
+    <w:p>
+      <w:pPr>
+        <w:jc w:val="both"/>
+        <w:rPr>
+          <w:rFonts w:ascii="Arial" w:hAnsi="Arial" w:cs="Arial"/>
+          <w:b/>
+          <w:bCs/>
+        </w:rPr>
+      </w:pPr>
+    </w:p>
+    <w:p>
+      <w:pPr>
         <w:spacing w:after="0"/>
         <w:jc w:val="both"/>
         <w:rPr>
@@ -1346,31 +3187,37 @@
         <w:rPr>
           <w:rFonts w:ascii="Arial" w:hAnsi="Arial" w:cs="Arial"/>
         </w:rPr>
-        <w:t xml:space="preserve"> para a montagem e decoração dos espaços, sendo que o organizador não se responsabiliza por eventuais atrasos que possam decorrer de caso fortuito ou força maior ou ainda atrasos derivados por condições do local designado para o evento, reservando-se no direito de alterar o período ora estabelecido não podendo tal situação ser suscitada pelo Expositor para eximir-se de ter apresentar o seu estande pronto na data do evento;</w:t>
-      </w:r>
-    </w:p>
-    <w:p>
-      <w:pPr>
-        <w:spacing w:after="0" w:line="240" w:lineRule="auto"/>
-        <w:jc w:val="both"/>
-        <w:rPr>
-          <w:rFonts w:ascii="Arial" w:hAnsi="Arial" w:cs="Arial"/>
-        </w:rPr>
-      </w:pPr>
-    </w:p>
-    <w:p>
-      <w:pPr>
-        <w:spacing w:after="0" w:line="240" w:lineRule="auto"/>
-        <w:jc w:val="both"/>
-        <w:rPr>
-          <w:rFonts w:ascii="Arial" w:hAnsi="Arial" w:cs="Arial"/>
-        </w:rPr>
-      </w:pPr>
+        <w:t xml:space="preserve"> para a montagem e decoração dos espaços, sendo que o organizador não se responsabiliza por eventuais atrasos que possam decorrer </w:t>
+      </w:r>
       <w:r>
         <w:rPr>
           <w:rFonts w:ascii="Arial" w:hAnsi="Arial" w:cs="Arial"/>
         </w:rPr>
         <w:lastRenderedPageBreak/>
+        <w:t>de caso fortuito ou força maior ou ainda atrasos derivados por condições do local designado para o evento, reservando-se no direito de alterar o período ora estabelecido não podendo tal situação ser suscitada pelo Expositor para eximir-se de ter apresentar o seu estande pronto na data do evento;</w:t>
+      </w:r>
+    </w:p>
+    <w:p>
+      <w:pPr>
+        <w:spacing w:after="0" w:line="240" w:lineRule="auto"/>
+        <w:jc w:val="both"/>
+        <w:rPr>
+          <w:rFonts w:ascii="Arial" w:hAnsi="Arial" w:cs="Arial"/>
+        </w:rPr>
+      </w:pPr>
+    </w:p>
+    <w:p>
+      <w:pPr>
+        <w:spacing w:after="0" w:line="240" w:lineRule="auto"/>
+        <w:jc w:val="both"/>
+        <w:rPr>
+          <w:rFonts w:ascii="Arial" w:hAnsi="Arial" w:cs="Arial"/>
+        </w:rPr>
+      </w:pPr>
+      <w:r>
+        <w:rPr>
+          <w:rFonts w:ascii="Arial" w:hAnsi="Arial" w:cs="Arial"/>
+        </w:rPr>
         <w:t xml:space="preserve">2.2. A desmontagem do espaço pelo Expositor, bem como a remoção dos produtos deverá ser realizada </w:t>
       </w:r>
       <w:r>
@@ -2035,30 +3882,545 @@
         <w:rPr>
           <w:rFonts w:ascii="Arial" w:hAnsi="Arial" w:cs="Arial"/>
         </w:rPr>
-        <w:t xml:space="preserve">. O descumprimento deste prazo </w:t>
+        <w:t>. O descumprimento deste prazo acarretará, automaticamente, a aplicação de multa no valor de R$ 4.000,00 (quatro mil reais) pela primeira hora de atraso, acrescida de R$ 1.000,00 (mil reais) por hora adi</w:t>
+      </w:r>
+      <w:r>
+        <w:rPr>
+          <w:rFonts w:ascii="Arial" w:hAnsi="Arial" w:cs="Arial"/>
+        </w:rPr>
+        <w:t>cional, sem prejuízo da responsabilização por eventuais danos operacionais, logísticos ou financeiros causados ao ORGANIZADOR ou a terceiros. As penalidades serão aplicadas de forma unilateral pelo ORGANIZADOR, sendo irreversíveis e inegociáveis.</w:t>
+      </w:r>
+    </w:p>
+    <w:p>
+      <w:pPr>
+        <w:spacing w:after="0" w:line="240" w:lineRule="auto"/>
+        <w:jc w:val="both"/>
+        <w:rPr>
+          <w:rFonts w:ascii="Arial" w:hAnsi="Arial" w:cs="Arial"/>
+        </w:rPr>
+      </w:pPr>
+    </w:p>
+    <w:p>
+      <w:pPr>
+        <w:spacing w:line="240" w:lineRule="auto"/>
+        <w:jc w:val="both"/>
+        <w:rPr>
+          <w:rFonts w:ascii="Arial" w:hAnsi="Arial" w:cs="Arial"/>
+          <w:b/>
+          <w:bCs/>
+        </w:rPr>
+      </w:pPr>
+      <w:r>
+        <w:rPr>
+          <w:rFonts w:ascii="Arial" w:hAnsi="Arial" w:cs="Arial"/>
+        </w:rPr>
+        <w:t>2.9</w:t>
+      </w:r>
+      <w:r>
+        <w:rPr>
+          <w:rFonts w:ascii="Arial" w:hAnsi="Arial" w:cs="Arial"/>
+        </w:rPr>
+        <w:t xml:space="preserve">. É expressamente vedada a desmontagem do estande antes do encerramento oficial do evento ou a permanência no local após o horário limite de </w:t>
+      </w:r>
+      <w:r>
+        <w:rPr>
+          <w:rFonts w:ascii="Arial" w:hAnsi="Arial" w:cs="Arial"/>
+        </w:rPr>
+        <w:t>2</w:t>
+      </w:r>
+      <w:r>
+        <w:rPr>
+          <w:rFonts w:ascii="Arial" w:hAnsi="Arial" w:cs="Arial"/>
+        </w:rPr>
+        <w:t>1</w:t>
+      </w:r>
+      <w:r>
+        <w:rPr>
+          <w:rFonts w:ascii="Arial" w:hAnsi="Arial" w:cs="Arial"/>
+        </w:rPr>
+        <w:t>h00 (</w:t>
+      </w:r>
+      <w:r>
+        <w:rPr>
+          <w:rFonts w:ascii="Arial" w:hAnsi="Arial" w:cs="Arial"/>
+        </w:rPr>
+        <w:t>vinte</w:t>
+      </w:r>
+      <w:r>
+        <w:rPr>
+          <w:rFonts w:ascii="Arial" w:hAnsi="Arial" w:cs="Arial"/>
+        </w:rPr>
+        <w:t xml:space="preserve"> e uma</w:t>
+      </w:r>
+      <w:r>
+        <w:rPr>
+          <w:rFonts w:ascii="Arial" w:hAnsi="Arial" w:cs="Arial"/>
+        </w:rPr>
+        <w:t xml:space="preserve"> horas</w:t>
+      </w:r>
+      <w:r>
+        <w:rPr>
+          <w:rFonts w:ascii="Arial" w:hAnsi="Arial" w:cs="Arial"/>
+        </w:rPr>
+        <w:t xml:space="preserve">) do </w:t>
+      </w:r>
+      <w:r>
+        <w:rPr>
+          <w:rFonts w:ascii="Arial" w:hAnsi="Arial" w:cs="Arial"/>
+        </w:rPr>
+        <w:t xml:space="preserve">dia </w:t>
+      </w:r>
+      <w:r>
+        <w:rPr>
+          <w:rFonts w:ascii="Arial" w:hAnsi="Arial" w:cs="Arial"/>
+          <w:b/>
+        </w:rPr>
+        <w:t>0</w:t>
+      </w:r>
+      <w:r>
+        <w:rPr>
+          <w:rFonts w:ascii="Arial" w:hAnsi="Arial" w:cs="Arial"/>
+          <w:b/>
+        </w:rPr>
+        <w:t>9</w:t>
+      </w:r>
+      <w:r>
+        <w:rPr>
+          <w:rFonts w:ascii="Arial" w:hAnsi="Arial" w:cs="Arial"/>
+          <w:b/>
+        </w:rPr>
+        <w:t xml:space="preserve"> de </w:t>
+      </w:r>
+      <w:proofErr w:type="gramStart"/>
+      <w:r>
+        <w:rPr>
+          <w:rFonts w:ascii="Arial" w:hAnsi="Arial" w:cs="Arial"/>
+          <w:b/>
+        </w:rPr>
+        <w:t>Agosto</w:t>
+      </w:r>
+      <w:proofErr w:type="gramEnd"/>
+      <w:r>
+        <w:rPr>
+          <w:rFonts w:ascii="Arial" w:hAnsi="Arial" w:cs="Arial"/>
+          <w:b/>
+        </w:rPr>
+        <w:t xml:space="preserve"> de 2026. </w:t>
+      </w:r>
+      <w:r>
+        <w:rPr>
+          <w:rFonts w:ascii="Arial" w:hAnsi="Arial" w:cs="Arial"/>
+        </w:rPr>
+        <w:t xml:space="preserve">O descumprimento desta regra sujeitará o EXPOSITOR à aplicação de multa não compensatória equivalente a </w:t>
+      </w:r>
+      <w:r>
+        <w:rPr>
+          <w:rFonts w:ascii="Arial" w:hAnsi="Arial" w:cs="Arial"/>
+        </w:rPr>
+        <w:t xml:space="preserve">30% (trinta por </w:t>
+      </w:r>
+      <w:r>
+        <w:rPr>
+          <w:rFonts w:ascii="Arial" w:hAnsi="Arial" w:cs="Arial"/>
+        </w:rPr>
+        <w:t>cento)</w:t>
+      </w:r>
+      <w:r>
+        <w:rPr>
+          <w:rFonts w:ascii="Arial" w:hAnsi="Arial" w:cs="Arial"/>
+        </w:rPr>
+        <w:t xml:space="preserve"> </w:t>
+      </w:r>
+      <w:r>
+        <w:rPr>
+          <w:rFonts w:ascii="Arial" w:hAnsi="Arial" w:cs="Arial"/>
+        </w:rPr>
+        <w:t>do valor total pago pelo espaço, a ser cobrada por meio de boleto bancário emitido pelo ORGANIZADOR. Além disso, o EXPOSITOR infrator poderá ser impedido de participar de futuras edições do evento, a exclusivo critério do ORGANIZADOR.</w:t>
+      </w:r>
+      <w:r>
+        <w:br/>
+      </w:r>
+      <w:r>
+        <w:br/>
+      </w:r>
+      <w:r>
+        <w:br/>
+      </w:r>
+      <w:r>
+        <w:rPr>
+          <w:rFonts w:ascii="Arial" w:hAnsi="Arial" w:cs="Arial"/>
+          <w:b/>
+          <w:bCs/>
+        </w:rPr>
+        <w:t>DO CASO FORTUITO E FORÇA MAIOR</w:t>
+      </w:r>
+    </w:p>
+    <w:p>
+      <w:pPr>
+        <w:spacing w:line="240" w:lineRule="auto"/>
+        <w:jc w:val="both"/>
+        <w:rPr>
+          <w:rFonts w:ascii="Arial" w:hAnsi="Arial" w:cs="Arial"/>
+        </w:rPr>
+      </w:pPr>
+      <w:r>
+        <w:rPr>
+          <w:rFonts w:ascii="Arial" w:hAnsi="Arial" w:cs="Arial"/>
+        </w:rPr>
+        <w:t xml:space="preserve">1. </w:t>
+      </w:r>
+      <w:r>
+        <w:rPr>
+          <w:rFonts w:ascii="Arial" w:hAnsi="Arial" w:cs="Arial"/>
+        </w:rPr>
+        <w:t>O</w:t>
+      </w:r>
+      <w:r>
+        <w:rPr>
+          <w:rFonts w:ascii="Arial" w:hAnsi="Arial" w:cs="Arial"/>
+        </w:rPr>
+        <w:t xml:space="preserve"> </w:t>
+      </w:r>
+      <w:r>
+        <w:rPr>
+          <w:rFonts w:ascii="Arial" w:hAnsi="Arial" w:cs="Arial"/>
+          <w:b/>
+        </w:rPr>
+        <w:t>EXAGERADO</w:t>
+      </w:r>
+      <w:r>
+        <w:rPr>
+          <w:rFonts w:ascii="Arial" w:hAnsi="Arial" w:cs="Arial"/>
+        </w:rPr>
+        <w:t xml:space="preserve"> </w:t>
+      </w:r>
+      <w:r>
+        <w:rPr>
+          <w:rFonts w:ascii="Arial" w:hAnsi="Arial" w:cs="Arial"/>
+        </w:rPr>
+        <w:t>não será responsabilizada por atrasos, suspensão, alteração de datas, readequações estruturais ou eventual cancelamento do evento motivado por caso fortuito ou força maior, incluindo, mas não se limitando a: decretos públicos, interdições de acesso, desastres naturais, pandemias, epidemias, greves, crises energéticas, instabilidades no fornecimento de serviços essenciais, falhas de segurança, conflitos civis, vandalismo, terrorismo ou quaisquer outras situações alheias à sua atuação.</w:t>
+      </w:r>
+    </w:p>
+    <w:p>
+      <w:pPr>
+        <w:spacing w:line="240" w:lineRule="auto"/>
+        <w:jc w:val="both"/>
+        <w:rPr>
+          <w:rFonts w:ascii="Arial" w:hAnsi="Arial" w:cs="Arial"/>
+        </w:rPr>
+      </w:pPr>
+      <w:r>
+        <w:rPr>
+          <w:rFonts w:ascii="Arial" w:hAnsi="Arial" w:cs="Arial"/>
+        </w:rPr>
+        <w:t xml:space="preserve">2. Nesses casos, será assegurado ao </w:t>
+      </w:r>
+      <w:r>
+        <w:rPr>
+          <w:rFonts w:ascii="Arial" w:hAnsi="Arial" w:cs="Arial"/>
+          <w:b/>
+        </w:rPr>
+        <w:t>EXPOSITOR</w:t>
+      </w:r>
+      <w:r>
+        <w:rPr>
+          <w:rFonts w:ascii="Arial" w:hAnsi="Arial" w:cs="Arial"/>
+        </w:rPr>
+        <w:t>, exclusivamente, o direito de utilizar eventual crédito correspondente ao valor pago, para participação em edição futura do evento ou evento similar organizado pel</w:t>
+      </w:r>
+      <w:r>
+        <w:rPr>
+          <w:rFonts w:ascii="Arial" w:hAnsi="Arial" w:cs="Arial"/>
+        </w:rPr>
+        <w:t>o</w:t>
+      </w:r>
+      <w:r>
+        <w:rPr>
+          <w:rFonts w:ascii="Arial" w:hAnsi="Arial" w:cs="Arial"/>
+        </w:rPr>
+        <w:t xml:space="preserve"> </w:t>
+      </w:r>
+      <w:r>
+        <w:rPr>
+          <w:rFonts w:ascii="Arial" w:hAnsi="Arial" w:cs="Arial"/>
+          <w:b/>
+        </w:rPr>
+        <w:t>EXAGERADO</w:t>
+      </w:r>
+      <w:r>
+        <w:rPr>
+          <w:rFonts w:ascii="Arial" w:hAnsi="Arial" w:cs="Arial"/>
+        </w:rPr>
+        <w:t>, vedada qualquer restituição em dinheiro.</w:t>
+      </w:r>
+    </w:p>
+    <w:p>
+      <w:pPr>
+        <w:spacing w:line="240" w:lineRule="auto"/>
+        <w:jc w:val="both"/>
+        <w:rPr>
+          <w:rFonts w:ascii="Arial" w:hAnsi="Arial" w:cs="Arial"/>
+        </w:rPr>
+      </w:pPr>
+      <w:r>
+        <w:rPr>
+          <w:rFonts w:ascii="Arial" w:hAnsi="Arial" w:cs="Arial"/>
+        </w:rPr>
+        <w:t xml:space="preserve">3. </w:t>
+      </w:r>
+      <w:r>
+        <w:rPr>
+          <w:rFonts w:ascii="Arial" w:hAnsi="Arial" w:cs="Arial"/>
+        </w:rPr>
+        <w:t>O</w:t>
+      </w:r>
+      <w:r>
+        <w:rPr>
+          <w:rFonts w:ascii="Arial" w:hAnsi="Arial" w:cs="Arial"/>
+        </w:rPr>
+        <w:t xml:space="preserve"> </w:t>
+      </w:r>
+      <w:r>
+        <w:rPr>
+          <w:rFonts w:ascii="Arial" w:hAnsi="Arial" w:cs="Arial"/>
+          <w:b/>
+        </w:rPr>
+        <w:t>EXAGERADO</w:t>
+      </w:r>
+      <w:r>
+        <w:rPr>
+          <w:rFonts w:ascii="Arial" w:hAnsi="Arial" w:cs="Arial"/>
+        </w:rPr>
+        <w:t xml:space="preserve"> </w:t>
+      </w:r>
+      <w:r>
+        <w:rPr>
+          <w:rFonts w:ascii="Arial" w:hAnsi="Arial" w:cs="Arial"/>
+        </w:rPr>
+        <w:t xml:space="preserve">poderá, ainda, ajustar as condições logísticas do evento para atender a determinações legais ou operacionais decorrentes da situação de força maior, inclusive com alteração de datas, horários ou formato (presencial, híbrido ou digital), sem que isso gere qualquer obrigação de ressarcimento ao </w:t>
+      </w:r>
+      <w:r>
+        <w:rPr>
+          <w:rFonts w:ascii="Arial" w:hAnsi="Arial" w:cs="Arial"/>
+          <w:b/>
+        </w:rPr>
+        <w:t>EXPOSITOR</w:t>
+      </w:r>
+      <w:r>
+        <w:rPr>
+          <w:rFonts w:ascii="Arial" w:hAnsi="Arial" w:cs="Arial"/>
+        </w:rPr>
+        <w:t>.</w:t>
+      </w:r>
+    </w:p>
+    <w:p>
+      <w:pPr>
+        <w:spacing w:after="0" w:line="240" w:lineRule="auto"/>
+        <w:jc w:val="both"/>
+        <w:rPr>
+          <w:rFonts w:ascii="Arial" w:hAnsi="Arial" w:cs="Arial"/>
+        </w:rPr>
+      </w:pPr>
+    </w:p>
+    <w:p>
+      <w:pPr>
+        <w:spacing w:after="0" w:line="240" w:lineRule="auto"/>
+        <w:jc w:val="both"/>
+        <w:rPr>
+          <w:rFonts w:ascii="Arial" w:hAnsi="Arial" w:cs="Arial"/>
+          <w:b/>
+        </w:rPr>
+      </w:pPr>
+      <w:r>
+        <w:rPr>
+          <w:rFonts w:ascii="Arial" w:hAnsi="Arial" w:cs="Arial"/>
+          <w:b/>
+        </w:rPr>
+        <w:t>CLÁUSULA 3ª – DAS OBRIGAÇÕES CONCERNENTES À ORGANIZAÇÃO DO EVENTO</w:t>
+      </w:r>
+    </w:p>
+    <w:p>
+      <w:pPr>
+        <w:spacing w:after="0" w:line="240" w:lineRule="auto"/>
+        <w:jc w:val="both"/>
+        <w:rPr>
+          <w:rFonts w:ascii="Arial" w:hAnsi="Arial" w:cs="Arial"/>
+          <w:b/>
+        </w:rPr>
+      </w:pPr>
+    </w:p>
+    <w:p>
+      <w:pPr>
+        <w:spacing w:after="0" w:line="240" w:lineRule="auto"/>
+        <w:jc w:val="both"/>
+        <w:rPr>
+          <w:rFonts w:ascii="Arial" w:hAnsi="Arial" w:cs="Arial"/>
+        </w:rPr>
+      </w:pPr>
+      <w:r>
+        <w:rPr>
+          <w:rFonts w:ascii="Arial" w:hAnsi="Arial" w:cs="Arial"/>
+        </w:rPr>
+        <w:t>3.1. Colocar à</w:t>
+      </w:r>
+      <w:r>
+        <w:rPr>
+          <w:rFonts w:ascii="Arial" w:hAnsi="Arial" w:cs="Arial"/>
+        </w:rPr>
+        <w:t xml:space="preserve"> disposição do EXPOSITOR durante o período de realização, a área cedida ao mesmo, e conforme especificada em contrato de participação, observando-se o item 3.5</w:t>
+      </w:r>
+      <w:r>
+        <w:rPr>
+          <w:rFonts w:ascii="Arial" w:hAnsi="Arial" w:cs="Arial"/>
+        </w:rPr>
+        <w:t>.</w:t>
+      </w:r>
+    </w:p>
+    <w:p>
+      <w:pPr>
+        <w:spacing w:after="0" w:line="240" w:lineRule="auto"/>
+        <w:jc w:val="both"/>
+        <w:rPr>
+          <w:rFonts w:ascii="Arial" w:hAnsi="Arial" w:cs="Arial"/>
+        </w:rPr>
+      </w:pPr>
+    </w:p>
+    <w:p>
+      <w:pPr>
+        <w:spacing w:after="0" w:line="240" w:lineRule="auto"/>
+        <w:jc w:val="both"/>
+        <w:rPr>
+          <w:rFonts w:ascii="Arial" w:hAnsi="Arial" w:cs="Arial"/>
+        </w:rPr>
+      </w:pPr>
+      <w:r>
+        <w:rPr>
+          <w:rFonts w:ascii="Arial" w:hAnsi="Arial" w:cs="Arial"/>
+        </w:rPr>
+        <w:t>3.2</w:t>
+      </w:r>
+      <w:r>
+        <w:rPr>
+          <w:rFonts w:ascii="Arial" w:hAnsi="Arial" w:cs="Arial"/>
+        </w:rPr>
+        <w:t>.</w:t>
+      </w:r>
+      <w:r>
+        <w:rPr>
+          <w:rFonts w:ascii="Arial" w:hAnsi="Arial" w:cs="Arial"/>
+        </w:rPr>
+        <w:t xml:space="preserve"> Coordenar e manter a área em condições de funcionamento, observando-se o item 3.5.</w:t>
+      </w:r>
+    </w:p>
+    <w:p>
+      <w:pPr>
+        <w:spacing w:after="0" w:line="240" w:lineRule="auto"/>
+        <w:jc w:val="both"/>
+        <w:rPr>
+          <w:rFonts w:ascii="Arial" w:hAnsi="Arial" w:cs="Arial"/>
+        </w:rPr>
+      </w:pPr>
+    </w:p>
+    <w:p>
+      <w:pPr>
+        <w:spacing w:line="240" w:lineRule="auto"/>
+        <w:jc w:val="both"/>
+        <w:rPr>
+          <w:rFonts w:ascii="Arial" w:hAnsi="Arial" w:cs="Arial"/>
+        </w:rPr>
+      </w:pPr>
+      <w:r>
+        <w:rPr>
+          <w:rFonts w:ascii="Arial" w:hAnsi="Arial" w:cs="Arial"/>
+        </w:rPr>
+        <w:t>3.3</w:t>
+      </w:r>
+      <w:r>
+        <w:rPr>
+          <w:rFonts w:ascii="Arial" w:hAnsi="Arial" w:cs="Arial"/>
+        </w:rPr>
+        <w:t>.</w:t>
+      </w:r>
+      <w:r>
+        <w:rPr>
+          <w:rFonts w:ascii="Arial" w:hAnsi="Arial" w:cs="Arial"/>
+        </w:rPr>
+        <w:t xml:space="preserve"> Promover o EVENTO e gerir a manutenção e harmonia e integridade dos EXPOSITORES e público em geral, nas áreas comuns, não se responsabilizando, todavia, por perdas e danos dos produtos ou materiais dos EXPOSITORES, ou por atos destes empregados, contratados ou subcontratados, ou decorrentes de atos praticados por consumidores, público em geral, no interior de sua área. Esta obrigação não implica, ainda, em responsabilidade por roubos e desaparecimento de mercadorias e pertences nas lojas ou em seus estoques extras, sendo de responsabilidade de todos os EXPOSITORES sempre ter em boa guarda as mercadorias em exposição e a serem comercializadas.</w:t>
+      </w:r>
+    </w:p>
+    <w:p>
+      <w:pPr>
+        <w:jc w:val="both"/>
+        <w:rPr>
+          <w:rFonts w:ascii="Arial" w:hAnsi="Arial" w:cs="Arial"/>
+          <w:b/>
+          <w:color w:val="FF0000"/>
+        </w:rPr>
+      </w:pPr>
+      <w:r>
+        <w:rPr>
+          <w:rFonts w:ascii="Arial" w:hAnsi="Arial" w:cs="Arial"/>
+        </w:rPr>
+        <w:t>3.4</w:t>
+      </w:r>
+      <w:r>
+        <w:rPr>
+          <w:rFonts w:ascii="Arial" w:hAnsi="Arial" w:cs="Arial"/>
+        </w:rPr>
+        <w:t xml:space="preserve">. </w:t>
+      </w:r>
+      <w:r>
+        <w:rPr>
+          <w:rFonts w:ascii="Arial" w:hAnsi="Arial" w:cs="Arial"/>
+        </w:rPr>
+        <w:t>Produzir crachá ou outro material de identificação necessário à realização e segurança do EVENTO.</w:t>
+      </w:r>
+    </w:p>
+    <w:p>
+      <w:pPr>
+        <w:spacing w:line="240" w:lineRule="auto"/>
+        <w:jc w:val="both"/>
+        <w:rPr>
+          <w:rFonts w:ascii="Arial" w:hAnsi="Arial" w:cs="Arial"/>
+        </w:rPr>
+      </w:pPr>
+      <w:r>
+        <w:rPr>
+          <w:rFonts w:ascii="Arial" w:hAnsi="Arial" w:cs="Arial"/>
+        </w:rPr>
+        <w:t>3.5</w:t>
+      </w:r>
+      <w:r>
+        <w:rPr>
+          <w:rFonts w:ascii="Arial" w:hAnsi="Arial" w:cs="Arial"/>
+        </w:rPr>
+        <w:t xml:space="preserve">. </w:t>
+      </w:r>
+      <w:r>
+        <w:rPr>
+          <w:rFonts w:ascii="Arial" w:hAnsi="Arial" w:cs="Arial"/>
+        </w:rPr>
+        <w:t xml:space="preserve">O </w:t>
+      </w:r>
+      <w:r>
+        <w:rPr>
+          <w:rFonts w:ascii="Arial" w:hAnsi="Arial" w:cs="Arial"/>
+        </w:rPr>
+        <w:t>ORGANIZADOR</w:t>
+      </w:r>
+      <w:r>
+        <w:rPr>
+          <w:rFonts w:ascii="Arial" w:hAnsi="Arial" w:cs="Arial"/>
+        </w:rPr>
+        <w:t xml:space="preserve"> não se responsabiliza por fenômenos da natureza, paralisações que possam ocorrer e prejudicar a estrutura física e o funcionamento do evento, do local e de suas vendas, assim como </w:t>
       </w:r>
       <w:r>
         <w:rPr>
           <w:rFonts w:ascii="Arial" w:hAnsi="Arial" w:cs="Arial"/>
         </w:rPr>
         <w:lastRenderedPageBreak/>
-        <w:t>acarretará, automaticamente, a aplicação de multa no valor de R$ 4.000,00 (quatro mil reais) pela primeira hora de atraso, acrescida de R$ 1.000,00 (mil reais) por hora adi</w:t>
-      </w:r>
-      <w:r>
-        <w:rPr>
-          <w:rFonts w:ascii="Arial" w:hAnsi="Arial" w:cs="Arial"/>
-        </w:rPr>
-        <w:t>cional, sem prejuízo da responsabilização por eventuais danos operacionais, logísticos ou financeiros causados ao ORGANIZADOR ou a terceiros. As penalidades serão aplicadas de forma unilateral pelo ORGANIZADOR, sendo irreversíveis e inegociáveis.</w:t>
-      </w:r>
-    </w:p>
-    <w:p>
-      <w:pPr>
-        <w:spacing w:after="0" w:line="240" w:lineRule="auto"/>
-        <w:jc w:val="both"/>
-        <w:rPr>
-          <w:rFonts w:ascii="Arial" w:hAnsi="Arial" w:cs="Arial"/>
-        </w:rPr>
-      </w:pPr>
+        <w:t xml:space="preserve">a legitimidade dos produtos dos lojistas e a permissão das fábricas dos produtos que serão comercializados pelo EXPOSITOR. </w:t>
+      </w:r>
     </w:p>
     <w:p>
       <w:pPr>
@@ -2066,124 +4428,635 @@
         <w:jc w:val="both"/>
         <w:rPr>
           <w:rFonts w:ascii="Arial" w:hAnsi="Arial" w:cs="Arial"/>
-          <w:b/>
-          <w:bCs/>
-        </w:rPr>
-      </w:pPr>
-      <w:r>
-        <w:rPr>
-          <w:rFonts w:ascii="Arial" w:hAnsi="Arial" w:cs="Arial"/>
-        </w:rPr>
-        <w:t>2.9</w:t>
-      </w:r>
-      <w:r>
-        <w:rPr>
-          <w:rFonts w:ascii="Arial" w:hAnsi="Arial" w:cs="Arial"/>
-        </w:rPr>
-        <w:t xml:space="preserve">. É expressamente vedada a desmontagem do estande antes do encerramento oficial do evento ou a permanência no local após o horário limite de </w:t>
-      </w:r>
-      <w:r>
-        <w:rPr>
-          <w:rFonts w:ascii="Arial" w:hAnsi="Arial" w:cs="Arial"/>
-        </w:rPr>
-        <w:t>2</w:t>
-      </w:r>
-      <w:r>
-        <w:rPr>
-          <w:rFonts w:ascii="Arial" w:hAnsi="Arial" w:cs="Arial"/>
-        </w:rPr>
-        <w:t>1</w:t>
-      </w:r>
-      <w:r>
-        <w:rPr>
-          <w:rFonts w:ascii="Arial" w:hAnsi="Arial" w:cs="Arial"/>
-        </w:rPr>
-        <w:t>h00 (</w:t>
-      </w:r>
-      <w:r>
-        <w:rPr>
-          <w:rFonts w:ascii="Arial" w:hAnsi="Arial" w:cs="Arial"/>
-        </w:rPr>
-        <w:t>vinte</w:t>
-      </w:r>
-      <w:r>
-        <w:rPr>
-          <w:rFonts w:ascii="Arial" w:hAnsi="Arial" w:cs="Arial"/>
-        </w:rPr>
-        <w:t xml:space="preserve"> e uma</w:t>
-      </w:r>
-      <w:r>
-        <w:rPr>
-          <w:rFonts w:ascii="Arial" w:hAnsi="Arial" w:cs="Arial"/>
-        </w:rPr>
-        <w:t xml:space="preserve"> horas</w:t>
-      </w:r>
-      <w:r>
-        <w:rPr>
-          <w:rFonts w:ascii="Arial" w:hAnsi="Arial" w:cs="Arial"/>
-        </w:rPr>
-        <w:t xml:space="preserve">) do </w:t>
-      </w:r>
-      <w:r>
-        <w:rPr>
-          <w:rFonts w:ascii="Arial" w:hAnsi="Arial" w:cs="Arial"/>
-        </w:rPr>
-        <w:t xml:space="preserve">dia </w:t>
-      </w:r>
-      <w:r>
-        <w:rPr>
-          <w:rFonts w:ascii="Arial" w:hAnsi="Arial" w:cs="Arial"/>
-          <w:b/>
-        </w:rPr>
-        <w:t>0</w:t>
-      </w:r>
-      <w:r>
-        <w:rPr>
-          <w:rFonts w:ascii="Arial" w:hAnsi="Arial" w:cs="Arial"/>
-          <w:b/>
-        </w:rPr>
-        <w:t>9</w:t>
-      </w:r>
-      <w:r>
-        <w:rPr>
-          <w:rFonts w:ascii="Arial" w:hAnsi="Arial" w:cs="Arial"/>
-          <w:b/>
+        </w:rPr>
+      </w:pPr>
+      <w:r>
+        <w:rPr>
+          <w:rFonts w:ascii="Arial" w:hAnsi="Arial" w:cs="Arial"/>
+        </w:rPr>
+        <w:t>3.6</w:t>
+      </w:r>
+      <w:r>
+        <w:rPr>
+          <w:rFonts w:ascii="Arial" w:hAnsi="Arial" w:cs="Arial"/>
+        </w:rPr>
+        <w:t>.</w:t>
+      </w:r>
+      <w:r>
+        <w:rPr>
+          <w:rFonts w:ascii="Arial" w:hAnsi="Arial" w:cs="Arial"/>
+        </w:rPr>
+        <w:t xml:space="preserve"> O Expositor se responsabiliza por todo e qualquer dano praticado em razão da não legitimidade ou da contestação pela fábrica e ou consumidores dos produtos comercializados no evento.</w:t>
+      </w:r>
+    </w:p>
+    <w:p>
+      <w:pPr>
+        <w:spacing w:after="0" w:line="240" w:lineRule="auto"/>
+        <w:jc w:val="both"/>
+        <w:rPr>
+          <w:rFonts w:ascii="Arial" w:hAnsi="Arial" w:cs="Arial"/>
+        </w:rPr>
+      </w:pPr>
+      <w:r>
+        <w:rPr>
+          <w:rFonts w:ascii="Arial" w:hAnsi="Arial" w:cs="Arial"/>
+        </w:rPr>
+        <w:t>3.7</w:t>
+      </w:r>
+      <w:r>
+        <w:rPr>
+          <w:rFonts w:ascii="Arial" w:hAnsi="Arial" w:cs="Arial"/>
+        </w:rPr>
+        <w:t xml:space="preserve">. </w:t>
+      </w:r>
+      <w:r>
+        <w:rPr>
+          <w:rFonts w:ascii="Arial" w:hAnsi="Arial" w:cs="Arial"/>
+        </w:rPr>
+        <w:t>O Organizador não se responsabiliza por quaisquer danos, de que natureza forem, em razão de caso fortuito, força maior ou ainda por atos derivados de quaisquer poderes da administração pública, inclusive decisões judiciais que reduzam ou inviabilizem o evento ou porventura tragam qualquer prejuízo aos Expositores.</w:t>
+      </w:r>
+    </w:p>
+    <w:p>
+      <w:pPr>
+        <w:spacing w:after="0" w:line="240" w:lineRule="auto"/>
+        <w:jc w:val="both"/>
+        <w:rPr>
+          <w:rFonts w:ascii="Arial" w:hAnsi="Arial" w:cs="Arial"/>
+        </w:rPr>
+      </w:pPr>
+      <w:r>
+        <w:rPr>
+          <w:rFonts w:ascii="Arial" w:hAnsi="Arial" w:cs="Arial"/>
+        </w:rPr>
+        <w:t xml:space="preserve"> </w:t>
+      </w:r>
+    </w:p>
+    <w:p>
+      <w:pPr>
+        <w:spacing w:after="0" w:line="240" w:lineRule="auto"/>
+        <w:jc w:val="both"/>
+        <w:rPr>
+          <w:rFonts w:ascii="Arial" w:hAnsi="Arial" w:cs="Arial"/>
+          <w:b/>
+        </w:rPr>
+      </w:pPr>
+      <w:r>
+        <w:rPr>
+          <w:rFonts w:ascii="Arial" w:hAnsi="Arial" w:cs="Arial"/>
+          <w:b/>
+        </w:rPr>
+        <w:t xml:space="preserve">CLÁUSULA 4º - </w:t>
+      </w:r>
+      <w:r>
+        <w:rPr>
+          <w:rFonts w:ascii="Arial" w:hAnsi="Arial" w:cs="Arial"/>
+          <w:b/>
+        </w:rPr>
+        <w:t xml:space="preserve">DAS OBRIGAÇÕES </w:t>
+      </w:r>
+      <w:r>
+        <w:rPr>
+          <w:rFonts w:ascii="Arial" w:hAnsi="Arial" w:cs="Arial"/>
+          <w:b/>
+        </w:rPr>
+        <w:t>DO EXPOSITOR</w:t>
+      </w:r>
+    </w:p>
+    <w:p>
+      <w:pPr>
+        <w:spacing w:after="0" w:line="240" w:lineRule="auto"/>
+        <w:jc w:val="both"/>
+        <w:rPr>
+          <w:rFonts w:ascii="Arial" w:hAnsi="Arial" w:cs="Arial"/>
+          <w:b/>
+        </w:rPr>
+      </w:pPr>
+    </w:p>
+    <w:p>
+      <w:pPr>
+        <w:spacing w:after="0" w:line="240" w:lineRule="auto"/>
+        <w:jc w:val="both"/>
+        <w:rPr>
+          <w:rFonts w:ascii="Arial" w:hAnsi="Arial" w:cs="Arial"/>
+        </w:rPr>
+      </w:pPr>
+      <w:r>
+        <w:rPr>
+          <w:rFonts w:ascii="Arial" w:hAnsi="Arial" w:cs="Arial"/>
+        </w:rPr>
+        <w:t>4.1</w:t>
+      </w:r>
+      <w:r>
+        <w:rPr>
+          <w:rFonts w:ascii="Arial" w:hAnsi="Arial" w:cs="Arial"/>
+        </w:rPr>
+        <w:t xml:space="preserve">. </w:t>
+      </w:r>
+      <w:r>
+        <w:rPr>
+          <w:rFonts w:ascii="Arial" w:hAnsi="Arial" w:cs="Arial"/>
+        </w:rPr>
+        <w:t>Ser responsável pelo controle e armazenagem de todo o material e produtos utilizados antes e durante o evento. A ORGANIZAÇÃO não se responsabiliza pelo controle de entrada e saída de peças dos expositores.</w:t>
+      </w:r>
+    </w:p>
+    <w:p>
+      <w:pPr>
+        <w:spacing w:after="0" w:line="240" w:lineRule="auto"/>
+        <w:jc w:val="both"/>
+        <w:rPr>
+          <w:rFonts w:ascii="Arial" w:hAnsi="Arial" w:cs="Arial"/>
+        </w:rPr>
+      </w:pPr>
+      <w:r>
+        <w:rPr>
+          <w:rFonts w:ascii="Arial" w:hAnsi="Arial" w:cs="Arial"/>
+        </w:rPr>
+        <w:t xml:space="preserve"> </w:t>
+      </w:r>
+    </w:p>
+    <w:p>
+      <w:pPr>
+        <w:spacing w:line="240" w:lineRule="auto"/>
+        <w:jc w:val="both"/>
+        <w:rPr>
+          <w:rFonts w:ascii="Arial" w:hAnsi="Arial" w:cs="Arial"/>
+        </w:rPr>
+      </w:pPr>
+      <w:r>
+        <w:rPr>
+          <w:rFonts w:ascii="Arial" w:hAnsi="Arial" w:cs="Arial"/>
+        </w:rPr>
+        <w:t>4.2</w:t>
+      </w:r>
+      <w:r>
+        <w:rPr>
+          <w:rFonts w:ascii="Arial" w:hAnsi="Arial" w:cs="Arial"/>
+        </w:rPr>
+        <w:t>.</w:t>
+      </w:r>
+      <w:r>
+        <w:rPr>
+          <w:rFonts w:ascii="Arial" w:hAnsi="Arial" w:cs="Arial"/>
+        </w:rPr>
+        <w:t xml:space="preserve"> Manter em seu espaço, durante o horário de funcionamento do evento, pessoal qualificado e capacitado para atender o público visitante,</w:t>
+      </w:r>
+      <w:r>
+        <w:rPr>
+          <w:rFonts w:ascii="Arial" w:hAnsi="Arial" w:cs="Arial"/>
+          <w:b/>
+          <w:color w:val="FF0000"/>
+        </w:rPr>
+        <w:t xml:space="preserve"> </w:t>
+      </w:r>
+      <w:r>
+        <w:rPr>
+          <w:rFonts w:ascii="Arial" w:hAnsi="Arial" w:cs="Arial"/>
+        </w:rPr>
+        <w:t>só utilizando o espaço externo ou áreas comuns para promoções ou divulgações mediante autorização prévia e expressa do ORGANIZADOR, não praticando abordagem direta nessas áreas e não utilizando recursos sonoros ou visuais em níveis que possam comprometer a harmonia e bom andamento do EVENTO.  O ORGANIZADOR, caso verifique a ocorrência de qualquer das irregularidades aqui relacionadas, poderá adotar as medidas que entender necessárias a cessar a irregularidade, inclusive, notificar e multar</w:t>
+      </w:r>
+      <w:r>
+        <w:rPr>
+          <w:rFonts w:ascii="Arial" w:hAnsi="Arial" w:cs="Arial"/>
+        </w:rPr>
+        <w:t>,</w:t>
+      </w:r>
+      <w:r>
+        <w:rPr>
+          <w:rFonts w:ascii="Arial" w:hAnsi="Arial" w:cs="Arial"/>
+        </w:rPr>
+        <w:t xml:space="preserve"> </w:t>
+      </w:r>
+      <w:r>
+        <w:rPr>
+          <w:rFonts w:ascii="Arial" w:hAnsi="Arial" w:cs="Arial"/>
+        </w:rPr>
+        <w:t>de forma não compensatória</w:t>
+      </w:r>
+      <w:r>
+        <w:rPr>
+          <w:rFonts w:ascii="Arial" w:hAnsi="Arial" w:cs="Arial"/>
+        </w:rPr>
+        <w:t xml:space="preserve"> o EXPOSITOR em valor equivalente a </w:t>
+      </w:r>
+      <w:r>
+        <w:rPr>
+          <w:rFonts w:ascii="Arial" w:hAnsi="Arial" w:cs="Arial"/>
+        </w:rPr>
+        <w:t>{{</w:t>
+      </w:r>
+      <w:r>
+        <w:rPr>
+          <w:rFonts w:ascii="Arial" w:hAnsi="Arial" w:cs="Arial"/>
+        </w:rPr>
+        <w:t>PENALIDADEIRREGULARIDADE</w:t>
+      </w:r>
+      <w:r>
+        <w:rPr>
+          <w:rFonts w:ascii="Arial" w:hAnsi="Arial" w:cs="Arial"/>
+        </w:rPr>
+        <w:t>}}</w:t>
+      </w:r>
+      <w:r>
+        <w:rPr>
+          <w:rFonts w:ascii="Arial" w:hAnsi="Arial" w:cs="Arial"/>
+        </w:rPr>
+        <w:t>.  Eventual reincidência do EXPOSITOR no cometimento da infração ensejará ao ORGANIZADOR a possibilidade de rescisão deste contrato, sem prejuízo da cumulação das multas.</w:t>
+      </w:r>
+    </w:p>
+    <w:p>
+      <w:pPr>
+        <w:spacing w:after="0" w:line="240" w:lineRule="auto"/>
+        <w:jc w:val="both"/>
+        <w:rPr>
+          <w:rFonts w:ascii="Arial" w:hAnsi="Arial" w:cs="Arial"/>
+        </w:rPr>
+      </w:pPr>
+      <w:r>
+        <w:rPr>
+          <w:rFonts w:ascii="Arial" w:hAnsi="Arial" w:cs="Arial"/>
+        </w:rPr>
+        <w:t xml:space="preserve">4.3. </w:t>
+      </w:r>
+      <w:r>
+        <w:rPr>
+          <w:rFonts w:ascii="Arial" w:hAnsi="Arial" w:cs="Arial"/>
+        </w:rPr>
+        <w:t xml:space="preserve">A ORGANIZAÇÃO DO EVENTO isenta-se de quaisquer responsabilidades decorrentes do não cumprimento das exigências necessárias, sejam de natureza fiscal, civil, comercial, criminal, trabalhista, fiscalização da Delegacia Regional do Trabalho, Receita Federal, Receita Estadual, inclusive em relação a mão de obra utilizada no evento, devendo o Expositor abster-se da contratação de menores para trabalharem no EVENTO, sob pena de multa </w:t>
+      </w:r>
+      <w:r>
+        <w:rPr>
+          <w:rFonts w:ascii="Arial" w:hAnsi="Arial" w:cs="Arial"/>
+        </w:rPr>
+        <w:t xml:space="preserve"> não compensatória </w:t>
+      </w:r>
+      <w:r>
+        <w:rPr>
+          <w:rFonts w:ascii="Arial" w:hAnsi="Arial" w:cs="Arial"/>
+        </w:rPr>
+        <w:t xml:space="preserve">em valor equivalente a </w:t>
+      </w:r>
+      <w:r>
+        <w:rPr>
+          <w:rFonts w:ascii="Arial" w:hAnsi="Arial" w:cs="Arial"/>
+        </w:rPr>
+        <w:t>{{</w:t>
+      </w:r>
+      <w:r>
+        <w:rPr>
+          <w:rFonts w:ascii="Arial" w:hAnsi="Arial" w:cs="Arial"/>
+        </w:rPr>
+        <w:t>PENALIDADECONTRATACAOMENOR</w:t>
+      </w:r>
+      <w:r>
+        <w:rPr>
+          <w:rFonts w:ascii="Arial" w:hAnsi="Arial" w:cs="Arial"/>
+        </w:rPr>
+        <w:t>}}</w:t>
+      </w:r>
+      <w:r>
+        <w:rPr>
+          <w:rFonts w:ascii="Arial" w:hAnsi="Arial" w:cs="Arial"/>
+        </w:rPr>
+        <w:t>, sem exclusão de outros prejuízos;</w:t>
+      </w:r>
+    </w:p>
+    <w:p>
+      <w:pPr>
+        <w:spacing w:after="0" w:line="240" w:lineRule="auto"/>
+        <w:jc w:val="both"/>
+        <w:rPr>
+          <w:rFonts w:ascii="Arial" w:hAnsi="Arial" w:cs="Arial"/>
+        </w:rPr>
+      </w:pPr>
+    </w:p>
+    <w:p>
+      <w:pPr>
+        <w:spacing w:after="0" w:line="240" w:lineRule="auto"/>
+        <w:jc w:val="both"/>
+        <w:rPr>
+          <w:rFonts w:ascii="Arial" w:hAnsi="Arial" w:cs="Arial"/>
+        </w:rPr>
+      </w:pPr>
+      <w:r>
+        <w:rPr>
+          <w:rFonts w:ascii="Arial" w:hAnsi="Arial" w:cs="Arial"/>
+        </w:rPr>
+        <w:t xml:space="preserve">4.4. </w:t>
+      </w:r>
+      <w:r>
+        <w:rPr>
+          <w:rFonts w:ascii="Arial" w:hAnsi="Arial" w:cs="Arial"/>
+        </w:rPr>
+        <w:t xml:space="preserve">O Expositor é responsável por quaisquer outras despesas relativas à montagem e desmontagem do seu espaço, ficando o Organizador isento de qualquer responsabilidade por esquecimento de algum item no local do evento após a desmontagem; </w:t>
+      </w:r>
+    </w:p>
+    <w:p>
+      <w:pPr>
+        <w:spacing w:after="0" w:line="240" w:lineRule="auto"/>
+        <w:jc w:val="both"/>
+        <w:rPr>
+          <w:rFonts w:ascii="Arial" w:hAnsi="Arial" w:cs="Arial"/>
+        </w:rPr>
+      </w:pPr>
+    </w:p>
+    <w:p>
+      <w:pPr>
+        <w:spacing w:after="0" w:line="240" w:lineRule="auto"/>
+        <w:jc w:val="both"/>
+        <w:rPr>
+          <w:rFonts w:ascii="Arial" w:hAnsi="Arial" w:cs="Arial"/>
+        </w:rPr>
+      </w:pPr>
+      <w:r>
+        <w:rPr>
+          <w:rFonts w:ascii="Arial" w:hAnsi="Arial" w:cs="Arial"/>
+        </w:rPr>
+        <w:t>4.5.</w:t>
+      </w:r>
+      <w:r>
+        <w:rPr>
+          <w:rFonts w:ascii="Arial" w:hAnsi="Arial" w:cs="Arial"/>
+        </w:rPr>
+        <w:t xml:space="preserve"> Não poderá tomar posse do seu espaço o Expositor que estiver em débito com a organização do evento, sem antes resolver tal pendência;</w:t>
+      </w:r>
+      <w:r>
+        <w:rPr>
+          <w:rFonts w:ascii="Arial" w:hAnsi="Arial" w:cs="Arial"/>
+        </w:rPr>
+        <w:t xml:space="preserve"> O</w:t>
+      </w:r>
+      <w:r>
+        <w:rPr>
+          <w:rFonts w:ascii="Arial" w:hAnsi="Arial" w:cs="Arial"/>
+        </w:rPr>
+        <w:t xml:space="preserve"> </w:t>
+      </w:r>
+      <w:r>
+        <w:rPr>
+          <w:rFonts w:ascii="Arial" w:hAnsi="Arial" w:cs="Arial"/>
+        </w:rPr>
+        <w:t>expositor</w:t>
+      </w:r>
+      <w:r>
+        <w:rPr>
+          <w:rFonts w:ascii="Arial" w:hAnsi="Arial" w:cs="Arial"/>
+        </w:rPr>
+        <w:t xml:space="preserve"> deverá proceder a </w:t>
+      </w:r>
+      <w:r>
+        <w:rPr>
+          <w:rFonts w:ascii="Arial" w:hAnsi="Arial" w:cs="Arial"/>
+          <w:b/>
+          <w:bCs/>
+        </w:rPr>
+        <w:t>Anotação de Responsabilidade</w:t>
+      </w:r>
+      <w:r>
+        <w:rPr>
+          <w:rFonts w:ascii="Arial" w:hAnsi="Arial" w:cs="Arial"/>
+          <w:b/>
+          <w:bCs/>
+        </w:rPr>
+        <w:t xml:space="preserve"> (ART)</w:t>
+      </w:r>
+      <w:r>
+        <w:rPr>
+          <w:rFonts w:ascii="Arial" w:hAnsi="Arial" w:cs="Arial"/>
+        </w:rPr>
+        <w:t xml:space="preserve"> e apresentá-la a organização do evento.</w:t>
+      </w:r>
+    </w:p>
+    <w:p>
+      <w:pPr>
+        <w:spacing w:after="0" w:line="240" w:lineRule="auto"/>
+        <w:jc w:val="both"/>
+        <w:rPr>
+          <w:rFonts w:ascii="Arial" w:hAnsi="Arial" w:cs="Arial"/>
+        </w:rPr>
+      </w:pPr>
+    </w:p>
+    <w:p>
+      <w:pPr>
+        <w:spacing w:after="0" w:line="240" w:lineRule="auto"/>
+        <w:jc w:val="both"/>
+        <w:rPr>
+          <w:rFonts w:ascii="Arial" w:hAnsi="Arial" w:cs="Arial"/>
+        </w:rPr>
+      </w:pPr>
+      <w:r>
+        <w:rPr>
+          <w:rFonts w:ascii="Arial" w:hAnsi="Arial" w:cs="Arial"/>
+        </w:rPr>
+        <w:t>4.6</w:t>
+      </w:r>
+      <w:r>
+        <w:rPr>
+          <w:rFonts w:ascii="Arial" w:hAnsi="Arial" w:cs="Arial"/>
+        </w:rPr>
+        <w:t>.</w:t>
+      </w:r>
+      <w:r>
+        <w:rPr>
+          <w:rFonts w:ascii="Arial" w:hAnsi="Arial" w:cs="Arial"/>
+        </w:rPr>
+        <w:t xml:space="preserve"> É de inteira responsabilidade do Expositor as vendas realizadas no seu espaço, assim como a operacionalização para o recebimento em dinheiro, cheques, cartão de crédito ou débito, ficando assim o Organizador do evento livre de quaisquer responsabilidades por cheques sem fundos ou problemas com operadoras de cartão, inclusive resultantes de caso fortuito ou força maior. Cabe exclusivamente ao Expositor diligenciar para obtenção das máquinas de cartão que pretende usar no seu estande. </w:t>
+      </w:r>
+    </w:p>
+    <w:p>
+      <w:pPr>
+        <w:spacing w:after="0" w:line="240" w:lineRule="auto"/>
+        <w:jc w:val="both"/>
+        <w:rPr>
+          <w:rFonts w:ascii="Arial" w:hAnsi="Arial" w:cs="Arial"/>
+        </w:rPr>
+      </w:pPr>
+    </w:p>
+    <w:p>
+      <w:pPr>
+        <w:spacing w:after="0" w:line="240" w:lineRule="auto"/>
+        <w:jc w:val="both"/>
+        <w:outlineLvl w:val="0"/>
+        <w:rPr>
+          <w:rFonts w:ascii="Arial" w:hAnsi="Arial" w:cs="Arial"/>
+        </w:rPr>
+      </w:pPr>
+      <w:r>
+        <w:rPr>
+          <w:rFonts w:ascii="Arial" w:hAnsi="Arial" w:cs="Arial"/>
+        </w:rPr>
+        <w:t>4.7</w:t>
+      </w:r>
+      <w:r>
+        <w:rPr>
+          <w:rFonts w:ascii="Arial" w:hAnsi="Arial" w:cs="Arial"/>
+        </w:rPr>
+        <w:t xml:space="preserve">. </w:t>
+      </w:r>
+      <w:r>
+        <w:rPr>
+          <w:rFonts w:ascii="Arial" w:hAnsi="Arial" w:cs="Arial"/>
+        </w:rPr>
+        <w:t xml:space="preserve">O Expositor será responsável pelos prejuízos causados por si próprio, seus prepostos ou funcionários, seus clientes, extravio, roubo ou danificação nas peças expostas, danos pessoais e materiais causados durante a montagem e/ou desmontagem do seu espaço e no decorrer do evento. </w:t>
+      </w:r>
+    </w:p>
+    <w:p>
+      <w:pPr>
+        <w:spacing w:after="0" w:line="240" w:lineRule="auto"/>
+        <w:jc w:val="both"/>
+        <w:outlineLvl w:val="0"/>
+        <w:rPr>
+          <w:rFonts w:ascii="Arial" w:hAnsi="Arial" w:cs="Arial"/>
+        </w:rPr>
+      </w:pPr>
+    </w:p>
+    <w:p>
+      <w:pPr>
+        <w:spacing w:after="0" w:line="240" w:lineRule="auto"/>
+        <w:jc w:val="both"/>
+        <w:rPr>
+          <w:rFonts w:ascii="Arial" w:hAnsi="Arial" w:cs="Arial"/>
+        </w:rPr>
+      </w:pPr>
+      <w:r>
+        <w:rPr>
+          <w:rFonts w:ascii="Arial" w:hAnsi="Arial" w:cs="Arial"/>
+        </w:rPr>
+        <w:t>4.8</w:t>
+      </w:r>
+      <w:r>
+        <w:rPr>
+          <w:rFonts w:ascii="Arial" w:hAnsi="Arial" w:cs="Arial"/>
+        </w:rPr>
+        <w:t>.</w:t>
+      </w:r>
+      <w:r>
+        <w:rPr>
+          <w:rFonts w:ascii="Arial" w:hAnsi="Arial" w:cs="Arial"/>
+        </w:rPr>
+        <w:t xml:space="preserve"> No caso de </w:t>
+      </w:r>
+      <w:r>
+        <w:rPr>
+          <w:rFonts w:ascii="Arial" w:hAnsi="Arial" w:cs="Arial"/>
+          <w:color w:val="000000" w:themeColor="text1"/>
+          <w:u w:val="single"/>
+        </w:rPr>
+        <w:t>conduta inadequada</w:t>
+      </w:r>
+      <w:r>
+        <w:rPr>
+          <w:rFonts w:ascii="Arial" w:hAnsi="Arial" w:cs="Arial"/>
+        </w:rPr>
+        <w:t xml:space="preserve">, tais como agressões verbais ou físicas, ou qualquer comportamento que descredencie o Expositor, seja em relação aos organizadores, aos colegas Expositores ou clientes, a </w:t>
+      </w:r>
+      <w:r>
+        <w:rPr>
+          <w:rFonts w:ascii="Arial" w:hAnsi="Arial" w:cs="Arial"/>
+        </w:rPr>
+        <w:lastRenderedPageBreak/>
+        <w:t xml:space="preserve">Organização poderá </w:t>
+      </w:r>
+      <w:r>
+        <w:rPr>
+          <w:rFonts w:ascii="Arial" w:hAnsi="Arial" w:cs="Arial"/>
+          <w:b/>
+          <w:color w:val="000000" w:themeColor="text1"/>
+        </w:rPr>
+        <w:t>re</w:t>
+      </w:r>
+      <w:r>
+        <w:rPr>
+          <w:rFonts w:ascii="Arial" w:hAnsi="Arial" w:cs="Arial"/>
+          <w:b/>
+          <w:color w:val="000000" w:themeColor="text1"/>
+        </w:rPr>
+        <w:t>scindir</w:t>
+      </w:r>
+      <w:r>
+        <w:rPr>
+          <w:rFonts w:ascii="Arial" w:hAnsi="Arial" w:cs="Arial"/>
+          <w:b/>
+          <w:color w:val="000000" w:themeColor="text1"/>
+        </w:rPr>
+        <w:t xml:space="preserve"> seu contrato,</w:t>
+      </w:r>
+      <w:r>
+        <w:rPr>
+          <w:rFonts w:ascii="Arial" w:hAnsi="Arial" w:cs="Arial"/>
+        </w:rPr>
+        <w:t xml:space="preserve"> solicitando a sua retirada imediata, sem direito a receber o valor pago pelo espaço e ainda sob pena de multa </w:t>
+      </w:r>
+      <w:r>
+        <w:rPr>
+          <w:rFonts w:ascii="Arial" w:hAnsi="Arial" w:cs="Arial"/>
+        </w:rPr>
+        <w:t>não compensatória</w:t>
+      </w:r>
+      <w:r>
+        <w:rPr>
+          <w:rFonts w:ascii="Arial" w:hAnsi="Arial" w:cs="Arial"/>
         </w:rPr>
         <w:t xml:space="preserve"> de </w:t>
       </w:r>
-      <w:proofErr w:type="gramStart"/>
-      <w:r>
-        <w:rPr>
-          <w:rFonts w:ascii="Arial" w:hAnsi="Arial" w:cs="Arial"/>
-          <w:b/>
-        </w:rPr>
-        <w:t>Agosto</w:t>
-      </w:r>
-      <w:proofErr w:type="gramEnd"/>
-      <w:r>
-        <w:rPr>
-          <w:rFonts w:ascii="Arial" w:hAnsi="Arial" w:cs="Arial"/>
-          <w:b/>
-        </w:rPr>
-        <w:t xml:space="preserve"> de 2026. </w:t>
-      </w:r>
-      <w:r>
-        <w:rPr>
-          <w:rFonts w:ascii="Arial" w:hAnsi="Arial" w:cs="Arial"/>
-        </w:rPr>
-        <w:t xml:space="preserve">O descumprimento desta regra sujeitará o EXPOSITOR à aplicação de multa não compensatória equivalente a </w:t>
-      </w:r>
-      <w:r>
-        <w:rPr>
-          <w:rFonts w:ascii="Arial" w:hAnsi="Arial" w:cs="Arial"/>
-        </w:rPr>
-        <w:t xml:space="preserve">30% (trinta por </w:t>
-      </w:r>
-      <w:r>
-        <w:rPr>
-          <w:rFonts w:ascii="Arial" w:hAnsi="Arial" w:cs="Arial"/>
-        </w:rPr>
-        <w:t>cento)</w:t>
+      <w:r>
+        <w:rPr>
+          <w:rFonts w:ascii="Arial" w:hAnsi="Arial" w:cs="Arial"/>
+        </w:rPr>
+        <w:t>{{</w:t>
+      </w:r>
+      <w:r>
+        <w:rPr>
+          <w:rFonts w:ascii="Arial" w:hAnsi="Arial" w:cs="Arial"/>
+        </w:rPr>
+        <w:t>PENALIDADERESCISAO</w:t>
+      </w:r>
+      <w:r>
+        <w:rPr>
+          <w:rFonts w:ascii="Arial" w:hAnsi="Arial" w:cs="Arial"/>
+        </w:rPr>
+        <w:t>}}</w:t>
+      </w:r>
+      <w:r>
+        <w:rPr>
+          <w:rFonts w:ascii="Arial" w:hAnsi="Arial" w:cs="Arial"/>
+        </w:rPr>
+        <w:t>, sem excluir demais prejuízos.</w:t>
+      </w:r>
+    </w:p>
+    <w:p>
+      <w:pPr>
+        <w:spacing w:after="0" w:line="240" w:lineRule="auto"/>
+        <w:jc w:val="both"/>
+        <w:rPr>
+          <w:rFonts w:ascii="Arial" w:hAnsi="Arial" w:cs="Arial"/>
+        </w:rPr>
+      </w:pPr>
+    </w:p>
+    <w:p>
+      <w:pPr>
+        <w:spacing w:after="0" w:line="240" w:lineRule="auto"/>
+        <w:jc w:val="both"/>
+        <w:rPr>
+          <w:rFonts w:ascii="Arial" w:hAnsi="Arial" w:cs="Arial"/>
+        </w:rPr>
+      </w:pPr>
+      <w:r>
+        <w:rPr>
+          <w:rFonts w:ascii="Arial" w:hAnsi="Arial" w:cs="Arial"/>
+        </w:rPr>
+        <w:t>4.9</w:t>
+      </w:r>
+      <w:r>
+        <w:rPr>
+          <w:rFonts w:ascii="Arial" w:hAnsi="Arial" w:cs="Arial"/>
+        </w:rPr>
+        <w:t xml:space="preserve">. </w:t>
+      </w:r>
+      <w:r>
+        <w:rPr>
+          <w:rFonts w:ascii="Arial" w:hAnsi="Arial" w:cs="Arial"/>
+        </w:rPr>
+        <w:t>Os contratos assinados até o dia</w:t>
       </w:r>
       <w:r>
         <w:rPr>
@@ -2194,46 +5067,35 @@
       <w:r>
         <w:rPr>
           <w:rFonts w:ascii="Arial" w:hAnsi="Arial" w:cs="Arial"/>
-        </w:rPr>
-        <w:t>do valor total pago pelo espaço, a ser cobrada por meio de boleto bancário emitido pelo ORGANIZADOR. Além disso, o EXPOSITOR infrator poderá ser impedido de participar de futuras edições do evento, a exclusivo critério do ORGANIZADOR.</w:t>
-      </w:r>
-      <w:r>
-        <w:br/>
-      </w:r>
-      <w:r>
-        <w:br/>
-      </w:r>
-      <w:r>
-        <w:br/>
-      </w:r>
-      <w:r>
-        <w:rPr>
-          <w:rFonts w:ascii="Arial" w:hAnsi="Arial" w:cs="Arial"/>
-          <w:b/>
-          <w:bCs/>
-        </w:rPr>
-        <w:t>DO CASO FORTUITO E FORÇA MAIOR</w:t>
-      </w:r>
-    </w:p>
-    <w:p>
-      <w:pPr>
-        <w:spacing w:line="240" w:lineRule="auto"/>
-        <w:jc w:val="both"/>
-        <w:rPr>
-          <w:rFonts w:ascii="Arial" w:hAnsi="Arial" w:cs="Arial"/>
-        </w:rPr>
-      </w:pPr>
-      <w:r>
-        <w:rPr>
-          <w:rFonts w:ascii="Arial" w:hAnsi="Arial" w:cs="Arial"/>
-        </w:rPr>
-        <w:t xml:space="preserve">1. </w:t>
-      </w:r>
-      <w:r>
-        <w:rPr>
-          <w:rFonts w:ascii="Arial" w:hAnsi="Arial" w:cs="Arial"/>
-        </w:rPr>
-        <w:t>O</w:t>
+          <w:b/>
+        </w:rPr>
+        <w:t>{{</w:t>
+      </w:r>
+      <w:r>
+        <w:rPr>
+          <w:rFonts w:ascii="Arial" w:hAnsi="Arial" w:cs="Arial"/>
+          <w:b/>
+        </w:rPr>
+        <w:t>EXPOSITORDATALIMITEPAGAMENTO</w:t>
+      </w:r>
+      <w:r>
+        <w:rPr>
+          <w:rFonts w:ascii="Arial" w:hAnsi="Arial" w:cs="Arial"/>
+          <w:b/>
+        </w:rPr>
+        <w:t>}}</w:t>
+      </w:r>
+      <w:r>
+        <w:rPr>
+          <w:rFonts w:ascii="Arial" w:hAnsi="Arial" w:cs="Arial"/>
+        </w:rPr>
+        <w:t xml:space="preserve">, </w:t>
+      </w:r>
+      <w:r>
+        <w:rPr>
+          <w:rFonts w:ascii="Arial" w:hAnsi="Arial" w:cs="Arial"/>
+        </w:rPr>
+        <w:t>serão sinalizados no Mapa de Divulgação do evento, sendo impresso de acordo com a comunicação visual do evento. Os contratos assinados após essa data serão sinalizados somente no Mapa Digital, acessível por link e leitura de QR</w:t>
       </w:r>
       <w:r>
         <w:rPr>
@@ -2244,1027 +5106,9 @@
       <w:r>
         <w:rPr>
           <w:rFonts w:ascii="Arial" w:hAnsi="Arial" w:cs="Arial"/>
-          <w:b/>
-        </w:rPr>
-        <w:t>EXAGERADO</w:t>
-      </w:r>
-      <w:r>
-        <w:rPr>
-          <w:rFonts w:ascii="Arial" w:hAnsi="Arial" w:cs="Arial"/>
-        </w:rPr>
-        <w:t xml:space="preserve"> </w:t>
-      </w:r>
-      <w:r>
-        <w:rPr>
-          <w:rFonts w:ascii="Arial" w:hAnsi="Arial" w:cs="Arial"/>
-        </w:rPr>
-        <w:t>não será responsabilizada por atrasos, suspensão, alteração de datas, readequações estruturais ou eventual cancelamento do evento motivado por caso fortuito ou força maior, incluindo, mas não se limitando a: decretos públicos, interdições de acesso, desastres naturais, pandemias, epidemias, greves, crises energéticas, instabilidades no fornecimento de serviços essenciais, falhas de segurança, conflitos civis, vandalismo, terrorismo ou quaisquer outras situações alheias à sua atuação.</w:t>
-      </w:r>
-    </w:p>
-    <w:p>
-      <w:pPr>
-        <w:spacing w:line="240" w:lineRule="auto"/>
-        <w:jc w:val="both"/>
-        <w:rPr>
-          <w:rFonts w:ascii="Arial" w:hAnsi="Arial" w:cs="Arial"/>
-        </w:rPr>
-      </w:pPr>
-      <w:r>
-        <w:rPr>
-          <w:rFonts w:ascii="Arial" w:hAnsi="Arial" w:cs="Arial"/>
-        </w:rPr>
-        <w:t xml:space="preserve">2. Nesses casos, será assegurado ao </w:t>
-      </w:r>
-      <w:r>
-        <w:rPr>
-          <w:rFonts w:ascii="Arial" w:hAnsi="Arial" w:cs="Arial"/>
-          <w:b/>
-        </w:rPr>
-        <w:t>EXPOSITOR</w:t>
-      </w:r>
-      <w:r>
-        <w:rPr>
-          <w:rFonts w:ascii="Arial" w:hAnsi="Arial" w:cs="Arial"/>
-        </w:rPr>
-        <w:t>, exclusivamente, o direito de utilizar eventual crédito correspondente ao valor pago, para participação em edição futura do evento ou evento similar organizado pel</w:t>
-      </w:r>
-      <w:r>
-        <w:rPr>
-          <w:rFonts w:ascii="Arial" w:hAnsi="Arial" w:cs="Arial"/>
-        </w:rPr>
-        <w:t>o</w:t>
-      </w:r>
-      <w:r>
-        <w:rPr>
-          <w:rFonts w:ascii="Arial" w:hAnsi="Arial" w:cs="Arial"/>
-        </w:rPr>
-        <w:t xml:space="preserve"> </w:t>
-      </w:r>
-      <w:r>
-        <w:rPr>
-          <w:rFonts w:ascii="Arial" w:hAnsi="Arial" w:cs="Arial"/>
-          <w:b/>
-        </w:rPr>
-        <w:t>EXAGERADO</w:t>
-      </w:r>
-      <w:r>
-        <w:rPr>
-          <w:rFonts w:ascii="Arial" w:hAnsi="Arial" w:cs="Arial"/>
-        </w:rPr>
-        <w:t>, vedada qualquer restituição em dinheiro.</w:t>
-      </w:r>
-    </w:p>
-    <w:p>
-      <w:pPr>
-        <w:spacing w:line="240" w:lineRule="auto"/>
-        <w:jc w:val="both"/>
-        <w:rPr>
-          <w:rFonts w:ascii="Arial" w:hAnsi="Arial" w:cs="Arial"/>
-        </w:rPr>
-      </w:pPr>
-      <w:r>
-        <w:rPr>
-          <w:rFonts w:ascii="Arial" w:hAnsi="Arial" w:cs="Arial"/>
-        </w:rPr>
-        <w:t xml:space="preserve">3. </w:t>
-      </w:r>
-      <w:r>
-        <w:rPr>
-          <w:rFonts w:ascii="Arial" w:hAnsi="Arial" w:cs="Arial"/>
-        </w:rPr>
-        <w:t>O</w:t>
-      </w:r>
-      <w:r>
-        <w:rPr>
-          <w:rFonts w:ascii="Arial" w:hAnsi="Arial" w:cs="Arial"/>
-        </w:rPr>
-        <w:t xml:space="preserve"> </w:t>
-      </w:r>
-      <w:r>
-        <w:rPr>
-          <w:rFonts w:ascii="Arial" w:hAnsi="Arial" w:cs="Arial"/>
-          <w:b/>
-        </w:rPr>
-        <w:t>EXAGERADO</w:t>
-      </w:r>
-      <w:r>
-        <w:rPr>
-          <w:rFonts w:ascii="Arial" w:hAnsi="Arial" w:cs="Arial"/>
-        </w:rPr>
-        <w:t xml:space="preserve"> </w:t>
-      </w:r>
-      <w:r>
-        <w:rPr>
-          <w:rFonts w:ascii="Arial" w:hAnsi="Arial" w:cs="Arial"/>
-        </w:rPr>
-        <w:t xml:space="preserve">poderá, ainda, ajustar as condições logísticas do evento para atender a determinações legais ou operacionais decorrentes da situação de força maior, inclusive com alteração de datas, horários ou formato (presencial, híbrido ou digital), sem que isso gere qualquer obrigação de ressarcimento ao </w:t>
-      </w:r>
-      <w:r>
-        <w:rPr>
-          <w:rFonts w:ascii="Arial" w:hAnsi="Arial" w:cs="Arial"/>
-          <w:b/>
-        </w:rPr>
-        <w:t>EXPOSITOR</w:t>
-      </w:r>
-      <w:r>
-        <w:rPr>
-          <w:rFonts w:ascii="Arial" w:hAnsi="Arial" w:cs="Arial"/>
-        </w:rPr>
-        <w:t>.</w:t>
-      </w:r>
-    </w:p>
-    <w:p>
-      <w:pPr>
-        <w:spacing w:after="0" w:line="240" w:lineRule="auto"/>
-        <w:jc w:val="both"/>
-        <w:rPr>
-          <w:rFonts w:ascii="Arial" w:hAnsi="Arial" w:cs="Arial"/>
-        </w:rPr>
-      </w:pPr>
-    </w:p>
-    <w:p>
-      <w:pPr>
-        <w:spacing w:after="0" w:line="240" w:lineRule="auto"/>
-        <w:jc w:val="both"/>
-        <w:rPr>
-          <w:rFonts w:ascii="Arial" w:hAnsi="Arial" w:cs="Arial"/>
-          <w:b/>
-        </w:rPr>
-      </w:pPr>
-      <w:r>
-        <w:rPr>
-          <w:rFonts w:ascii="Arial" w:hAnsi="Arial" w:cs="Arial"/>
-          <w:b/>
-        </w:rPr>
-        <w:t>CLÁUSULA 3ª – DAS OBRIGAÇÕES CONCERNENTES À ORGANIZAÇÃO DO EVENTO</w:t>
-      </w:r>
-    </w:p>
-    <w:p>
-      <w:pPr>
-        <w:spacing w:after="0" w:line="240" w:lineRule="auto"/>
-        <w:jc w:val="both"/>
-        <w:rPr>
-          <w:rFonts w:ascii="Arial" w:hAnsi="Arial" w:cs="Arial"/>
-          <w:b/>
-        </w:rPr>
-      </w:pPr>
-    </w:p>
-    <w:p>
-      <w:pPr>
-        <w:spacing w:after="0" w:line="240" w:lineRule="auto"/>
-        <w:jc w:val="both"/>
-        <w:rPr>
-          <w:rFonts w:ascii="Arial" w:hAnsi="Arial" w:cs="Arial"/>
-        </w:rPr>
-      </w:pPr>
-      <w:r>
-        <w:rPr>
-          <w:rFonts w:ascii="Arial" w:hAnsi="Arial" w:cs="Arial"/>
-        </w:rPr>
-        <w:t>3.1. Colocar à</w:t>
-      </w:r>
-      <w:r>
-        <w:rPr>
-          <w:rFonts w:ascii="Arial" w:hAnsi="Arial" w:cs="Arial"/>
-        </w:rPr>
-        <w:t xml:space="preserve"> disposição do EXPOSITOR durante o período de realização, a área cedida ao mesmo, e conforme especificada em contrato de participação, observando-se o item 3.5</w:t>
-      </w:r>
-      <w:r>
-        <w:rPr>
-          <w:rFonts w:ascii="Arial" w:hAnsi="Arial" w:cs="Arial"/>
-        </w:rPr>
-        <w:t>.</w:t>
-      </w:r>
-    </w:p>
-    <w:p>
-      <w:pPr>
-        <w:spacing w:after="0" w:line="240" w:lineRule="auto"/>
-        <w:jc w:val="both"/>
-        <w:rPr>
-          <w:rFonts w:ascii="Arial" w:hAnsi="Arial" w:cs="Arial"/>
-        </w:rPr>
-      </w:pPr>
-    </w:p>
-    <w:p>
-      <w:pPr>
-        <w:spacing w:after="0" w:line="240" w:lineRule="auto"/>
-        <w:jc w:val="both"/>
-        <w:rPr>
-          <w:rFonts w:ascii="Arial" w:hAnsi="Arial" w:cs="Arial"/>
-        </w:rPr>
-      </w:pPr>
-      <w:r>
-        <w:rPr>
-          <w:rFonts w:ascii="Arial" w:hAnsi="Arial" w:cs="Arial"/>
-        </w:rPr>
-        <w:t>3.2</w:t>
-      </w:r>
-      <w:r>
-        <w:rPr>
-          <w:rFonts w:ascii="Arial" w:hAnsi="Arial" w:cs="Arial"/>
-        </w:rPr>
-        <w:t>.</w:t>
-      </w:r>
-      <w:r>
-        <w:rPr>
-          <w:rFonts w:ascii="Arial" w:hAnsi="Arial" w:cs="Arial"/>
-        </w:rPr>
-        <w:t xml:space="preserve"> Coordenar e manter a área em condições de funcionamento, observando-se o item 3.5.</w:t>
-      </w:r>
-    </w:p>
-    <w:p>
-      <w:pPr>
-        <w:spacing w:after="0" w:line="240" w:lineRule="auto"/>
-        <w:jc w:val="both"/>
-        <w:rPr>
-          <w:rFonts w:ascii="Arial" w:hAnsi="Arial" w:cs="Arial"/>
-        </w:rPr>
-      </w:pPr>
-    </w:p>
-    <w:p>
-      <w:pPr>
-        <w:spacing w:line="240" w:lineRule="auto"/>
-        <w:jc w:val="both"/>
-        <w:rPr>
-          <w:rFonts w:ascii="Arial" w:hAnsi="Arial" w:cs="Arial"/>
-        </w:rPr>
-      </w:pPr>
-      <w:r>
-        <w:rPr>
-          <w:rFonts w:ascii="Arial" w:hAnsi="Arial" w:cs="Arial"/>
-        </w:rPr>
-        <w:t>3.3</w:t>
-      </w:r>
-      <w:r>
-        <w:rPr>
-          <w:rFonts w:ascii="Arial" w:hAnsi="Arial" w:cs="Arial"/>
-        </w:rPr>
-        <w:t>.</w:t>
-      </w:r>
-      <w:r>
-        <w:rPr>
-          <w:rFonts w:ascii="Arial" w:hAnsi="Arial" w:cs="Arial"/>
-        </w:rPr>
-        <w:t xml:space="preserve"> Promover o EVENTO e gerir a manutenção e harmonia e integridade dos EXPOSITORES e público em geral, nas áreas comuns, não se responsabilizando, todavia, por perdas e danos dos produtos ou materiais dos EXPOSITORES, ou por atos destes empregados, contratados ou subcontratados, ou decorrentes de atos praticados por consumidores, público em geral, no interior de sua área. Esta obrigação não implica, ainda, em responsabilidade por roubos e desaparecimento de mercadorias e pertences nas lojas ou em seus estoques extras, sendo de responsabilidade de todos os EXPOSITORES sempre ter em boa guarda as mercadorias em exposição e a serem comercializadas.</w:t>
-      </w:r>
-    </w:p>
-    <w:p>
-      <w:pPr>
-        <w:jc w:val="both"/>
-        <w:rPr>
-          <w:rFonts w:ascii="Arial" w:hAnsi="Arial" w:cs="Arial"/>
-          <w:b/>
-          <w:color w:val="FF0000"/>
-        </w:rPr>
-      </w:pPr>
-      <w:r>
-        <w:rPr>
-          <w:rFonts w:ascii="Arial" w:hAnsi="Arial" w:cs="Arial"/>
-        </w:rPr>
-        <w:t>3.4</w:t>
-      </w:r>
-      <w:r>
-        <w:rPr>
-          <w:rFonts w:ascii="Arial" w:hAnsi="Arial" w:cs="Arial"/>
-        </w:rPr>
-        <w:t xml:space="preserve">. </w:t>
-      </w:r>
-      <w:r>
-        <w:rPr>
-          <w:rFonts w:ascii="Arial" w:hAnsi="Arial" w:cs="Arial"/>
-        </w:rPr>
-        <w:t>Produzir crachá ou outro material de identificação necessário à realização e segurança do EVENTO.</w:t>
-      </w:r>
-    </w:p>
-    <w:p>
-      <w:pPr>
-        <w:spacing w:line="240" w:lineRule="auto"/>
-        <w:jc w:val="both"/>
-        <w:rPr>
-          <w:rFonts w:ascii="Arial" w:hAnsi="Arial" w:cs="Arial"/>
-        </w:rPr>
-      </w:pPr>
-      <w:r>
-        <w:rPr>
-          <w:rFonts w:ascii="Arial" w:hAnsi="Arial" w:cs="Arial"/>
-        </w:rPr>
-        <w:t>3.5</w:t>
-      </w:r>
-      <w:r>
-        <w:rPr>
-          <w:rFonts w:ascii="Arial" w:hAnsi="Arial" w:cs="Arial"/>
-        </w:rPr>
-        <w:t xml:space="preserve">. </w:t>
-      </w:r>
-      <w:r>
-        <w:rPr>
-          <w:rFonts w:ascii="Arial" w:hAnsi="Arial" w:cs="Arial"/>
-        </w:rPr>
-        <w:t xml:space="preserve">O </w:t>
-      </w:r>
-      <w:r>
-        <w:rPr>
-          <w:rFonts w:ascii="Arial" w:hAnsi="Arial" w:cs="Arial"/>
-        </w:rPr>
-        <w:t>ORGANIZADOR</w:t>
-      </w:r>
-      <w:r>
-        <w:rPr>
-          <w:rFonts w:ascii="Arial" w:hAnsi="Arial" w:cs="Arial"/>
-        </w:rPr>
-        <w:t xml:space="preserve"> não se responsabiliza por fenômenos da natureza, paralisações que possam ocorrer e prejudicar a estrutura física e o funcionamento do evento, do local e de suas vendas, assim como a legitimidade dos produtos dos lojistas e a permissão das fábricas dos produtos que serão comercializados pelo EXPOSITOR. </w:t>
-      </w:r>
-    </w:p>
-    <w:p>
-      <w:pPr>
-        <w:spacing w:line="240" w:lineRule="auto"/>
-        <w:jc w:val="both"/>
-        <w:rPr>
-          <w:rFonts w:ascii="Arial" w:hAnsi="Arial" w:cs="Arial"/>
-        </w:rPr>
-      </w:pPr>
-      <w:r>
-        <w:rPr>
-          <w:rFonts w:ascii="Arial" w:hAnsi="Arial" w:cs="Arial"/>
-        </w:rPr>
-        <w:lastRenderedPageBreak/>
-        <w:t>3.6</w:t>
-      </w:r>
-      <w:r>
-        <w:rPr>
-          <w:rFonts w:ascii="Arial" w:hAnsi="Arial" w:cs="Arial"/>
-        </w:rPr>
-        <w:t>.</w:t>
-      </w:r>
-      <w:r>
-        <w:rPr>
-          <w:rFonts w:ascii="Arial" w:hAnsi="Arial" w:cs="Arial"/>
-        </w:rPr>
-        <w:t xml:space="preserve"> O Expositor se responsabiliza por todo e qualquer dano praticado em razão da não legitimidade ou da contestação pela fábrica e ou consumidores dos produtos comercializados no evento.</w:t>
-      </w:r>
-    </w:p>
-    <w:p>
-      <w:pPr>
-        <w:spacing w:after="0" w:line="240" w:lineRule="auto"/>
-        <w:jc w:val="both"/>
-        <w:rPr>
-          <w:rFonts w:ascii="Arial" w:hAnsi="Arial" w:cs="Arial"/>
-        </w:rPr>
-      </w:pPr>
-      <w:r>
-        <w:rPr>
-          <w:rFonts w:ascii="Arial" w:hAnsi="Arial" w:cs="Arial"/>
-        </w:rPr>
-        <w:t>3.7</w:t>
-      </w:r>
-      <w:r>
-        <w:rPr>
-          <w:rFonts w:ascii="Arial" w:hAnsi="Arial" w:cs="Arial"/>
-        </w:rPr>
-        <w:t xml:space="preserve">. </w:t>
-      </w:r>
-      <w:r>
-        <w:rPr>
-          <w:rFonts w:ascii="Arial" w:hAnsi="Arial" w:cs="Arial"/>
-        </w:rPr>
-        <w:t>O Organizador não se responsabiliza por quaisquer danos, de que natureza forem, em razão de caso fortuito, força maior ou ainda por atos derivados de quaisquer poderes da administração pública, inclusive decisões judiciais que reduzam ou inviabilizem o evento ou porventura tragam qualquer prejuízo aos Expositores.</w:t>
-      </w:r>
-    </w:p>
-    <w:p>
-      <w:pPr>
-        <w:spacing w:after="0" w:line="240" w:lineRule="auto"/>
-        <w:jc w:val="both"/>
-        <w:rPr>
-          <w:rFonts w:ascii="Arial" w:hAnsi="Arial" w:cs="Arial"/>
-        </w:rPr>
-      </w:pPr>
-      <w:r>
-        <w:rPr>
-          <w:rFonts w:ascii="Arial" w:hAnsi="Arial" w:cs="Arial"/>
-        </w:rPr>
-        <w:t xml:space="preserve"> </w:t>
-      </w:r>
-    </w:p>
-    <w:p>
-      <w:pPr>
-        <w:spacing w:after="0" w:line="240" w:lineRule="auto"/>
-        <w:jc w:val="both"/>
-        <w:rPr>
-          <w:rFonts w:ascii="Arial" w:hAnsi="Arial" w:cs="Arial"/>
-          <w:b/>
-        </w:rPr>
-      </w:pPr>
-      <w:r>
-        <w:rPr>
-          <w:rFonts w:ascii="Arial" w:hAnsi="Arial" w:cs="Arial"/>
-          <w:b/>
-        </w:rPr>
-        <w:t xml:space="preserve">CLÁUSULA 4º - </w:t>
-      </w:r>
-      <w:r>
-        <w:rPr>
-          <w:rFonts w:ascii="Arial" w:hAnsi="Arial" w:cs="Arial"/>
-          <w:b/>
-        </w:rPr>
-        <w:t xml:space="preserve">DAS OBRIGAÇÕES </w:t>
-      </w:r>
-      <w:r>
-        <w:rPr>
-          <w:rFonts w:ascii="Arial" w:hAnsi="Arial" w:cs="Arial"/>
-          <w:b/>
-        </w:rPr>
-        <w:t>DO EXPOSITOR</w:t>
-      </w:r>
-    </w:p>
-    <w:p>
-      <w:pPr>
-        <w:spacing w:after="0" w:line="240" w:lineRule="auto"/>
-        <w:jc w:val="both"/>
-        <w:rPr>
-          <w:rFonts w:ascii="Arial" w:hAnsi="Arial" w:cs="Arial"/>
-          <w:b/>
-        </w:rPr>
-      </w:pPr>
-    </w:p>
-    <w:p>
-      <w:pPr>
-        <w:spacing w:after="0" w:line="240" w:lineRule="auto"/>
-        <w:jc w:val="both"/>
-        <w:rPr>
-          <w:rFonts w:ascii="Arial" w:hAnsi="Arial" w:cs="Arial"/>
-        </w:rPr>
-      </w:pPr>
-      <w:r>
-        <w:rPr>
-          <w:rFonts w:ascii="Arial" w:hAnsi="Arial" w:cs="Arial"/>
-        </w:rPr>
-        <w:t>4.1</w:t>
-      </w:r>
-      <w:r>
-        <w:rPr>
-          <w:rFonts w:ascii="Arial" w:hAnsi="Arial" w:cs="Arial"/>
-        </w:rPr>
-        <w:t xml:space="preserve">. </w:t>
-      </w:r>
-      <w:r>
-        <w:rPr>
-          <w:rFonts w:ascii="Arial" w:hAnsi="Arial" w:cs="Arial"/>
-        </w:rPr>
-        <w:t>Ser responsável pelo controle e armazenagem de todo o material e produtos utilizados antes e durante o evento. A ORGANIZAÇÃO não se responsabiliza pelo controle de entrada e saída de peças dos expositores.</w:t>
-      </w:r>
-    </w:p>
-    <w:p>
-      <w:pPr>
-        <w:spacing w:after="0" w:line="240" w:lineRule="auto"/>
-        <w:jc w:val="both"/>
-        <w:rPr>
-          <w:rFonts w:ascii="Arial" w:hAnsi="Arial" w:cs="Arial"/>
-        </w:rPr>
-      </w:pPr>
-      <w:r>
-        <w:rPr>
-          <w:rFonts w:ascii="Arial" w:hAnsi="Arial" w:cs="Arial"/>
-        </w:rPr>
-        <w:t xml:space="preserve"> </w:t>
-      </w:r>
-    </w:p>
-    <w:p>
-      <w:pPr>
-        <w:spacing w:line="240" w:lineRule="auto"/>
-        <w:jc w:val="both"/>
-        <w:rPr>
-          <w:rFonts w:ascii="Arial" w:hAnsi="Arial" w:cs="Arial"/>
-        </w:rPr>
-      </w:pPr>
-      <w:r>
-        <w:rPr>
-          <w:rFonts w:ascii="Arial" w:hAnsi="Arial" w:cs="Arial"/>
-        </w:rPr>
-        <w:t>4.2</w:t>
-      </w:r>
-      <w:r>
-        <w:rPr>
-          <w:rFonts w:ascii="Arial" w:hAnsi="Arial" w:cs="Arial"/>
-        </w:rPr>
-        <w:t>.</w:t>
-      </w:r>
-      <w:r>
-        <w:rPr>
-          <w:rFonts w:ascii="Arial" w:hAnsi="Arial" w:cs="Arial"/>
-        </w:rPr>
-        <w:t xml:space="preserve"> Manter em seu espaço, durante o horário de funcionamento do evento, pessoal qualificado e capacitado para atender o público visitante,</w:t>
-      </w:r>
-      <w:r>
-        <w:rPr>
-          <w:rFonts w:ascii="Arial" w:hAnsi="Arial" w:cs="Arial"/>
-          <w:b/>
-          <w:color w:val="FF0000"/>
-        </w:rPr>
-        <w:t xml:space="preserve"> </w:t>
-      </w:r>
-      <w:r>
-        <w:rPr>
-          <w:rFonts w:ascii="Arial" w:hAnsi="Arial" w:cs="Arial"/>
-        </w:rPr>
-        <w:t>só utilizando o espaço externo ou áreas comuns para promoções ou divulgações mediante autorização prévia e expressa do ORGANIZADOR, não praticando abordagem direta nessas áreas e não utilizando recursos sonoros ou visuais em níveis que possam comprometer a harmonia e bom andamento do EVENTO.  O ORGANIZADOR, caso verifique a ocorrência de qualquer das irregularidades aqui relacionadas, poderá adotar as medidas que entender necessárias a cessar a irregularidade, inclusive, notificar e multar</w:t>
-      </w:r>
-      <w:r>
-        <w:rPr>
-          <w:rFonts w:ascii="Arial" w:hAnsi="Arial" w:cs="Arial"/>
-        </w:rPr>
-        <w:t>,</w:t>
-      </w:r>
-      <w:r>
-        <w:rPr>
-          <w:rFonts w:ascii="Arial" w:hAnsi="Arial" w:cs="Arial"/>
-        </w:rPr>
-        <w:t xml:space="preserve"> </w:t>
-      </w:r>
-      <w:r>
-        <w:rPr>
-          <w:rFonts w:ascii="Arial" w:hAnsi="Arial" w:cs="Arial"/>
-        </w:rPr>
-        <w:t>de forma não compensatória</w:t>
-      </w:r>
-      <w:r>
-        <w:rPr>
-          <w:rFonts w:ascii="Arial" w:hAnsi="Arial" w:cs="Arial"/>
-        </w:rPr>
-        <w:t xml:space="preserve"> o EXPOSITOR em valor equivalente a </w:t>
-      </w:r>
-      <w:r>
-        <w:rPr>
-          <w:rFonts w:ascii="Arial" w:hAnsi="Arial" w:cs="Arial"/>
-        </w:rPr>
-        <w:t>{{</w:t>
-      </w:r>
-      <w:r>
-        <w:rPr>
-          <w:rFonts w:ascii="Arial" w:hAnsi="Arial" w:cs="Arial"/>
-        </w:rPr>
-        <w:t>PENALIDADEIRREGULARIDADE</w:t>
-      </w:r>
-      <w:r>
-        <w:rPr>
-          <w:rFonts w:ascii="Arial" w:hAnsi="Arial" w:cs="Arial"/>
-        </w:rPr>
-        <w:t>}}</w:t>
-      </w:r>
-      <w:r>
-        <w:rPr>
-          <w:rFonts w:ascii="Arial" w:hAnsi="Arial" w:cs="Arial"/>
-        </w:rPr>
-        <w:t>.  Eventual reincidência do EXPOSITOR no cometimento da infração ensejará ao ORGANIZADOR a possibilidade de rescisão deste contrato, sem prejuízo da cumulação das multas.</w:t>
-      </w:r>
-    </w:p>
-    <w:p>
-      <w:pPr>
-        <w:spacing w:after="0" w:line="240" w:lineRule="auto"/>
-        <w:jc w:val="both"/>
-        <w:rPr>
-          <w:rFonts w:ascii="Arial" w:hAnsi="Arial" w:cs="Arial"/>
-        </w:rPr>
-      </w:pPr>
-      <w:r>
-        <w:rPr>
-          <w:rFonts w:ascii="Arial" w:hAnsi="Arial" w:cs="Arial"/>
-        </w:rPr>
-        <w:t xml:space="preserve">4.3. </w:t>
-      </w:r>
-      <w:r>
-        <w:rPr>
-          <w:rFonts w:ascii="Arial" w:hAnsi="Arial" w:cs="Arial"/>
-        </w:rPr>
-        <w:t xml:space="preserve">A ORGANIZAÇÃO DO EVENTO isenta-se de quaisquer responsabilidades decorrentes do não cumprimento das exigências necessárias, sejam de natureza fiscal, civil, comercial, criminal, trabalhista, fiscalização da Delegacia Regional do Trabalho, Receita Federal, Receita Estadual, inclusive em relação a mão de obra utilizada no evento, devendo o Expositor abster-se da contratação de menores para trabalharem no EVENTO, sob pena de multa </w:t>
-      </w:r>
-      <w:r>
-        <w:rPr>
-          <w:rFonts w:ascii="Arial" w:hAnsi="Arial" w:cs="Arial"/>
-        </w:rPr>
-        <w:t xml:space="preserve"> não compensatória </w:t>
-      </w:r>
-      <w:r>
-        <w:rPr>
-          <w:rFonts w:ascii="Arial" w:hAnsi="Arial" w:cs="Arial"/>
-        </w:rPr>
-        <w:t xml:space="preserve">em valor equivalente a </w:t>
-      </w:r>
-      <w:r>
-        <w:rPr>
-          <w:rFonts w:ascii="Arial" w:hAnsi="Arial" w:cs="Arial"/>
-        </w:rPr>
-        <w:t>{{</w:t>
-      </w:r>
-      <w:r>
-        <w:rPr>
-          <w:rFonts w:ascii="Arial" w:hAnsi="Arial" w:cs="Arial"/>
-        </w:rPr>
-        <w:t>PENALIDADECONTRATACAOMENOR</w:t>
-      </w:r>
-      <w:r>
-        <w:rPr>
-          <w:rFonts w:ascii="Arial" w:hAnsi="Arial" w:cs="Arial"/>
-        </w:rPr>
-        <w:t>}}</w:t>
-      </w:r>
-      <w:r>
-        <w:rPr>
-          <w:rFonts w:ascii="Arial" w:hAnsi="Arial" w:cs="Arial"/>
-        </w:rPr>
-        <w:t>, sem exclusão de outros prejuízos;</w:t>
-      </w:r>
-    </w:p>
-    <w:p>
-      <w:pPr>
-        <w:spacing w:after="0" w:line="240" w:lineRule="auto"/>
-        <w:jc w:val="both"/>
-        <w:rPr>
-          <w:rFonts w:ascii="Arial" w:hAnsi="Arial" w:cs="Arial"/>
-        </w:rPr>
-      </w:pPr>
-    </w:p>
-    <w:p>
-      <w:pPr>
-        <w:spacing w:after="0" w:line="240" w:lineRule="auto"/>
-        <w:jc w:val="both"/>
-        <w:rPr>
-          <w:rFonts w:ascii="Arial" w:hAnsi="Arial" w:cs="Arial"/>
-        </w:rPr>
-      </w:pPr>
-      <w:r>
-        <w:rPr>
-          <w:rFonts w:ascii="Arial" w:hAnsi="Arial" w:cs="Arial"/>
-        </w:rPr>
-        <w:t xml:space="preserve">4.4. </w:t>
-      </w:r>
-      <w:r>
-        <w:rPr>
-          <w:rFonts w:ascii="Arial" w:hAnsi="Arial" w:cs="Arial"/>
-        </w:rPr>
-        <w:t xml:space="preserve">O Expositor é responsável por quaisquer outras despesas relativas à montagem e desmontagem do seu espaço, ficando o Organizador isento de qualquer responsabilidade por esquecimento de algum item no local do evento após a desmontagem; </w:t>
-      </w:r>
-    </w:p>
-    <w:p>
-      <w:pPr>
-        <w:spacing w:after="0" w:line="240" w:lineRule="auto"/>
-        <w:jc w:val="both"/>
-        <w:rPr>
-          <w:rFonts w:ascii="Arial" w:hAnsi="Arial" w:cs="Arial"/>
-        </w:rPr>
-      </w:pPr>
-    </w:p>
-    <w:p>
-      <w:pPr>
-        <w:spacing w:after="0" w:line="240" w:lineRule="auto"/>
-        <w:jc w:val="both"/>
-        <w:rPr>
-          <w:rFonts w:ascii="Arial" w:hAnsi="Arial" w:cs="Arial"/>
-        </w:rPr>
-      </w:pPr>
-      <w:r>
-        <w:rPr>
-          <w:rFonts w:ascii="Arial" w:hAnsi="Arial" w:cs="Arial"/>
-        </w:rPr>
-        <w:t>4.5.</w:t>
-      </w:r>
-      <w:r>
-        <w:rPr>
-          <w:rFonts w:ascii="Arial" w:hAnsi="Arial" w:cs="Arial"/>
-        </w:rPr>
-        <w:t xml:space="preserve"> Não poderá tomar posse do seu espaço o Expositor que estiver em débito com a organização do evento, sem antes resolver tal pendência;</w:t>
-      </w:r>
-      <w:r>
-        <w:rPr>
-          <w:rFonts w:ascii="Arial" w:hAnsi="Arial" w:cs="Arial"/>
-        </w:rPr>
-        <w:t xml:space="preserve"> O</w:t>
-      </w:r>
-      <w:r>
-        <w:rPr>
-          <w:rFonts w:ascii="Arial" w:hAnsi="Arial" w:cs="Arial"/>
-        </w:rPr>
-        <w:t xml:space="preserve"> </w:t>
-      </w:r>
-      <w:r>
-        <w:rPr>
-          <w:rFonts w:ascii="Arial" w:hAnsi="Arial" w:cs="Arial"/>
-        </w:rPr>
-        <w:t>expositor</w:t>
-      </w:r>
-      <w:r>
-        <w:rPr>
-          <w:rFonts w:ascii="Arial" w:hAnsi="Arial" w:cs="Arial"/>
-        </w:rPr>
-        <w:t xml:space="preserve"> deverá proceder a </w:t>
-      </w:r>
-      <w:r>
-        <w:rPr>
-          <w:rFonts w:ascii="Arial" w:hAnsi="Arial" w:cs="Arial"/>
-          <w:b/>
-          <w:bCs/>
-        </w:rPr>
-        <w:t>Anotação de Responsabilidade</w:t>
-      </w:r>
-      <w:r>
-        <w:rPr>
-          <w:rFonts w:ascii="Arial" w:hAnsi="Arial" w:cs="Arial"/>
-          <w:b/>
-          <w:bCs/>
-        </w:rPr>
-        <w:t xml:space="preserve"> (ART)</w:t>
-      </w:r>
-      <w:r>
-        <w:rPr>
-          <w:rFonts w:ascii="Arial" w:hAnsi="Arial" w:cs="Arial"/>
-        </w:rPr>
-        <w:t xml:space="preserve"> e apresentá-la a organização do evento.</w:t>
-      </w:r>
-    </w:p>
-    <w:p>
-      <w:pPr>
-        <w:spacing w:after="0" w:line="240" w:lineRule="auto"/>
-        <w:jc w:val="both"/>
-        <w:rPr>
-          <w:rFonts w:ascii="Arial" w:hAnsi="Arial" w:cs="Arial"/>
-        </w:rPr>
-      </w:pPr>
-    </w:p>
-    <w:p>
-      <w:pPr>
-        <w:spacing w:after="0" w:line="240" w:lineRule="auto"/>
-        <w:jc w:val="both"/>
-        <w:rPr>
-          <w:rFonts w:ascii="Arial" w:hAnsi="Arial" w:cs="Arial"/>
-        </w:rPr>
-      </w:pPr>
-      <w:r>
-        <w:rPr>
-          <w:rFonts w:ascii="Arial" w:hAnsi="Arial" w:cs="Arial"/>
-        </w:rPr>
-        <w:t>4.6</w:t>
-      </w:r>
-      <w:r>
-        <w:rPr>
-          <w:rFonts w:ascii="Arial" w:hAnsi="Arial" w:cs="Arial"/>
-        </w:rPr>
-        <w:t>.</w:t>
-      </w:r>
-      <w:r>
-        <w:rPr>
-          <w:rFonts w:ascii="Arial" w:hAnsi="Arial" w:cs="Arial"/>
-        </w:rPr>
-        <w:t xml:space="preserve"> É de inteira responsabilidade do Expositor as vendas realizadas no seu espaço, assim como a operacionalização para o recebimento em dinheiro, cheques, cartão de crédito ou débito, ficando assim o Organizador do evento livre de quaisquer responsabilidades por cheques sem fundos ou problemas com operadoras de cartão, inclusive resultantes de caso fortuito ou força maior. Cabe exclusivamente ao Expositor diligenciar para obtenção das máquinas de cartão que pretende usar no seu estande. </w:t>
-      </w:r>
-    </w:p>
-    <w:p>
-      <w:pPr>
-        <w:spacing w:after="0" w:line="240" w:lineRule="auto"/>
-        <w:jc w:val="both"/>
-        <w:rPr>
-          <w:rFonts w:ascii="Arial" w:hAnsi="Arial" w:cs="Arial"/>
-        </w:rPr>
-      </w:pPr>
-    </w:p>
-    <w:p>
-      <w:pPr>
-        <w:spacing w:after="0" w:line="240" w:lineRule="auto"/>
-        <w:jc w:val="both"/>
-        <w:outlineLvl w:val="0"/>
-        <w:rPr>
-          <w:rFonts w:ascii="Arial" w:hAnsi="Arial" w:cs="Arial"/>
-        </w:rPr>
-      </w:pPr>
-      <w:r>
-        <w:rPr>
-          <w:rFonts w:ascii="Arial" w:hAnsi="Arial" w:cs="Arial"/>
-        </w:rPr>
-        <w:t>4.7</w:t>
-      </w:r>
-      <w:r>
-        <w:rPr>
-          <w:rFonts w:ascii="Arial" w:hAnsi="Arial" w:cs="Arial"/>
-        </w:rPr>
-        <w:t xml:space="preserve">. </w:t>
-      </w:r>
-      <w:r>
-        <w:rPr>
-          <w:rFonts w:ascii="Arial" w:hAnsi="Arial" w:cs="Arial"/>
-        </w:rPr>
-        <w:t xml:space="preserve">O Expositor será responsável pelos prejuízos causados por si próprio, seus prepostos ou funcionários, seus clientes, extravio, roubo ou danificação nas peças expostas, danos pessoais e materiais causados durante a montagem e/ou desmontagem do seu espaço e no decorrer do evento. </w:t>
-      </w:r>
-    </w:p>
-    <w:p>
-      <w:pPr>
-        <w:spacing w:after="0" w:line="240" w:lineRule="auto"/>
-        <w:jc w:val="both"/>
-        <w:outlineLvl w:val="0"/>
-        <w:rPr>
-          <w:rFonts w:ascii="Arial" w:hAnsi="Arial" w:cs="Arial"/>
-        </w:rPr>
-      </w:pPr>
-    </w:p>
-    <w:p>
-      <w:pPr>
-        <w:spacing w:after="0" w:line="240" w:lineRule="auto"/>
-        <w:jc w:val="both"/>
-        <w:rPr>
-          <w:rFonts w:ascii="Arial" w:hAnsi="Arial" w:cs="Arial"/>
-        </w:rPr>
-      </w:pPr>
-      <w:r>
-        <w:rPr>
-          <w:rFonts w:ascii="Arial" w:hAnsi="Arial" w:cs="Arial"/>
-        </w:rPr>
-        <w:t>4.8</w:t>
-      </w:r>
-      <w:r>
-        <w:rPr>
-          <w:rFonts w:ascii="Arial" w:hAnsi="Arial" w:cs="Arial"/>
-        </w:rPr>
-        <w:t>.</w:t>
-      </w:r>
-      <w:r>
-        <w:rPr>
-          <w:rFonts w:ascii="Arial" w:hAnsi="Arial" w:cs="Arial"/>
-        </w:rPr>
-        <w:t xml:space="preserve"> No caso de </w:t>
-      </w:r>
-      <w:r>
-        <w:rPr>
-          <w:rFonts w:ascii="Arial" w:hAnsi="Arial" w:cs="Arial"/>
-          <w:color w:val="000000" w:themeColor="text1"/>
-          <w:u w:val="single"/>
-        </w:rPr>
-        <w:t>conduta inadequada</w:t>
-      </w:r>
-      <w:r>
-        <w:rPr>
-          <w:rFonts w:ascii="Arial" w:hAnsi="Arial" w:cs="Arial"/>
-        </w:rPr>
-        <w:t xml:space="preserve">, tais como agressões verbais ou físicas, ou qualquer comportamento que descredencie o Expositor, seja em relação aos organizadores, aos colegas Expositores ou clientes, a Organização poderá </w:t>
-      </w:r>
-      <w:r>
-        <w:rPr>
-          <w:rFonts w:ascii="Arial" w:hAnsi="Arial" w:cs="Arial"/>
-          <w:b/>
-          <w:color w:val="000000" w:themeColor="text1"/>
-        </w:rPr>
-        <w:t>re</w:t>
-      </w:r>
-      <w:r>
-        <w:rPr>
-          <w:rFonts w:ascii="Arial" w:hAnsi="Arial" w:cs="Arial"/>
-          <w:b/>
-          <w:color w:val="000000" w:themeColor="text1"/>
-        </w:rPr>
-        <w:t>scindir</w:t>
-      </w:r>
-      <w:r>
-        <w:rPr>
-          <w:rFonts w:ascii="Arial" w:hAnsi="Arial" w:cs="Arial"/>
-          <w:b/>
-          <w:color w:val="000000" w:themeColor="text1"/>
-        </w:rPr>
-        <w:t xml:space="preserve"> seu contrato,</w:t>
-      </w:r>
-      <w:r>
-        <w:rPr>
-          <w:rFonts w:ascii="Arial" w:hAnsi="Arial" w:cs="Arial"/>
-        </w:rPr>
-        <w:t xml:space="preserve"> solicitando a sua retirada imediata, sem direito a receber o </w:t>
-      </w:r>
-      <w:r>
-        <w:rPr>
-          <w:rFonts w:ascii="Arial" w:hAnsi="Arial" w:cs="Arial"/>
-        </w:rPr>
-        <w:lastRenderedPageBreak/>
-        <w:t xml:space="preserve">valor pago pelo espaço e ainda sob pena de multa </w:t>
-      </w:r>
-      <w:r>
-        <w:rPr>
-          <w:rFonts w:ascii="Arial" w:hAnsi="Arial" w:cs="Arial"/>
-        </w:rPr>
-        <w:t>não compensatória</w:t>
-      </w:r>
-      <w:r>
-        <w:rPr>
-          <w:rFonts w:ascii="Arial" w:hAnsi="Arial" w:cs="Arial"/>
-        </w:rPr>
-        <w:t xml:space="preserve"> de </w:t>
-      </w:r>
-      <w:r>
-        <w:rPr>
-          <w:rFonts w:ascii="Arial" w:hAnsi="Arial" w:cs="Arial"/>
-        </w:rPr>
-        <w:t>{{</w:t>
-      </w:r>
-      <w:r>
-        <w:rPr>
-          <w:rFonts w:ascii="Arial" w:hAnsi="Arial" w:cs="Arial"/>
-        </w:rPr>
-        <w:t>PENALIDADERESCISAO</w:t>
-      </w:r>
-      <w:r>
-        <w:rPr>
-          <w:rFonts w:ascii="Arial" w:hAnsi="Arial" w:cs="Arial"/>
-        </w:rPr>
-        <w:t>}}</w:t>
-      </w:r>
-      <w:r>
-        <w:rPr>
-          <w:rFonts w:ascii="Arial" w:hAnsi="Arial" w:cs="Arial"/>
-        </w:rPr>
-        <w:t>, sem excluir demais prejuízos.</w:t>
-      </w:r>
-    </w:p>
-    <w:p>
-      <w:pPr>
-        <w:spacing w:after="0" w:line="240" w:lineRule="auto"/>
-        <w:jc w:val="both"/>
-        <w:rPr>
-          <w:rFonts w:ascii="Arial" w:hAnsi="Arial" w:cs="Arial"/>
-        </w:rPr>
-      </w:pPr>
-    </w:p>
-    <w:p>
-      <w:pPr>
-        <w:spacing w:after="0" w:line="240" w:lineRule="auto"/>
-        <w:jc w:val="both"/>
-        <w:rPr>
-          <w:rFonts w:ascii="Arial" w:hAnsi="Arial" w:cs="Arial"/>
-        </w:rPr>
-      </w:pPr>
-      <w:r>
-        <w:rPr>
-          <w:rFonts w:ascii="Arial" w:hAnsi="Arial" w:cs="Arial"/>
-        </w:rPr>
-        <w:t>4.9</w:t>
-      </w:r>
-      <w:r>
-        <w:rPr>
-          <w:rFonts w:ascii="Arial" w:hAnsi="Arial" w:cs="Arial"/>
-        </w:rPr>
-        <w:t xml:space="preserve">. </w:t>
-      </w:r>
-      <w:r>
-        <w:rPr>
-          <w:rFonts w:ascii="Arial" w:hAnsi="Arial" w:cs="Arial"/>
-        </w:rPr>
-        <w:t>Os contratos assinados até o dia</w:t>
-      </w:r>
-      <w:r>
-        <w:rPr>
-          <w:rFonts w:ascii="Arial" w:hAnsi="Arial" w:cs="Arial"/>
-        </w:rPr>
-        <w:t xml:space="preserve"> </w:t>
-      </w:r>
-      <w:r>
-        <w:rPr>
-          <w:rFonts w:ascii="Arial" w:hAnsi="Arial" w:cs="Arial"/>
-          <w:b/>
-        </w:rPr>
-        <w:t>{{</w:t>
-      </w:r>
-      <w:r>
-        <w:rPr>
-          <w:rFonts w:ascii="Arial" w:hAnsi="Arial" w:cs="Arial"/>
-          <w:b/>
-        </w:rPr>
-        <w:t>EXPOSITORDATALIMITEPAGAMENTO</w:t>
-      </w:r>
-      <w:r>
-        <w:rPr>
-          <w:rFonts w:ascii="Arial" w:hAnsi="Arial" w:cs="Arial"/>
-          <w:b/>
-        </w:rPr>
-        <w:t>}}</w:t>
-      </w:r>
-      <w:r>
-        <w:rPr>
-          <w:rFonts w:ascii="Arial" w:hAnsi="Arial" w:cs="Arial"/>
-        </w:rPr>
-        <w:t xml:space="preserve">, </w:t>
-      </w:r>
-      <w:r>
-        <w:rPr>
-          <w:rFonts w:ascii="Arial" w:hAnsi="Arial" w:cs="Arial"/>
-        </w:rPr>
-        <w:t>serão sinalizados no Mapa de Divulgação do evento, sendo impresso de acordo com a comunicação visual do evento. Os contratos assinados após essa data serão sinalizados somente no Mapa Digital, acessível por link e leitura de QR</w:t>
-      </w:r>
-      <w:r>
-        <w:rPr>
-          <w:rFonts w:ascii="Arial" w:hAnsi="Arial" w:cs="Arial"/>
-        </w:rPr>
-        <w:t xml:space="preserve"> </w:t>
-      </w:r>
-      <w:proofErr w:type="spellStart"/>
-      <w:r>
-        <w:rPr>
-          <w:rFonts w:ascii="Arial" w:hAnsi="Arial" w:cs="Arial"/>
         </w:rPr>
         <w:t>Code</w:t>
       </w:r>
-      <w:proofErr w:type="spellEnd"/>
       <w:r>
         <w:rPr>
           <w:rFonts w:ascii="Arial" w:hAnsi="Arial" w:cs="Arial"/>
@@ -8363,35 +10207,7 @@
         <w:rPr>
           <w:rFonts w:ascii="Arial" w:hAnsi="Arial" w:cs="Arial"/>
         </w:rPr>
-        <w:t xml:space="preserve">", todas e quaisquer informações e/ou dados de natureza confidencial (incluindo, sem limitação, os termos e condições deste instrumento e todos os segredos e/ou informações operacionais, patenteada ou não, de natureza técnica, operacional, econômica, de mercado, comercial, jurídica, contábil, societária, tributária, planos de negócios, invenções, processos e fórmulas, </w:t>
-      </w:r>
-      <w:proofErr w:type="spellStart"/>
-      <w:r>
-        <w:rPr>
-          <w:rFonts w:ascii="Arial" w:hAnsi="Arial" w:cs="Arial"/>
-        </w:rPr>
-        <w:t>know</w:t>
-      </w:r>
-      <w:proofErr w:type="spellEnd"/>
-      <w:r>
-        <w:rPr>
-          <w:rFonts w:ascii="Arial" w:hAnsi="Arial" w:cs="Arial"/>
-        </w:rPr>
-        <w:t xml:space="preserve"> </w:t>
-      </w:r>
-      <w:proofErr w:type="spellStart"/>
-      <w:r>
-        <w:rPr>
-          <w:rFonts w:ascii="Arial" w:hAnsi="Arial" w:cs="Arial"/>
-        </w:rPr>
-        <w:t>how</w:t>
-      </w:r>
-      <w:proofErr w:type="spellEnd"/>
-      <w:r>
-        <w:rPr>
-          <w:rFonts w:ascii="Arial" w:hAnsi="Arial" w:cs="Arial"/>
-        </w:rPr>
-        <w:t>, designs, algoritmos, projetos, protocolos de procedimento, esboços, fotografias, plantas, desenhos, conceitos de produtos, especificações, amostras, relatórios, ideias, nomes de clientes, vendedores e/ou distribuidoras, informações de preços, dentre outras, as informações orais e escritas, reveladas, colocadas à disposição, cujo acesso tenha sido permitido, transmitidas e/ou divulgadas a</w:t>
+        <w:t>", todas e quaisquer informações e/ou dados de natureza confidencial (incluindo, sem limitação, os termos e condições deste instrumento e todos os segredos e/ou informações operacionais, patenteada ou não, de natureza técnica, operacional, econômica, de mercado, comercial, jurídica, contábil, societária, tributária, planos de negócios, invenções, processos e fórmulas, know how, designs, algoritmos, projetos, protocolos de procedimento, esboços, fotografias, plantas, desenhos, conceitos de produtos, especificações, amostras, relatórios, ideias, nomes de clientes, vendedores e/ou distribuidoras, informações de preços, dentre outras, as informações orais e escritas, reveladas, colocadas à disposição, cujo acesso tenha sido permitido, transmitidas e/ou divulgadas a</w:t>
       </w:r>
       <w:r>
         <w:rPr>
@@ -8465,7 +10281,6 @@
         </w:rPr>
         <w:t>úblico, ou (ii) se tornaram conhecidas do público, em caráter geral, ap</w:t>
       </w:r>
-      <w:proofErr w:type="spellStart"/>
       <w:r>
         <w:rPr>
           <w:rFonts w:ascii="Arial" w:hAnsi="Arial" w:cs="Arial"/>
@@ -8473,7 +10288,6 @@
         </w:rPr>
         <w:t>ó</w:t>
       </w:r>
-      <w:proofErr w:type="spellEnd"/>
       <w:r>
         <w:rPr>
           <w:rFonts w:ascii="Arial" w:hAnsi="Arial" w:cs="Arial"/>
@@ -8488,7 +10302,6 @@
         </w:rPr>
         <w:t>blico ap</w:t>
       </w:r>
-      <w:proofErr w:type="spellStart"/>
       <w:r>
         <w:rPr>
           <w:rFonts w:ascii="Arial" w:hAnsi="Arial" w:cs="Arial"/>
@@ -8496,7 +10309,6 @@
         </w:rPr>
         <w:t>ó</w:t>
       </w:r>
-      <w:proofErr w:type="spellEnd"/>
       <w:r>
         <w:rPr>
           <w:rFonts w:ascii="Arial" w:hAnsi="Arial" w:cs="Arial"/>
@@ -10080,6 +11892,18 @@
   </w:num>
   <w:num w:numId="6" w16cid:durableId="318460075">
     <w:abstractNumId w:val="1"/>
+  </w:num>
+  <w:num w:numId="7" w16cid:durableId="298533078">
+    <w:abstractNumId w:val="4"/>
+    <w:lvlOverride w:ilvl="0"/>
+    <w:lvlOverride w:ilvl="1"/>
+    <w:lvlOverride w:ilvl="2"/>
+    <w:lvlOverride w:ilvl="3"/>
+    <w:lvlOverride w:ilvl="4"/>
+    <w:lvlOverride w:ilvl="5"/>
+    <w:lvlOverride w:ilvl="6"/>
+    <w:lvlOverride w:ilvl="7"/>
+    <w:lvlOverride w:ilvl="8"/>
   </w:num>
 </w:numbering>
 </file>
@@ -10533,7 +12357,6 @@
   <w:style w:type="character" w:default="1" w:styleId="Fontepargpadro">
     <w:name w:val="Default Paragraph Font"/>
     <w:uiPriority w:val="1"/>
-    <w:semiHidden/>
     <w:unhideWhenUsed/>
   </w:style>
   <w:style w:type="table" w:default="1" w:styleId="Tabelanormal">
@@ -11250,15 +13073,6 @@
 </file>
 
 <file path=customXml/item1.xml><?xml version="1.0" encoding="utf-8"?>
-<?mso-contentType ?>
-<FormTemplates xmlns="http://schemas.microsoft.com/sharepoint/v3/contenttype/forms">
-  <Display>DocumentLibraryForm</Display>
-  <Edit>DocumentLibraryForm</Edit>
-  <New>DocumentLibraryForm</New>
-</FormTemplates>
-</file>
-
-<file path=customXml/item2.xml><?xml version="1.0" encoding="utf-8"?>
 <p:properties xmlns:p="http://schemas.microsoft.com/office/2006/metadata/properties" xmlns:xsi="http://www.w3.org/2001/XMLSchema-instance" xmlns:pc="http://schemas.microsoft.com/office/infopath/2007/PartnerControls">
   <documentManagement>
     <lcf76f155ced4ddcb4097134ff3c332f xmlns="33654ad5-d282-4981-a8c8-a8822fbc35b9">
@@ -11273,11 +13087,16 @@
 </p:properties>
 </file>
 
-<file path=customXml/item3.xml><?xml version="1.0" encoding="utf-8"?>
-<b:Sources xmlns:b="http://schemas.openxmlformats.org/officeDocument/2006/bibliography" xmlns="http://schemas.openxmlformats.org/officeDocument/2006/bibliography" SelectedStyle="\APA.XSL" StyleName="APA"/>
+<file path=customXml/item2.xml><?xml version="1.0" encoding="utf-8"?>
+<?mso-contentType ?>
+<FormTemplates xmlns="http://schemas.microsoft.com/sharepoint/v3/contenttype/forms">
+  <Display>DocumentLibraryForm</Display>
+  <Edit>DocumentLibraryForm</Edit>
+  <New>DocumentLibraryForm</New>
+</FormTemplates>
 </file>
 
-<file path=customXml/item4.xml><?xml version="1.0" encoding="utf-8"?>
+<file path=customXml/item3.xml><?xml version="1.0" encoding="utf-8"?>
 <ct:contentTypeSchema xmlns:ct="http://schemas.microsoft.com/office/2006/metadata/contentType" xmlns:ma="http://schemas.microsoft.com/office/2006/metadata/properties/metaAttributes" ct:_="" ma:_="" ma:contentTypeName="Documento" ma:contentTypeID="0x010100D2300DB358EE5B46946C6B3EC032F97B" ma:contentTypeVersion="22" ma:contentTypeDescription="Crie um novo documento." ma:contentTypeScope="" ma:versionID="aa9ddffd00aed254b6aeb2f31970f58b">
   <xsd:schema xmlns:xsd="http://www.w3.org/2001/XMLSchema" xmlns:xs="http://www.w3.org/2001/XMLSchema" xmlns:p="http://schemas.microsoft.com/office/2006/metadata/properties" xmlns:ns2="33654ad5-d282-4981-a8c8-a8822fbc35b9" xmlns:ns3="b9048903-d8ec-4afd-ab52-583bd4eb6592" targetNamespace="http://schemas.microsoft.com/office/2006/metadata/properties" ma:root="true" ma:fieldsID="56313613a3112835b877611161f1947a" ns2:_="" ns3:_="">
     <xsd:import namespace="33654ad5-d282-4981-a8c8-a8822fbc35b9"/>
@@ -11556,15 +13375,11 @@
 </ct:contentTypeSchema>
 </file>
 
-<file path=customXml/itemProps1.xml><?xml version="1.0" encoding="utf-8"?>
-<ds:datastoreItem xmlns:ds="http://schemas.openxmlformats.org/officeDocument/2006/customXml" ds:itemID="{A8FDF9CD-DFE0-42B0-AA86-9CEEF4645DEB}">
-  <ds:schemaRefs>
-    <ds:schemaRef ds:uri="http://schemas.microsoft.com/sharepoint/v3/contenttype/forms"/>
-  </ds:schemaRefs>
-</ds:datastoreItem>
+<file path=customXml/item4.xml><?xml version="1.0" encoding="utf-8"?>
+<b:Sources xmlns:b="http://schemas.openxmlformats.org/officeDocument/2006/bibliography" xmlns="http://schemas.openxmlformats.org/officeDocument/2006/bibliography" SelectedStyle="\APA.XSL" StyleName="APA"/>
 </file>
 
-<file path=customXml/itemProps2.xml><?xml version="1.0" encoding="utf-8"?>
+<file path=customXml/itemProps1.xml><?xml version="1.0" encoding="utf-8"?>
 <ds:datastoreItem xmlns:ds="http://schemas.openxmlformats.org/officeDocument/2006/customXml" ds:itemID="{9D374E39-0C21-4940-9679-7C1E21D9F5E5}">
   <ds:schemaRefs>
     <ds:schemaRef ds:uri="http://schemas.microsoft.com/office/2006/metadata/properties"/>
@@ -11575,15 +13390,15 @@
 </ds:datastoreItem>
 </file>
 
-<file path=customXml/itemProps3.xml><?xml version="1.0" encoding="utf-8"?>
-<ds:datastoreItem xmlns:ds="http://schemas.openxmlformats.org/officeDocument/2006/customXml" ds:itemID="{2D9CA2EF-2A0F-4377-AA02-0725358BDBD9}">
+<file path=customXml/itemProps2.xml><?xml version="1.0" encoding="utf-8"?>
+<ds:datastoreItem xmlns:ds="http://schemas.openxmlformats.org/officeDocument/2006/customXml" ds:itemID="{A8FDF9CD-DFE0-42B0-AA86-9CEEF4645DEB}">
   <ds:schemaRefs>
-    <ds:schemaRef ds:uri="http://schemas.openxmlformats.org/officeDocument/2006/bibliography"/>
+    <ds:schemaRef ds:uri="http://schemas.microsoft.com/sharepoint/v3/contenttype/forms"/>
   </ds:schemaRefs>
 </ds:datastoreItem>
 </file>
 
-<file path=customXml/itemProps4.xml><?xml version="1.0" encoding="utf-8"?>
+<file path=customXml/itemProps3.xml><?xml version="1.0" encoding="utf-8"?>
 <ds:datastoreItem xmlns:ds="http://schemas.openxmlformats.org/officeDocument/2006/customXml" ds:itemID="{E6FF012C-7C4F-4460-A219-EB3BCDF974AC}">
   <ds:schemaRefs>
     <ds:schemaRef ds:uri="http://schemas.microsoft.com/office/2006/metadata/contentType"/>
@@ -11600,4 +13415,12 @@
     <ds:schemaRef ds:uri="http://schemas.microsoft.com/internal/obd"/>
   </ds:schemaRefs>
 </ds:datastoreItem>
+</file>
+
+<file path=customXml/itemProps4.xml><?xml version="1.0" encoding="utf-8"?>
+<ds:datastoreItem xmlns:ds="http://schemas.openxmlformats.org/officeDocument/2006/customXml" ds:itemID="{2D9CA2EF-2A0F-4377-AA02-0725358BDBD9}">
+  <ds:schemaRefs>
+    <ds:schemaRef ds:uri="http://schemas.openxmlformats.org/officeDocument/2006/bibliography"/>
+  </ds:schemaRefs>
+</ds:datastoreItem>
 </file>